--- a/Something something estimation.docx
+++ b/Something something estimation.docx
@@ -8,15 +8,7 @@
         <w:jc w:val="center"/>
       </w:pPr>
       <w:r>
-        <w:t xml:space="preserve">Something </w:t>
-      </w:r>
-      <w:proofErr w:type="spellStart"/>
-      <w:r>
-        <w:t>something</w:t>
-      </w:r>
-      <w:proofErr w:type="spellEnd"/>
-      <w:r>
-        <w:t xml:space="preserve"> estimation</w:t>
+        <w:t>Comparison of Statistical Orbit Estimation Methods under Model Uncertainty</w:t>
       </w:r>
     </w:p>
     <w:p>
@@ -28,7 +20,11 @@
         <w:t>Dylan D’Silva</w:t>
       </w:r>
     </w:p>
-    <w:p/>
+    <w:p>
+      <w:r>
+        <w:t xml:space="preserve">This project explores the implementation of several statistical methods for the purpose of orbit determination. </w:t>
+      </w:r>
+    </w:p>
     <w:sectPr>
       <w:pgSz w:w="12240" w:h="15840"/>
       <w:pgMar w:top="1440" w:right="1440" w:bottom="1440" w:left="1440" w:header="720" w:footer="720" w:gutter="0"/>
@@ -642,7 +638,6 @@
   <w:style w:type="character" w:default="1" w:styleId="DefaultParagraphFont">
     <w:name w:val="Default Paragraph Font"/>
     <w:uiPriority w:val="1"/>
-    <w:semiHidden/>
     <w:unhideWhenUsed/>
   </w:style>
   <w:style w:type="table" w:default="1" w:styleId="TableNormal">

--- a/Something something estimation.docx
+++ b/Something something estimation.docx
@@ -6,23 +6,597 @@
       <w:pPr>
         <w:pStyle w:val="Title"/>
         <w:jc w:val="center"/>
-      </w:pPr>
-      <w:r>
-        <w:t>Comparison of Statistical Orbit Estimation Methods under Model Uncertainty</w:t>
+        <w:rPr>
+          <w:color w:val="000000" w:themeColor="text1"/>
+          <w:sz w:val="28"/>
+          <w:szCs w:val="28"/>
+        </w:rPr>
+      </w:pPr>
+      <w:r>
+        <w:rPr>
+          <w:color w:val="000000" w:themeColor="text1"/>
+          <w:sz w:val="28"/>
+          <w:szCs w:val="28"/>
+        </w:rPr>
+        <w:t>Comparison of Statistical Orbit Estimation Methods</w:t>
       </w:r>
     </w:p>
     <w:p>
       <w:pPr>
         <w:pStyle w:val="Subtitle"/>
         <w:jc w:val="center"/>
-      </w:pPr>
-      <w:r>
+        <w:rPr>
+          <w:color w:val="000000" w:themeColor="text1"/>
+          <w:sz w:val="24"/>
+          <w:szCs w:val="24"/>
+        </w:rPr>
+      </w:pPr>
+      <w:r>
+        <w:rPr>
+          <w:color w:val="000000" w:themeColor="text1"/>
+          <w:sz w:val="24"/>
+          <w:szCs w:val="24"/>
+        </w:rPr>
         <w:t>Dylan D’Silva</w:t>
       </w:r>
     </w:p>
     <w:p>
-      <w:r>
-        <w:t xml:space="preserve">This project explores the implementation of several statistical methods for the purpose of orbit determination. </w:t>
+      <w:pPr>
+        <w:pStyle w:val="Heading1"/>
+        <w:rPr>
+          <w:sz w:val="28"/>
+          <w:szCs w:val="28"/>
+        </w:rPr>
+      </w:pPr>
+      <w:r>
+        <w:rPr>
+          <w:sz w:val="28"/>
+          <w:szCs w:val="28"/>
+        </w:rPr>
+        <w:t>Introduction</w:t>
+      </w:r>
+    </w:p>
+    <w:p>
+      <w:pPr>
+        <w:ind w:firstLine="720"/>
+        <w:jc w:val="both"/>
+      </w:pPr>
+      <w:r>
+        <w:t>This study implements and compares five estimation algorithms: batch least squares (BLS), recursive least squares with a forgetting factor (RLS-FF), Gauss leas</w:t>
+      </w:r>
+      <w:r>
+        <w:t>t</w:t>
+      </w:r>
+      <w:r>
+        <w:t xml:space="preserve"> squares differential correction (GLSDC), an extended Kalman filter (EKF), and an unscented Kalman filter (UKF). The five methods are applied to a single orbit determination problem and are divided into two estimator families with accuracy and robustness tradeoffs. The comparison examines how each respond to a poor initial guess, unmodeled dynamics, and variations in measurement density.</w:t>
+      </w:r>
+      <w:r>
+        <w:t xml:space="preserve"> </w:t>
+      </w:r>
+      <w:r>
+        <w:t xml:space="preserve">The objectives of this study were to </w:t>
+      </w:r>
+    </w:p>
+    <w:p>
+      <w:pPr>
+        <w:pStyle w:val="ListParagraph"/>
+        <w:numPr>
+          <w:ilvl w:val="0"/>
+          <w:numId w:val="2"/>
+        </w:numPr>
+        <w:jc w:val="both"/>
+      </w:pPr>
+      <w:r>
+        <w:t>Implement all five estimators on a common orbit estimation problem and measurement set</w:t>
+      </w:r>
+    </w:p>
+    <w:p>
+      <w:pPr>
+        <w:pStyle w:val="ListParagraph"/>
+        <w:numPr>
+          <w:ilvl w:val="0"/>
+          <w:numId w:val="2"/>
+        </w:numPr>
+        <w:jc w:val="both"/>
+      </w:pPr>
+      <w:r>
+        <w:t>Quantify their accuracy using trajectory root-mean-square error</w:t>
+      </w:r>
+    </w:p>
+    <w:p>
+      <w:pPr>
+        <w:pStyle w:val="ListParagraph"/>
+        <w:numPr>
+          <w:ilvl w:val="0"/>
+          <w:numId w:val="2"/>
+        </w:numPr>
+        <w:jc w:val="both"/>
+      </w:pPr>
+      <w:r>
+        <w:t xml:space="preserve">Characterize the convergence behavior and failure modes of each estimator </w:t>
+      </w:r>
+    </w:p>
+    <w:p>
+      <w:pPr>
+        <w:pStyle w:val="ListParagraph"/>
+        <w:numPr>
+          <w:ilvl w:val="0"/>
+          <w:numId w:val="2"/>
+        </w:numPr>
+        <w:jc w:val="both"/>
+      </w:pPr>
+      <w:r>
+        <w:t>Evaluate the use of batch methods to produce an initial estimate for sequential estimators to eliminate large error in transient responses.</w:t>
+      </w:r>
+    </w:p>
+    <w:p>
+      <w:pPr>
+        <w:ind w:firstLine="720"/>
+        <w:jc w:val="both"/>
+      </w:pPr>
+      <w:r>
+        <w:t xml:space="preserve">The problem is a classic ground-based orbit determination scenario. An observer at a ground station measures slant range, azimuth, and elevation to a spacecraft orbiting Earth. Each measurement is corrupted by zero-mean Gaussian noise. </w:t>
+      </w:r>
+      <w:r>
+        <w:t xml:space="preserve">From these measurements, each estimator must recover the spacecraft position and velocity. The satellite itself is propagated with a “truth” model including the J2 oblateness perturbation while each estimator assumes simple two-body dynamics. </w:t>
+      </w:r>
+    </w:p>
+    <w:p>
+      <w:pPr>
+        <w:ind w:firstLine="720"/>
+        <w:jc w:val="both"/>
+      </w:pPr>
+      <w:r>
+        <w:t xml:space="preserve">The five estimators fall into batch and sequential methods. The batch methods are represented by BLS and GLSDC. These methods use measurements to estimate the initial state and propagate it forward to reconstruct the trajectory. The sequential method are RLS-FF, EKF, and UKF. RLS-FF also estimates the initial state, while EKF and UKF instead estimate the full trajectory history, performing measurements online. </w:t>
+      </w:r>
+      <w:r>
+        <w:t>The batch and sequential distinctions determine how poor initial guesses are and model errors such as the J2 perturbation are handled.</w:t>
+      </w:r>
+    </w:p>
+    <w:p>
+      <w:pPr>
+        <w:pStyle w:val="Heading1"/>
+        <w:rPr>
+          <w:sz w:val="28"/>
+          <w:szCs w:val="28"/>
+        </w:rPr>
+      </w:pPr>
+      <w:r>
+        <w:rPr>
+          <w:sz w:val="28"/>
+          <w:szCs w:val="28"/>
+        </w:rPr>
+        <w:t>Problem</w:t>
+      </w:r>
+    </w:p>
+    <w:p>
+      <w:r>
+        <w:tab/>
+        <w:t>The spacecraft moves under the gravitational dynamics expressed in the equations of motion:</w:t>
+      </w:r>
+    </w:p>
+    <w:p>
+      <w:pPr>
+        <w:rPr>
+          <w:rFonts w:eastAsiaTheme="minorEastAsia"/>
+        </w:rPr>
+      </w:pPr>
+      <m:oMathPara>
+        <m:oMath>
+          <m:acc>
+            <m:accPr>
+              <m:chr m:val="̈"/>
+              <m:ctrlPr>
+                <w:rPr>
+                  <w:rFonts w:ascii="Cambria Math" w:hAnsi="Cambria Math"/>
+                  <w:b/>
+                  <w:bCs/>
+                  <w:i/>
+                </w:rPr>
+              </m:ctrlPr>
+            </m:accPr>
+            <m:e>
+              <m:r>
+                <m:rPr>
+                  <m:sty m:val="bi"/>
+                </m:rPr>
+                <w:rPr>
+                  <w:rFonts w:ascii="Cambria Math" w:hAnsi="Cambria Math"/>
+                </w:rPr>
+                <m:t>r</m:t>
+              </m:r>
+            </m:e>
+          </m:acc>
+          <m:r>
+            <w:rPr>
+              <w:rFonts w:ascii="Cambria Math" w:hAnsi="Cambria Math"/>
+            </w:rPr>
+            <m:t>=-</m:t>
+          </m:r>
+          <m:f>
+            <m:fPr>
+              <m:ctrlPr>
+                <w:rPr>
+                  <w:rFonts w:ascii="Cambria Math" w:hAnsi="Cambria Math"/>
+                  <w:i/>
+                </w:rPr>
+              </m:ctrlPr>
+            </m:fPr>
+            <m:num>
+              <m:r>
+                <w:rPr>
+                  <w:rFonts w:ascii="Cambria Math" w:hAnsi="Cambria Math"/>
+                </w:rPr>
+                <m:t>μ</m:t>
+              </m:r>
+            </m:num>
+            <m:den>
+              <m:sSup>
+                <m:sSupPr>
+                  <m:ctrlPr>
+                    <w:rPr>
+                      <w:rFonts w:ascii="Cambria Math" w:hAnsi="Cambria Math"/>
+                      <w:i/>
+                    </w:rPr>
+                  </m:ctrlPr>
+                </m:sSupPr>
+                <m:e>
+                  <m:r>
+                    <w:rPr>
+                      <w:rFonts w:ascii="Cambria Math" w:hAnsi="Cambria Math"/>
+                    </w:rPr>
+                    <m:t>r</m:t>
+                  </m:r>
+                </m:e>
+                <m:sup>
+                  <m:r>
+                    <w:rPr>
+                      <w:rFonts w:ascii="Cambria Math" w:hAnsi="Cambria Math"/>
+                    </w:rPr>
+                    <m:t>3</m:t>
+                  </m:r>
+                </m:sup>
+              </m:sSup>
+            </m:den>
+          </m:f>
+          <m:r>
+            <m:rPr>
+              <m:sty m:val="bi"/>
+            </m:rPr>
+            <w:rPr>
+              <w:rFonts w:ascii="Cambria Math" w:hAnsi="Cambria Math"/>
+            </w:rPr>
+            <m:t>r</m:t>
+          </m:r>
+          <m:r>
+            <w:rPr>
+              <w:rFonts w:ascii="Cambria Math" w:hAnsi="Cambria Math"/>
+            </w:rPr>
+            <m:t>+</m:t>
+          </m:r>
+          <m:sSub>
+            <m:sSubPr>
+              <m:ctrlPr>
+                <w:rPr>
+                  <w:rFonts w:ascii="Cambria Math" w:hAnsi="Cambria Math"/>
+                  <w:b/>
+                  <w:bCs/>
+                  <w:i/>
+                </w:rPr>
+              </m:ctrlPr>
+            </m:sSubPr>
+            <m:e>
+              <m:r>
+                <m:rPr>
+                  <m:sty m:val="bi"/>
+                </m:rPr>
+                <w:rPr>
+                  <w:rFonts w:ascii="Cambria Math" w:hAnsi="Cambria Math"/>
+                </w:rPr>
+                <m:t>a</m:t>
+              </m:r>
+              <m:ctrlPr>
+                <w:rPr>
+                  <w:rFonts w:ascii="Cambria Math" w:hAnsi="Cambria Math"/>
+                  <w:i/>
+                </w:rPr>
+              </m:ctrlPr>
+            </m:e>
+            <m:sub>
+              <m:r>
+                <w:rPr>
+                  <w:rFonts w:ascii="Cambria Math" w:hAnsi="Cambria Math"/>
+                </w:rPr>
+                <m:t>J2</m:t>
+              </m:r>
+            </m:sub>
+          </m:sSub>
+          <m:d>
+            <m:dPr>
+              <m:ctrlPr>
+                <w:rPr>
+                  <w:rFonts w:ascii="Cambria Math" w:hAnsi="Cambria Math"/>
+                  <w:b/>
+                  <w:bCs/>
+                  <w:i/>
+                </w:rPr>
+              </m:ctrlPr>
+            </m:dPr>
+            <m:e>
+              <m:r>
+                <m:rPr>
+                  <m:sty m:val="bi"/>
+                </m:rPr>
+                <w:rPr>
+                  <w:rFonts w:ascii="Cambria Math" w:hAnsi="Cambria Math"/>
+                </w:rPr>
+                <m:t>r</m:t>
+              </m:r>
+              <m:ctrlPr>
+                <w:rPr>
+                  <w:rFonts w:ascii="Cambria Math" w:hAnsi="Cambria Math"/>
+                  <w:i/>
+                </w:rPr>
+              </m:ctrlPr>
+            </m:e>
+          </m:d>
+        </m:oMath>
+      </m:oMathPara>
+    </w:p>
+    <w:p>
+      <w:pPr>
+        <w:rPr>
+          <w:rFonts w:eastAsiaTheme="minorEastAsia"/>
+        </w:rPr>
+      </w:pPr>
+      <w:r>
+        <w:rPr>
+          <w:rFonts w:eastAsiaTheme="minorEastAsia"/>
+        </w:rPr>
+        <w:t xml:space="preserve">Where </w:t>
+      </w:r>
+      <m:oMath>
+        <m:r>
+          <w:rPr>
+            <w:rFonts w:ascii="Cambria Math" w:eastAsiaTheme="minorEastAsia" w:hAnsi="Cambria Math"/>
+          </w:rPr>
+          <m:t>μ</m:t>
+        </m:r>
+      </m:oMath>
+      <w:r>
+        <w:rPr>
+          <w:rFonts w:eastAsiaTheme="minorEastAsia"/>
+        </w:rPr>
+        <w:t xml:space="preserve"> is Earth’s gravitational parameter and </w:t>
+      </w:r>
+      <m:oMath>
+        <m:sSub>
+          <m:sSubPr>
+            <m:ctrlPr>
+              <w:rPr>
+                <w:rFonts w:ascii="Cambria Math" w:eastAsiaTheme="minorEastAsia" w:hAnsi="Cambria Math"/>
+                <w:b/>
+                <w:bCs/>
+                <w:i/>
+              </w:rPr>
+            </m:ctrlPr>
+          </m:sSubPr>
+          <m:e>
+            <m:r>
+              <m:rPr>
+                <m:sty m:val="bi"/>
+              </m:rPr>
+              <w:rPr>
+                <w:rFonts w:ascii="Cambria Math" w:eastAsiaTheme="minorEastAsia" w:hAnsi="Cambria Math"/>
+              </w:rPr>
+              <m:t>a</m:t>
+            </m:r>
+          </m:e>
+          <m:sub>
+            <m:r>
+              <w:rPr>
+                <w:rFonts w:ascii="Cambria Math" w:eastAsiaTheme="minorEastAsia" w:hAnsi="Cambria Math"/>
+              </w:rPr>
+              <m:t>J2</m:t>
+            </m:r>
+          </m:sub>
+        </m:sSub>
+      </m:oMath>
+      <w:r>
+        <w:rPr>
+          <w:rFonts w:eastAsiaTheme="minorEastAsia"/>
+        </w:rPr>
+        <w:t xml:space="preserve"> is the acceleration due to Earth’s oblateness (the J2 term or Earth’s second zonal harmonic). Every estimator assumes purely two-body dynamics (</w:t>
+      </w:r>
+      <m:oMath>
+        <m:sSub>
+          <m:sSubPr>
+            <m:ctrlPr>
+              <w:rPr>
+                <w:rFonts w:ascii="Cambria Math" w:eastAsiaTheme="minorEastAsia" w:hAnsi="Cambria Math"/>
+                <w:b/>
+                <w:bCs/>
+                <w:i/>
+              </w:rPr>
+            </m:ctrlPr>
+          </m:sSubPr>
+          <m:e>
+            <m:r>
+              <m:rPr>
+                <m:sty m:val="bi"/>
+              </m:rPr>
+              <w:rPr>
+                <w:rFonts w:ascii="Cambria Math" w:eastAsiaTheme="minorEastAsia" w:hAnsi="Cambria Math"/>
+              </w:rPr>
+              <m:t>a</m:t>
+            </m:r>
+          </m:e>
+          <m:sub>
+            <m:r>
+              <w:rPr>
+                <w:rFonts w:ascii="Cambria Math" w:eastAsiaTheme="minorEastAsia" w:hAnsi="Cambria Math"/>
+              </w:rPr>
+              <m:t>J2</m:t>
+            </m:r>
+          </m:sub>
+        </m:sSub>
+        <m:r>
+          <m:rPr>
+            <m:sty m:val="bi"/>
+          </m:rPr>
+          <w:rPr>
+            <w:rFonts w:ascii="Cambria Math" w:eastAsiaTheme="minorEastAsia" w:hAnsi="Cambria Math"/>
+          </w:rPr>
+          <m:t>=</m:t>
+        </m:r>
+        <m:r>
+          <w:rPr>
+            <w:rFonts w:ascii="Cambria Math" w:eastAsiaTheme="minorEastAsia" w:hAnsi="Cambria Math"/>
+          </w:rPr>
+          <m:t>0</m:t>
+        </m:r>
+      </m:oMath>
+      <w:r>
+        <w:rPr>
+          <w:rFonts w:eastAsiaTheme="minorEastAsia"/>
+        </w:rPr>
+        <w:t>)</w:t>
+      </w:r>
+      <w:r>
+        <w:rPr>
+          <w:rFonts w:eastAsiaTheme="minorEastAsia"/>
+        </w:rPr>
+        <w:t>. This forces each estimator to contend with unmodeled physics</w:t>
+      </w:r>
+      <w:r>
+        <w:rPr>
+          <w:rFonts w:eastAsiaTheme="minorEastAsia"/>
+        </w:rPr>
+        <w:t xml:space="preserve">. </w:t>
+      </w:r>
+    </w:p>
+    <w:p>
+      <w:pPr>
+        <w:jc w:val="both"/>
+        <w:rPr>
+          <w:rFonts w:eastAsiaTheme="minorEastAsia"/>
+        </w:rPr>
+      </w:pPr>
+      <w:r>
+        <w:rPr>
+          <w:rFonts w:eastAsiaTheme="minorEastAsia"/>
+        </w:rPr>
+        <w:tab/>
+        <w:t xml:space="preserve">The observer is a ground station at fixed latitude whose local sidereal time advances with Earth’s rotation. At each measurement epoch, it records three range, azimuth, and elevation to the spacecraft. </w:t>
+      </w:r>
+      <w:r>
+        <w:rPr>
+          <w:rFonts w:eastAsiaTheme="minorEastAsia"/>
+        </w:rPr>
+        <w:t xml:space="preserve">These measurements are represented by rotations from the inertial range vector to the observer’s local ENU frame, from which the measurements follow. Each measurement experiences additive zero-mean Gaussian sensor noise characterized by </w:t>
+      </w:r>
+      <m:oMath>
+        <m:r>
+          <w:rPr>
+            <w:rFonts w:ascii="Cambria Math" w:eastAsiaTheme="minorEastAsia" w:hAnsi="Cambria Math"/>
+          </w:rPr>
+          <m:t xml:space="preserve">N(0, </m:t>
+        </m:r>
+        <m:d>
+          <m:dPr>
+            <m:begChr m:val="["/>
+            <m:endChr m:val="]"/>
+            <m:ctrlPr>
+              <w:rPr>
+                <w:rFonts w:ascii="Cambria Math" w:eastAsiaTheme="minorEastAsia" w:hAnsi="Cambria Math"/>
+                <w:i/>
+              </w:rPr>
+            </m:ctrlPr>
+          </m:dPr>
+          <m:e>
+            <m:r>
+              <w:rPr>
+                <w:rFonts w:ascii="Cambria Math" w:eastAsiaTheme="minorEastAsia" w:hAnsi="Cambria Math"/>
+              </w:rPr>
+              <m:t xml:space="preserve">1 </m:t>
+            </m:r>
+            <m:r>
+              <m:rPr>
+                <m:sty m:val="p"/>
+              </m:rPr>
+              <w:rPr>
+                <w:rFonts w:ascii="Cambria Math" w:eastAsiaTheme="minorEastAsia" w:hAnsi="Cambria Math"/>
+              </w:rPr>
+              <m:t>km</m:t>
+            </m:r>
+            <m:r>
+              <m:rPr>
+                <m:sty m:val="p"/>
+              </m:rPr>
+              <w:rPr>
+                <w:rFonts w:ascii="Cambria Math" w:eastAsiaTheme="minorEastAsia" w:hAnsi="Cambria Math"/>
+              </w:rPr>
+              <m:t>,  0.01°,  0.01°</m:t>
+            </m:r>
+          </m:e>
+        </m:d>
+        <m:r>
+          <w:rPr>
+            <w:rFonts w:ascii="Cambria Math" w:eastAsiaTheme="minorEastAsia" w:hAnsi="Cambria Math"/>
+          </w:rPr>
+          <m:t>)</m:t>
+        </m:r>
+      </m:oMath>
+      <w:r>
+        <w:rPr>
+          <w:rFonts w:eastAsiaTheme="minorEastAsia"/>
+        </w:rPr>
+        <w:t>. Measurements are taken at fixed intervals over a 10 minute arc.</w:t>
+      </w:r>
+    </w:p>
+    <w:p>
+      <w:pPr>
+        <w:jc w:val="both"/>
+        <w:rPr>
+          <w:rFonts w:eastAsiaTheme="minorEastAsia"/>
+        </w:rPr>
+      </w:pPr>
+      <w:r>
+        <w:rPr>
+          <w:rFonts w:eastAsiaTheme="minorEastAsia"/>
+        </w:rPr>
+        <w:tab/>
+        <w:t xml:space="preserve">All estimators are initialized from the same, deliberately poor initial guess. </w:t>
+      </w:r>
+      <w:r>
+        <w:rPr>
+          <w:rFonts w:eastAsiaTheme="minorEastAsia"/>
+        </w:rPr>
+        <w:t>Batch methods must converge from a starting point well outside the validity of linearization, and sequential methods must recover from a large transient response.</w:t>
+      </w:r>
+    </w:p>
+    <w:p>
+      <w:pPr>
+        <w:pStyle w:val="Heading1"/>
+      </w:pPr>
+      <w:r>
+        <w:t>Batch Estimates</w:t>
+      </w:r>
+    </w:p>
+    <w:p>
+      <w:pPr>
+        <w:pStyle w:val="Heading1"/>
+      </w:pPr>
+      <w:r>
+        <w:t>Sequential Estimates</w:t>
+      </w:r>
+    </w:p>
+    <w:p>
+      <w:pPr>
+        <w:pStyle w:val="Heading1"/>
+      </w:pPr>
+      <w:r>
+        <w:t>Conclusion</w:t>
       </w:r>
     </w:p>
     <w:sectPr>
@@ -33,6 +607,243 @@
     </w:sectPr>
   </w:body>
 </w:document>
+</file>
+
+<file path=word/numbering.xml><?xml version="1.0" encoding="utf-8"?>
+<w:numbering xmlns:wpc="http://schemas.microsoft.com/office/word/2010/wordprocessingCanvas" xmlns:cx="http://schemas.microsoft.com/office/drawing/2014/chartex" xmlns:cx1="http://schemas.microsoft.com/office/drawing/2015/9/8/chartex" xmlns:cx2="http://schemas.microsoft.com/office/drawing/2015/10/21/chartex" xmlns:cx3="http://schemas.microsoft.com/office/drawing/2016/5/9/chartex" xmlns:cx4="http://schemas.microsoft.com/office/drawing/2016/5/10/chartex" xmlns:cx5="http://schemas.microsoft.com/office/drawing/2016/5/11/chartex" xmlns:cx6="http://schemas.microsoft.com/office/drawing/2016/5/12/chartex" xmlns:cx7="http://schemas.microsoft.com/office/drawing/2016/5/13/chartex" xmlns:cx8="http://schemas.microsoft.com/office/drawing/2016/5/14/chartex" xmlns:mc="http://schemas.openxmlformats.org/markup-compatibility/2006" xmlns:aink="http://schemas.microsoft.com/office/drawing/2016/ink" xmlns:am3d="http://schemas.microsoft.com/office/drawing/2017/model3d" xmlns:o="urn:schemas-microsoft-com:office:office" xmlns:oel="http://schemas.microsoft.com/office/2019/extlst" xmlns:r="http://schemas.openxmlformats.org/officeDocument/2006/relationships" xmlns:m="http://schemas.openxmlformats.org/officeDocument/2006/math" xmlns:v="urn:schemas-microsoft-com:vml" xmlns:wp14="http://schemas.microsoft.com/office/word/2010/wordprocessingDrawing" xmlns:wp="http://schemas.openxmlformats.org/drawingml/2006/wordprocessingDrawing" xmlns:w10="urn:schemas-microsoft-com:office:word" xmlns:w="http://schemas.openxmlformats.org/wordprocessingml/2006/main" xmlns:w14="http://schemas.microsoft.com/office/word/2010/wordml" xmlns:w15="http://schemas.microsoft.com/office/word/2012/wordml" xmlns:w16cex="http://schemas.microsoft.com/office/word/2018/wordml/cex" xmlns:w16cid="http://schemas.microsoft.com/office/word/2016/wordml/cid" xmlns:w16="http://schemas.microsoft.com/office/word/2018/wordml" xmlns:w16du="http://schemas.microsoft.com/office/word/2023/wordml/word16du" xmlns:w16sdtdh="http://schemas.microsoft.com/office/word/2020/wordml/sdtdatahash" xmlns:w16sdtfl="http://schemas.microsoft.com/office/word/2024/wordml/sdtformatlock" xmlns:w16se="http://schemas.microsoft.com/office/word/2015/wordml/symex" xmlns:wpg="http://schemas.microsoft.com/office/word/2010/wordprocessingGroup" xmlns:wpi="http://schemas.microsoft.com/office/word/2010/wordprocessingInk" xmlns:wne="http://schemas.microsoft.com/office/word/2006/wordml" xmlns:wps="http://schemas.microsoft.com/office/word/2010/wordprocessingShape" mc:Ignorable="w14 w15 w16se w16cid w16 w16cex w16sdtdh w16sdtfl w16du wp14">
+  <w:abstractNum w:abstractNumId="0" w15:restartNumberingAfterBreak="0">
+    <w:nsid w:val="50267A10"/>
+    <w:multiLevelType w:val="hybridMultilevel"/>
+    <w:tmpl w:val="1A84B0C4"/>
+    <w:lvl w:ilvl="0" w:tplc="04090001">
+      <w:start w:val="1"/>
+      <w:numFmt w:val="bullet"/>
+      <w:lvlText w:val=""/>
+      <w:lvlJc w:val="left"/>
+      <w:pPr>
+        <w:ind w:left="1080" w:hanging="360"/>
+      </w:pPr>
+      <w:rPr>
+        <w:rFonts w:ascii="Symbol" w:hAnsi="Symbol" w:hint="default"/>
+      </w:rPr>
+    </w:lvl>
+    <w:lvl w:ilvl="1" w:tplc="04090003" w:tentative="1">
+      <w:start w:val="1"/>
+      <w:numFmt w:val="bullet"/>
+      <w:lvlText w:val="o"/>
+      <w:lvlJc w:val="left"/>
+      <w:pPr>
+        <w:ind w:left="1800" w:hanging="360"/>
+      </w:pPr>
+      <w:rPr>
+        <w:rFonts w:ascii="Courier New" w:hAnsi="Courier New" w:cs="Courier New" w:hint="default"/>
+      </w:rPr>
+    </w:lvl>
+    <w:lvl w:ilvl="2" w:tplc="04090005" w:tentative="1">
+      <w:start w:val="1"/>
+      <w:numFmt w:val="bullet"/>
+      <w:lvlText w:val=""/>
+      <w:lvlJc w:val="left"/>
+      <w:pPr>
+        <w:ind w:left="2520" w:hanging="360"/>
+      </w:pPr>
+      <w:rPr>
+        <w:rFonts w:ascii="Wingdings" w:hAnsi="Wingdings" w:hint="default"/>
+      </w:rPr>
+    </w:lvl>
+    <w:lvl w:ilvl="3" w:tplc="04090001" w:tentative="1">
+      <w:start w:val="1"/>
+      <w:numFmt w:val="bullet"/>
+      <w:lvlText w:val=""/>
+      <w:lvlJc w:val="left"/>
+      <w:pPr>
+        <w:ind w:left="3240" w:hanging="360"/>
+      </w:pPr>
+      <w:rPr>
+        <w:rFonts w:ascii="Symbol" w:hAnsi="Symbol" w:hint="default"/>
+      </w:rPr>
+    </w:lvl>
+    <w:lvl w:ilvl="4" w:tplc="04090003" w:tentative="1">
+      <w:start w:val="1"/>
+      <w:numFmt w:val="bullet"/>
+      <w:lvlText w:val="o"/>
+      <w:lvlJc w:val="left"/>
+      <w:pPr>
+        <w:ind w:left="3960" w:hanging="360"/>
+      </w:pPr>
+      <w:rPr>
+        <w:rFonts w:ascii="Courier New" w:hAnsi="Courier New" w:cs="Courier New" w:hint="default"/>
+      </w:rPr>
+    </w:lvl>
+    <w:lvl w:ilvl="5" w:tplc="04090005" w:tentative="1">
+      <w:start w:val="1"/>
+      <w:numFmt w:val="bullet"/>
+      <w:lvlText w:val=""/>
+      <w:lvlJc w:val="left"/>
+      <w:pPr>
+        <w:ind w:left="4680" w:hanging="360"/>
+      </w:pPr>
+      <w:rPr>
+        <w:rFonts w:ascii="Wingdings" w:hAnsi="Wingdings" w:hint="default"/>
+      </w:rPr>
+    </w:lvl>
+    <w:lvl w:ilvl="6" w:tplc="04090001" w:tentative="1">
+      <w:start w:val="1"/>
+      <w:numFmt w:val="bullet"/>
+      <w:lvlText w:val=""/>
+      <w:lvlJc w:val="left"/>
+      <w:pPr>
+        <w:ind w:left="5400" w:hanging="360"/>
+      </w:pPr>
+      <w:rPr>
+        <w:rFonts w:ascii="Symbol" w:hAnsi="Symbol" w:hint="default"/>
+      </w:rPr>
+    </w:lvl>
+    <w:lvl w:ilvl="7" w:tplc="04090003" w:tentative="1">
+      <w:start w:val="1"/>
+      <w:numFmt w:val="bullet"/>
+      <w:lvlText w:val="o"/>
+      <w:lvlJc w:val="left"/>
+      <w:pPr>
+        <w:ind w:left="6120" w:hanging="360"/>
+      </w:pPr>
+      <w:rPr>
+        <w:rFonts w:ascii="Courier New" w:hAnsi="Courier New" w:cs="Courier New" w:hint="default"/>
+      </w:rPr>
+    </w:lvl>
+    <w:lvl w:ilvl="8" w:tplc="04090005" w:tentative="1">
+      <w:start w:val="1"/>
+      <w:numFmt w:val="bullet"/>
+      <w:lvlText w:val=""/>
+      <w:lvlJc w:val="left"/>
+      <w:pPr>
+        <w:ind w:left="6840" w:hanging="360"/>
+      </w:pPr>
+      <w:rPr>
+        <w:rFonts w:ascii="Wingdings" w:hAnsi="Wingdings" w:hint="default"/>
+      </w:rPr>
+    </w:lvl>
+  </w:abstractNum>
+  <w:abstractNum w:abstractNumId="1" w15:restartNumberingAfterBreak="0">
+    <w:nsid w:val="71896380"/>
+    <w:multiLevelType w:val="hybridMultilevel"/>
+    <w:tmpl w:val="C23E4F5A"/>
+    <w:lvl w:ilvl="0" w:tplc="04090001">
+      <w:start w:val="1"/>
+      <w:numFmt w:val="bullet"/>
+      <w:lvlText w:val=""/>
+      <w:lvlJc w:val="left"/>
+      <w:pPr>
+        <w:ind w:left="360" w:hanging="360"/>
+      </w:pPr>
+      <w:rPr>
+        <w:rFonts w:ascii="Symbol" w:hAnsi="Symbol" w:hint="default"/>
+      </w:rPr>
+    </w:lvl>
+    <w:lvl w:ilvl="1" w:tplc="04090003" w:tentative="1">
+      <w:start w:val="1"/>
+      <w:numFmt w:val="bullet"/>
+      <w:lvlText w:val="o"/>
+      <w:lvlJc w:val="left"/>
+      <w:pPr>
+        <w:ind w:left="1080" w:hanging="360"/>
+      </w:pPr>
+      <w:rPr>
+        <w:rFonts w:ascii="Courier New" w:hAnsi="Courier New" w:cs="Courier New" w:hint="default"/>
+      </w:rPr>
+    </w:lvl>
+    <w:lvl w:ilvl="2" w:tplc="04090005" w:tentative="1">
+      <w:start w:val="1"/>
+      <w:numFmt w:val="bullet"/>
+      <w:lvlText w:val=""/>
+      <w:lvlJc w:val="left"/>
+      <w:pPr>
+        <w:ind w:left="1800" w:hanging="360"/>
+      </w:pPr>
+      <w:rPr>
+        <w:rFonts w:ascii="Wingdings" w:hAnsi="Wingdings" w:hint="default"/>
+      </w:rPr>
+    </w:lvl>
+    <w:lvl w:ilvl="3" w:tplc="04090001" w:tentative="1">
+      <w:start w:val="1"/>
+      <w:numFmt w:val="bullet"/>
+      <w:lvlText w:val=""/>
+      <w:lvlJc w:val="left"/>
+      <w:pPr>
+        <w:ind w:left="2520" w:hanging="360"/>
+      </w:pPr>
+      <w:rPr>
+        <w:rFonts w:ascii="Symbol" w:hAnsi="Symbol" w:hint="default"/>
+      </w:rPr>
+    </w:lvl>
+    <w:lvl w:ilvl="4" w:tplc="04090003" w:tentative="1">
+      <w:start w:val="1"/>
+      <w:numFmt w:val="bullet"/>
+      <w:lvlText w:val="o"/>
+      <w:lvlJc w:val="left"/>
+      <w:pPr>
+        <w:ind w:left="3240" w:hanging="360"/>
+      </w:pPr>
+      <w:rPr>
+        <w:rFonts w:ascii="Courier New" w:hAnsi="Courier New" w:cs="Courier New" w:hint="default"/>
+      </w:rPr>
+    </w:lvl>
+    <w:lvl w:ilvl="5" w:tplc="04090005" w:tentative="1">
+      <w:start w:val="1"/>
+      <w:numFmt w:val="bullet"/>
+      <w:lvlText w:val=""/>
+      <w:lvlJc w:val="left"/>
+      <w:pPr>
+        <w:ind w:left="3960" w:hanging="360"/>
+      </w:pPr>
+      <w:rPr>
+        <w:rFonts w:ascii="Wingdings" w:hAnsi="Wingdings" w:hint="default"/>
+      </w:rPr>
+    </w:lvl>
+    <w:lvl w:ilvl="6" w:tplc="04090001" w:tentative="1">
+      <w:start w:val="1"/>
+      <w:numFmt w:val="bullet"/>
+      <w:lvlText w:val=""/>
+      <w:lvlJc w:val="left"/>
+      <w:pPr>
+        <w:ind w:left="4680" w:hanging="360"/>
+      </w:pPr>
+      <w:rPr>
+        <w:rFonts w:ascii="Symbol" w:hAnsi="Symbol" w:hint="default"/>
+      </w:rPr>
+    </w:lvl>
+    <w:lvl w:ilvl="7" w:tplc="04090003" w:tentative="1">
+      <w:start w:val="1"/>
+      <w:numFmt w:val="bullet"/>
+      <w:lvlText w:val="o"/>
+      <w:lvlJc w:val="left"/>
+      <w:pPr>
+        <w:ind w:left="5400" w:hanging="360"/>
+      </w:pPr>
+      <w:rPr>
+        <w:rFonts w:ascii="Courier New" w:hAnsi="Courier New" w:cs="Courier New" w:hint="default"/>
+      </w:rPr>
+    </w:lvl>
+    <w:lvl w:ilvl="8" w:tplc="04090005" w:tentative="1">
+      <w:start w:val="1"/>
+      <w:numFmt w:val="bullet"/>
+      <w:lvlText w:val=""/>
+      <w:lvlJc w:val="left"/>
+      <w:pPr>
+        <w:ind w:left="6120" w:hanging="360"/>
+      </w:pPr>
+      <w:rPr>
+        <w:rFonts w:ascii="Wingdings" w:hAnsi="Wingdings" w:hint="default"/>
+      </w:rPr>
+    </w:lvl>
+  </w:abstractNum>
+  <w:num w:numId="1" w16cid:durableId="1787118822">
+    <w:abstractNumId w:val="1"/>
+  </w:num>
+  <w:num w:numId="2" w16cid:durableId="1695887394">
+    <w:abstractNumId w:val="0"/>
+  </w:num>
+</w:numbering>
 </file>
 
 <file path=word/styles.xml><?xml version="1.0" encoding="utf-8"?>
@@ -951,6 +1762,16 @@
       <w:spacing w:val="5"/>
     </w:rPr>
   </w:style>
+  <w:style w:type="character" w:styleId="PlaceholderText">
+    <w:name w:val="Placeholder Text"/>
+    <w:basedOn w:val="DefaultParagraphFont"/>
+    <w:uiPriority w:val="99"/>
+    <w:semiHidden/>
+    <w:rsid w:val="00581B47"/>
+    <w:rPr>
+      <w:color w:val="666666"/>
+    </w:rPr>
+  </w:style>
 </w:styles>
 </file>
 

--- a/Something something estimation.docx
+++ b/Something something estimation.docx
@@ -480,6 +480,8 @@
         <w:jc w:val="both"/>
         <w:rPr>
           <w:rFonts w:eastAsiaTheme="minorEastAsia"/>
+          <w:b/>
+          <w:bCs/>
         </w:rPr>
       </w:pPr>
       <w:r>
@@ -527,16 +529,7 @@
               <w:rPr>
                 <w:rFonts w:ascii="Cambria Math" w:eastAsiaTheme="minorEastAsia" w:hAnsi="Cambria Math"/>
               </w:rPr>
-              <m:t>km</m:t>
-            </m:r>
-            <m:r>
-              <m:rPr>
-                <m:sty m:val="p"/>
-              </m:rPr>
-              <w:rPr>
-                <w:rFonts w:ascii="Cambria Math" w:eastAsiaTheme="minorEastAsia" w:hAnsi="Cambria Math"/>
-              </w:rPr>
-              <m:t>,  0.01°,  0.01°</m:t>
+              <m:t>km,  0.01°,  0.01°</m:t>
             </m:r>
           </m:e>
         </m:d>
@@ -552,6 +545,20 @@
           <w:rFonts w:eastAsiaTheme="minorEastAsia"/>
         </w:rPr>
         <w:t>. Measurements are taken at fixed intervals over a 10 minute arc.</w:t>
+      </w:r>
+      <w:r>
+        <w:rPr>
+          <w:rFonts w:eastAsiaTheme="minorEastAsia"/>
+        </w:rPr>
+        <w:t xml:space="preserve"> </w:t>
+      </w:r>
+      <w:r>
+        <w:rPr>
+          <w:rFonts w:eastAsiaTheme="minorEastAsia"/>
+          <w:b/>
+          <w:bCs/>
+        </w:rPr>
+        <w:t xml:space="preserve">A TODO WILL BE TO FIX THE STATE, GUESS, Station accuracy and sample rate. THEN NEED TO CHANGE THE APPROPRIATE VALUES AND MATRICES. </w:t>
       </w:r>
     </w:p>
     <w:p>
@@ -1449,6 +1456,7 @@
   <w:style w:type="character" w:default="1" w:styleId="DefaultParagraphFont">
     <w:name w:val="Default Paragraph Font"/>
     <w:uiPriority w:val="1"/>
+    <w:semiHidden/>
     <w:unhideWhenUsed/>
   </w:style>
   <w:style w:type="table" w:default="1" w:styleId="TableNormal">

--- a/Something something estimation.docx
+++ b/Something something estimation.docx
@@ -147,7 +147,37 @@
         <w:jc w:val="both"/>
       </w:pPr>
       <w:r>
-        <w:t xml:space="preserve">The five estimators fall into batch and sequential methods. The batch methods are represented by BLS and GLSDC. These methods use measurements to estimate the initial state and propagate it forward to reconstruct the trajectory. The sequential method are RLS-FF, EKF, and UKF. RLS-FF also estimates the initial state, while EKF and UKF instead estimate the full trajectory history, performing measurements online. </w:t>
+        <w:t>The five estimators fall into batch and sequential methods. The batch methods are represented by BLS</w:t>
+      </w:r>
+      <w:r>
+        <w:t>, RLS-FF,</w:t>
+      </w:r>
+      <w:r>
+        <w:t xml:space="preserve"> and GLSDC. These methods use measurements to estimate the initial state and propagate it forward to reconstruct the trajectory. </w:t>
+      </w:r>
+      <w:r>
+        <w:t xml:space="preserve">While RLS-FF is a sequential method, it was used to compute an estimate for the satellite initial conditions. </w:t>
+      </w:r>
+      <w:r>
+        <w:t xml:space="preserve">The sequential </w:t>
+      </w:r>
+      <w:r>
+        <w:t>methods</w:t>
+      </w:r>
+      <w:r>
+        <w:t xml:space="preserve"> are</w:t>
+      </w:r>
+      <w:r>
+        <w:t xml:space="preserve"> </w:t>
+      </w:r>
+      <w:r>
+        <w:t>EKF</w:t>
+      </w:r>
+      <w:r>
+        <w:t xml:space="preserve"> </w:t>
+      </w:r>
+      <w:r>
+        <w:t xml:space="preserve">and UKF. </w:t>
       </w:r>
       <w:r>
         <w:t>The batch and sequential distinctions determine how poor initial guesses are and model errors such as the J2 perturbation are handled.</w:t>
@@ -353,6 +383,7 @@
         <w:rPr>
           <w:rFonts w:eastAsiaTheme="minorEastAsia"/>
         </w:rPr>
+        <w:lastRenderedPageBreak/>
         <w:t xml:space="preserve">Where </w:t>
       </w:r>
       <m:oMath>
@@ -580,22 +611,6 @@
           <w:rFonts w:eastAsiaTheme="minorEastAsia"/>
         </w:rPr>
         <w:t>Batch methods must converge from a starting point well outside the validity of linearization, and sequential methods must recover from a large transient response.</w:t>
-      </w:r>
-    </w:p>
-    <w:p>
-      <w:pPr>
-        <w:pStyle w:val="Heading1"/>
-      </w:pPr>
-      <w:r>
-        <w:t>Batch Estimates</w:t>
-      </w:r>
-    </w:p>
-    <w:p>
-      <w:pPr>
-        <w:pStyle w:val="Heading1"/>
-      </w:pPr>
-      <w:r>
-        <w:t>Sequential Estimates</w:t>
       </w:r>
     </w:p>
     <w:p>

--- a/Something something estimation.docx
+++ b/Something something estimation.docx
@@ -18,12 +18,21 @@
           <w:sz w:val="28"/>
           <w:szCs w:val="28"/>
         </w:rPr>
-        <w:t>Comparison of Statistical Orbit Estimation Methods</w:t>
+        <w:t xml:space="preserve">Comparison of Statistical Estimation </w:t>
+      </w:r>
+      <w:r>
+        <w:rPr>
+          <w:color w:val="000000" w:themeColor="text1"/>
+          <w:sz w:val="28"/>
+          <w:szCs w:val="28"/>
+        </w:rPr>
+        <w:t>Algorithms</w:t>
       </w:r>
     </w:p>
     <w:p>
       <w:pPr>
         <w:pStyle w:val="Subtitle"/>
+        <w:spacing w:after="0"/>
         <w:jc w:val="center"/>
         <w:rPr>
           <w:color w:val="000000" w:themeColor="text1"/>
@@ -62,19 +71,18 @@
         <w:jc w:val="both"/>
       </w:pPr>
       <w:r>
-        <w:t>This study implements and compares five estimation algorithms: batch least squares (BLS), recursive least squares with a forgetting factor (RLS-FF), Gauss leas</w:t>
-      </w:r>
-      <w:r>
-        <w:t>t</w:t>
-      </w:r>
-      <w:r>
-        <w:t xml:space="preserve"> squares differential correction (GLSDC), an extended Kalman filter (EKF), and an unscented Kalman filter (UKF). The five methods are applied to a single orbit determination problem and are divided into two estimator families with accuracy and robustness tradeoffs. The comparison examines how each respond to a poor initial guess, unmodeled dynamics, and variations in measurement density.</w:t>
-      </w:r>
-      <w:r>
-        <w:t xml:space="preserve"> </w:t>
-      </w:r>
-      <w:r>
-        <w:t xml:space="preserve">The objectives of this study were to </w:t>
+        <w:t xml:space="preserve">This study implements and compares five estimation algorithms applied to a common orbit determination problem: batch least squares (BLS), recursive least squares with a forgetting factor (RLS-FF), Gauss least squares differential correction (GLSDC), an extended Kalman filter (EKF), and an unscented Kalman filter (UKF). The comparison examines how each </w:t>
+      </w:r>
+      <w:proofErr w:type="gramStart"/>
+      <w:r>
+        <w:t>respond</w:t>
+      </w:r>
+      <w:r>
+        <w:t>s</w:t>
+      </w:r>
+      <w:proofErr w:type="gramEnd"/>
+      <w:r>
+        <w:t xml:space="preserve"> to a poor initial guess and to unmodeled dynamics. The objectives were to:</w:t>
       </w:r>
     </w:p>
     <w:p>
@@ -135,7 +143,16 @@
         <w:jc w:val="both"/>
       </w:pPr>
       <w:r>
-        <w:t xml:space="preserve">The problem is a classic ground-based orbit determination scenario. An observer at a ground station measures slant range, azimuth, and elevation to a spacecraft orbiting Earth. Each measurement is corrupted by zero-mean Gaussian noise. </w:t>
+        <w:t xml:space="preserve">The </w:t>
+      </w:r>
+      <w:r>
+        <w:t>setup</w:t>
+      </w:r>
+      <w:r>
+        <w:t xml:space="preserve"> </w:t>
+      </w:r>
+      <w:r>
+        <w:t xml:space="preserve">is a classic ground-based orbit determination scenario. An observer at a ground station measures slant range, azimuth, and elevation to a spacecraft orbiting Earth. Each measurement is corrupted by zero-mean Gaussian noise. </w:t>
       </w:r>
       <w:r>
         <w:t xml:space="preserve">From these measurements, each estimator must recover the spacecraft position and velocity. The satellite itself is propagated with a “truth” model including the J2 oblateness perturbation while each estimator assumes simple two-body dynamics. </w:t>
@@ -143,6 +160,7 @@
     </w:p>
     <w:p>
       <w:pPr>
+        <w:spacing w:after="0"/>
         <w:ind w:firstLine="720"/>
         <w:jc w:val="both"/>
       </w:pPr>
@@ -156,7 +174,25 @@
         <w:t xml:space="preserve"> and GLSDC. These methods use measurements to estimate the initial state and propagate it forward to reconstruct the trajectory. </w:t>
       </w:r>
       <w:r>
-        <w:t xml:space="preserve">While RLS-FF is a sequential method, it was used to compute an estimate for the satellite initial conditions. </w:t>
+        <w:t xml:space="preserve">While RLS-FF is a sequential method, it </w:t>
+      </w:r>
+      <w:r>
+        <w:t>is</w:t>
+      </w:r>
+      <w:r>
+        <w:t xml:space="preserve"> used</w:t>
+      </w:r>
+      <w:r>
+        <w:t xml:space="preserve"> here</w:t>
+      </w:r>
+      <w:r>
+        <w:t xml:space="preserve"> to compute an estimate for the satellite initial </w:t>
+      </w:r>
+      <w:r>
+        <w:t>state</w:t>
+      </w:r>
+      <w:r>
+        <w:t xml:space="preserve">. </w:t>
       </w:r>
       <w:r>
         <w:t xml:space="preserve">The sequential </w:t>
@@ -180,7 +216,10 @@
         <w:t xml:space="preserve">and UKF. </w:t>
       </w:r>
       <w:r>
-        <w:t>The batch and sequential distinctions determine how poor initial guesses are and model errors such as the J2 perturbation are handled.</w:t>
+        <w:t>This distinction determines how each category handles poor initial guesses and unmodeled dynamics</w:t>
+      </w:r>
+      <w:r>
+        <w:t>.</w:t>
       </w:r>
     </w:p>
     <w:p>
@@ -196,239 +235,58 @@
           <w:sz w:val="28"/>
           <w:szCs w:val="28"/>
         </w:rPr>
-        <w:t>Problem</w:t>
+        <w:t>Methodology and Implem</w:t>
+      </w:r>
+      <w:r>
+        <w:rPr>
+          <w:sz w:val="28"/>
+          <w:szCs w:val="28"/>
+        </w:rPr>
+        <w:t>e</w:t>
+      </w:r>
+      <w:r>
+        <w:rPr>
+          <w:sz w:val="28"/>
+          <w:szCs w:val="28"/>
+        </w:rPr>
+        <w:t>ntation</w:t>
       </w:r>
     </w:p>
     <w:p>
-      <w:r>
-        <w:tab/>
-        <w:t>The spacecraft moves under the gravitational dynamics expressed in the equations of motion:</w:t>
-      </w:r>
-    </w:p>
-    <w:p>
-      <w:pPr>
+      <w:pPr>
+        <w:ind w:firstLine="720"/>
+        <w:jc w:val="both"/>
         <w:rPr>
           <w:rFonts w:eastAsiaTheme="minorEastAsia"/>
         </w:rPr>
       </w:pPr>
-      <m:oMathPara>
-        <m:oMath>
-          <m:acc>
-            <m:accPr>
-              <m:chr m:val="̈"/>
-              <m:ctrlPr>
-                <w:rPr>
-                  <w:rFonts w:ascii="Cambria Math" w:hAnsi="Cambria Math"/>
-                  <w:b/>
-                  <w:bCs/>
-                  <w:i/>
-                </w:rPr>
-              </m:ctrlPr>
-            </m:accPr>
-            <m:e>
-              <m:r>
-                <m:rPr>
-                  <m:sty m:val="bi"/>
-                </m:rPr>
-                <w:rPr>
-                  <w:rFonts w:ascii="Cambria Math" w:hAnsi="Cambria Math"/>
-                </w:rPr>
-                <m:t>r</m:t>
-              </m:r>
-            </m:e>
-          </m:acc>
-          <m:r>
-            <w:rPr>
-              <w:rFonts w:ascii="Cambria Math" w:hAnsi="Cambria Math"/>
-            </w:rPr>
-            <m:t>=-</m:t>
-          </m:r>
-          <m:f>
-            <m:fPr>
-              <m:ctrlPr>
-                <w:rPr>
-                  <w:rFonts w:ascii="Cambria Math" w:hAnsi="Cambria Math"/>
-                  <w:i/>
-                </w:rPr>
-              </m:ctrlPr>
-            </m:fPr>
-            <m:num>
-              <m:r>
-                <w:rPr>
-                  <w:rFonts w:ascii="Cambria Math" w:hAnsi="Cambria Math"/>
-                </w:rPr>
-                <m:t>μ</m:t>
-              </m:r>
-            </m:num>
-            <m:den>
-              <m:sSup>
-                <m:sSupPr>
-                  <m:ctrlPr>
-                    <w:rPr>
-                      <w:rFonts w:ascii="Cambria Math" w:hAnsi="Cambria Math"/>
-                      <w:i/>
-                    </w:rPr>
-                  </m:ctrlPr>
-                </m:sSupPr>
-                <m:e>
-                  <m:r>
-                    <w:rPr>
-                      <w:rFonts w:ascii="Cambria Math" w:hAnsi="Cambria Math"/>
-                    </w:rPr>
-                    <m:t>r</m:t>
-                  </m:r>
-                </m:e>
-                <m:sup>
-                  <m:r>
-                    <w:rPr>
-                      <w:rFonts w:ascii="Cambria Math" w:hAnsi="Cambria Math"/>
-                    </w:rPr>
-                    <m:t>3</m:t>
-                  </m:r>
-                </m:sup>
-              </m:sSup>
-            </m:den>
-          </m:f>
-          <m:r>
-            <m:rPr>
-              <m:sty m:val="bi"/>
-            </m:rPr>
-            <w:rPr>
-              <w:rFonts w:ascii="Cambria Math" w:hAnsi="Cambria Math"/>
-            </w:rPr>
-            <m:t>r</m:t>
-          </m:r>
-          <m:r>
-            <w:rPr>
-              <w:rFonts w:ascii="Cambria Math" w:hAnsi="Cambria Math"/>
-            </w:rPr>
-            <m:t>+</m:t>
-          </m:r>
-          <m:sSub>
-            <m:sSubPr>
-              <m:ctrlPr>
-                <w:rPr>
-                  <w:rFonts w:ascii="Cambria Math" w:hAnsi="Cambria Math"/>
-                  <w:b/>
-                  <w:bCs/>
-                  <w:i/>
-                </w:rPr>
-              </m:ctrlPr>
-            </m:sSubPr>
-            <m:e>
-              <m:r>
-                <m:rPr>
-                  <m:sty m:val="bi"/>
-                </m:rPr>
-                <w:rPr>
-                  <w:rFonts w:ascii="Cambria Math" w:hAnsi="Cambria Math"/>
-                </w:rPr>
-                <m:t>a</m:t>
-              </m:r>
-              <m:ctrlPr>
-                <w:rPr>
-                  <w:rFonts w:ascii="Cambria Math" w:hAnsi="Cambria Math"/>
-                  <w:i/>
-                </w:rPr>
-              </m:ctrlPr>
-            </m:e>
-            <m:sub>
-              <m:r>
-                <w:rPr>
-                  <w:rFonts w:ascii="Cambria Math" w:hAnsi="Cambria Math"/>
-                </w:rPr>
-                <m:t>J2</m:t>
-              </m:r>
-            </m:sub>
-          </m:sSub>
-          <m:d>
-            <m:dPr>
-              <m:ctrlPr>
-                <w:rPr>
-                  <w:rFonts w:ascii="Cambria Math" w:hAnsi="Cambria Math"/>
-                  <w:b/>
-                  <w:bCs/>
-                  <w:i/>
-                </w:rPr>
-              </m:ctrlPr>
-            </m:dPr>
-            <m:e>
-              <m:r>
-                <m:rPr>
-                  <m:sty m:val="bi"/>
-                </m:rPr>
-                <w:rPr>
-                  <w:rFonts w:ascii="Cambria Math" w:hAnsi="Cambria Math"/>
-                </w:rPr>
-                <m:t>r</m:t>
-              </m:r>
-              <m:ctrlPr>
-                <w:rPr>
-                  <w:rFonts w:ascii="Cambria Math" w:hAnsi="Cambria Math"/>
-                  <w:i/>
-                </w:rPr>
-              </m:ctrlPr>
-            </m:e>
-          </m:d>
-        </m:oMath>
-      </m:oMathPara>
-    </w:p>
-    <w:p>
-      <w:pPr>
-        <w:rPr>
-          <w:rFonts w:eastAsiaTheme="minorEastAsia"/>
-        </w:rPr>
-      </w:pPr>
-      <w:r>
-        <w:rPr>
-          <w:rFonts w:eastAsiaTheme="minorEastAsia"/>
-        </w:rPr>
-        <w:lastRenderedPageBreak/>
-        <w:t xml:space="preserve">Where </w:t>
-      </w:r>
-      <m:oMath>
-        <m:r>
-          <w:rPr>
-            <w:rFonts w:ascii="Cambria Math" w:eastAsiaTheme="minorEastAsia" w:hAnsi="Cambria Math"/>
-          </w:rPr>
-          <m:t>μ</m:t>
-        </m:r>
-      </m:oMath>
-      <w:r>
-        <w:rPr>
-          <w:rFonts w:eastAsiaTheme="minorEastAsia"/>
-        </w:rPr>
-        <w:t xml:space="preserve"> is Earth’s gravitational parameter and </w:t>
+      <w:r>
+        <w:t xml:space="preserve">The spacecraft dynamics included simple two-body equations and a perturbation from the </w:t>
       </w:r>
       <m:oMath>
         <m:sSub>
           <m:sSubPr>
             <m:ctrlPr>
               <w:rPr>
-                <w:rFonts w:ascii="Cambria Math" w:eastAsiaTheme="minorEastAsia" w:hAnsi="Cambria Math"/>
-                <w:b/>
-                <w:bCs/>
+                <w:rFonts w:ascii="Cambria Math" w:hAnsi="Cambria Math"/>
                 <w:i/>
               </w:rPr>
             </m:ctrlPr>
           </m:sSubPr>
           <m:e>
             <m:r>
-              <m:rPr>
-                <m:sty m:val="bi"/>
-              </m:rPr>
               <w:rPr>
-                <w:rFonts w:ascii="Cambria Math" w:eastAsiaTheme="minorEastAsia" w:hAnsi="Cambria Math"/>
+                <w:rFonts w:ascii="Cambria Math" w:hAnsi="Cambria Math"/>
               </w:rPr>
-              <m:t>a</m:t>
+              <m:t>J</m:t>
             </m:r>
           </m:e>
           <m:sub>
             <m:r>
               <w:rPr>
-                <w:rFonts w:ascii="Cambria Math" w:eastAsiaTheme="minorEastAsia" w:hAnsi="Cambria Math"/>
+                <w:rFonts w:ascii="Cambria Math" w:hAnsi="Cambria Math"/>
               </w:rPr>
-              <m:t>J2</m:t>
+              <m:t>2</m:t>
             </m:r>
           </m:sub>
         </m:sSub>
@@ -437,163 +295,933 @@
         <w:rPr>
           <w:rFonts w:eastAsiaTheme="minorEastAsia"/>
         </w:rPr>
-        <w:t xml:space="preserve"> is the acceleration due to Earth’s oblateness (the J2 term or Earth’s second zonal harmonic). Every estimator assumes purely two-body dynamics (</w:t>
-      </w:r>
-      <m:oMath>
-        <m:sSub>
-          <m:sSubPr>
-            <m:ctrlPr>
-              <w:rPr>
-                <w:rFonts w:ascii="Cambria Math" w:eastAsiaTheme="minorEastAsia" w:hAnsi="Cambria Math"/>
-                <w:b/>
-                <w:bCs/>
-                <w:i/>
-              </w:rPr>
-            </m:ctrlPr>
-          </m:sSubPr>
-          <m:e>
-            <m:r>
-              <m:rPr>
-                <m:sty m:val="bi"/>
-              </m:rPr>
-              <w:rPr>
-                <w:rFonts w:ascii="Cambria Math" w:eastAsiaTheme="minorEastAsia" w:hAnsi="Cambria Math"/>
-              </w:rPr>
-              <m:t>a</m:t>
-            </m:r>
-          </m:e>
-          <m:sub>
-            <m:r>
-              <w:rPr>
-                <w:rFonts w:ascii="Cambria Math" w:eastAsiaTheme="minorEastAsia" w:hAnsi="Cambria Math"/>
-              </w:rPr>
-              <m:t>J2</m:t>
-            </m:r>
-          </m:sub>
-        </m:sSub>
-        <m:r>
-          <m:rPr>
-            <m:sty m:val="bi"/>
-          </m:rPr>
-          <w:rPr>
-            <w:rFonts w:ascii="Cambria Math" w:eastAsiaTheme="minorEastAsia" w:hAnsi="Cambria Math"/>
-          </w:rPr>
-          <m:t>=</m:t>
-        </m:r>
-        <m:r>
-          <w:rPr>
-            <w:rFonts w:ascii="Cambria Math" w:eastAsiaTheme="minorEastAsia" w:hAnsi="Cambria Math"/>
-          </w:rPr>
-          <m:t>0</m:t>
-        </m:r>
-      </m:oMath>
+        <w:t xml:space="preserve"> zonal harmonic.</w:t>
+      </w:r>
       <w:r>
         <w:rPr>
           <w:rFonts w:eastAsiaTheme="minorEastAsia"/>
         </w:rPr>
-        <w:t>)</w:t>
-      </w:r>
-      <w:r>
-        <w:rPr>
-          <w:rFonts w:eastAsiaTheme="minorEastAsia"/>
-        </w:rPr>
-        <w:t>. This forces each estimator to contend with unmodeled physics</w:t>
-      </w:r>
-      <w:r>
-        <w:rPr>
-          <w:rFonts w:eastAsiaTheme="minorEastAsia"/>
-        </w:rPr>
-        <w:t xml:space="preserve">. </w:t>
-      </w:r>
-    </w:p>
-    <w:p>
-      <w:pPr>
-        <w:jc w:val="both"/>
-        <w:rPr>
-          <w:rFonts w:eastAsiaTheme="minorEastAsia"/>
-          <w:b/>
-          <w:bCs/>
-        </w:rPr>
-      </w:pPr>
-      <w:r>
-        <w:rPr>
-          <w:rFonts w:eastAsiaTheme="minorEastAsia"/>
-        </w:rPr>
-        <w:tab/>
-        <w:t xml:space="preserve">The observer is a ground station at fixed latitude whose local sidereal time advances with Earth’s rotation. At each measurement epoch, it records three range, azimuth, and elevation to the spacecraft. </w:t>
-      </w:r>
-      <w:r>
-        <w:rPr>
-          <w:rFonts w:eastAsiaTheme="minorEastAsia"/>
-        </w:rPr>
-        <w:t xml:space="preserve">These measurements are represented by rotations from the inertial range vector to the observer’s local ENU frame, from which the measurements follow. Each measurement experiences additive zero-mean Gaussian sensor noise characterized by </w:t>
+        <w:t xml:space="preserve"> </w:t>
+      </w:r>
+      <w:r>
+        <w:t>All five estimators share a common measurement model and</w:t>
+      </w:r>
+      <w:r>
+        <w:t xml:space="preserve"> purely two-body equations of motion</w:t>
+      </w:r>
+      <w:r>
+        <w:t xml:space="preserve">. They propagate the state transition matrix alongside the state when required. The measurement model rotates the </w:t>
+      </w:r>
+      <w:r>
+        <w:t>inertial</w:t>
+      </w:r>
+      <w:r>
+        <w:t xml:space="preserve"> range vector into the </w:t>
+      </w:r>
+      <w:r>
+        <w:t>observer’s</w:t>
+      </w:r>
+      <w:r>
+        <w:t xml:space="preserve"> local</w:t>
+      </w:r>
+      <w:r>
+        <w:t xml:space="preserve"> ENU frame and extracts range, azimuth, and elevation. </w:t>
+      </w:r>
+      <w:r>
+        <w:t xml:space="preserve">Ground station </w:t>
+      </w:r>
+      <w:r>
+        <w:lastRenderedPageBreak/>
+        <w:t>measurements were</w:t>
+      </w:r>
+      <w:r>
+        <w:t xml:space="preserve"> corrupted by zero-mean Gaussian noise. </w:t>
+      </w:r>
+      <w:r>
+        <w:t xml:space="preserve">Parameters shared by the </w:t>
+      </w:r>
+      <w:r>
+        <w:t xml:space="preserve">estimators are shown in </w:t>
+      </w:r>
+      <w:r>
+        <w:fldChar w:fldCharType="begin"/>
+      </w:r>
+      <w:r>
+        <w:instrText xml:space="preserve"> REF _Ref229692502 \h  \* MERGEFORMAT </w:instrText>
+      </w:r>
+      <w:r>
+        <w:fldChar w:fldCharType="separate"/>
+      </w:r>
+      <w:r>
+        <w:t xml:space="preserve">Table </w:t>
+      </w:r>
+      <w:r>
+        <w:rPr>
+          <w:noProof/>
+        </w:rPr>
+        <w:t>1</w:t>
+      </w:r>
+      <w:r>
+        <w:fldChar w:fldCharType="end"/>
+      </w:r>
+      <w:r>
+        <w:t>.</w:t>
+      </w:r>
+      <w:r>
+        <w:t xml:space="preserve"> </w:t>
+      </w:r>
+      <w:r>
+        <w:t xml:space="preserve">The analytic Jacobian of the measurement model, </w:t>
       </w:r>
       <m:oMath>
         <m:r>
           <w:rPr>
-            <w:rFonts w:ascii="Cambria Math" w:eastAsiaTheme="minorEastAsia" w:hAnsi="Cambria Math"/>
+            <w:rFonts w:ascii="Cambria Math" w:hAnsi="Cambria Math"/>
           </w:rPr>
-          <m:t xml:space="preserve">N(0, </m:t>
-        </m:r>
-        <m:d>
-          <m:dPr>
-            <m:begChr m:val="["/>
-            <m:endChr m:val="]"/>
-            <m:ctrlPr>
-              <w:rPr>
-                <w:rFonts w:ascii="Cambria Math" w:eastAsiaTheme="minorEastAsia" w:hAnsi="Cambria Math"/>
-                <w:i/>
-              </w:rPr>
-            </m:ctrlPr>
-          </m:dPr>
-          <m:e>
-            <m:r>
-              <w:rPr>
-                <w:rFonts w:ascii="Cambria Math" w:eastAsiaTheme="minorEastAsia" w:hAnsi="Cambria Math"/>
-              </w:rPr>
-              <m:t xml:space="preserve">1 </m:t>
-            </m:r>
-            <m:r>
-              <m:rPr>
-                <m:sty m:val="p"/>
-              </m:rPr>
-              <w:rPr>
-                <w:rFonts w:ascii="Cambria Math" w:eastAsiaTheme="minorEastAsia" w:hAnsi="Cambria Math"/>
-              </w:rPr>
-              <m:t>km,  0.01°,  0.01°</m:t>
-            </m:r>
-          </m:e>
-        </m:d>
-        <m:r>
-          <w:rPr>
-            <w:rFonts w:ascii="Cambria Math" w:eastAsiaTheme="minorEastAsia" w:hAnsi="Cambria Math"/>
-          </w:rPr>
-          <m:t>)</m:t>
+          <m:t>H</m:t>
         </m:r>
       </m:oMath>
       <w:r>
         <w:rPr>
           <w:rFonts w:eastAsiaTheme="minorEastAsia"/>
         </w:rPr>
-        <w:t>. Measurements are taken at fixed intervals over a 10 minute arc.</w:t>
+        <w:t xml:space="preserve">, is formed from the partial derivatives of these three observations with respect to the satellite state. </w:t>
       </w:r>
       <w:r>
         <w:rPr>
           <w:rFonts w:eastAsiaTheme="minorEastAsia"/>
         </w:rPr>
-        <w:t xml:space="preserve"> </w:t>
+        <w:t xml:space="preserve">Integration uses the RKF45 scheme with tight </w:t>
       </w:r>
       <w:r>
         <w:rPr>
           <w:rFonts w:eastAsiaTheme="minorEastAsia"/>
-          <w:b/>
-          <w:bCs/>
-        </w:rPr>
-        <w:t xml:space="preserve">A TODO WILL BE TO FIX THE STATE, GUESS, Station accuracy and sample rate. THEN NEED TO CHANGE THE APPROPRIATE VALUES AND MATRICES. </w:t>
+        </w:rPr>
+        <w:t>tolerances,</w:t>
+      </w:r>
+      <w:r>
+        <w:rPr>
+          <w:rFonts w:eastAsiaTheme="minorEastAsia"/>
+        </w:rPr>
+        <w:t xml:space="preserve"> so the numerical error stays well below measurement noise. </w:t>
+      </w:r>
+      <w:r>
+        <w:rPr>
+          <w:rFonts w:eastAsiaTheme="minorEastAsia"/>
+        </w:rPr>
+        <w:t>All</w:t>
+      </w:r>
+      <w:r>
+        <w:rPr>
+          <w:rFonts w:eastAsiaTheme="minorEastAsia"/>
+        </w:rPr>
+        <w:t xml:space="preserve"> this infrastructure was implemented in MATLAB</w:t>
+      </w:r>
+      <w:r>
+        <w:rPr>
+          <w:rFonts w:eastAsiaTheme="minorEastAsia"/>
+        </w:rPr>
+        <w:t xml:space="preserve">. </w:t>
       </w:r>
     </w:p>
     <w:p>
       <w:pPr>
+        <w:pStyle w:val="Caption"/>
+        <w:keepNext/>
+        <w:jc w:val="center"/>
+        <w:rPr>
+          <w:i w:val="0"/>
+          <w:iCs w:val="0"/>
+        </w:rPr>
+      </w:pPr>
+      <w:bookmarkStart w:id="0" w:name="_Ref229692502"/>
+      <w:r>
+        <w:rPr>
+          <w:i w:val="0"/>
+          <w:iCs w:val="0"/>
+        </w:rPr>
+        <w:t xml:space="preserve">Table </w:t>
+      </w:r>
+      <w:r>
+        <w:rPr>
+          <w:i w:val="0"/>
+          <w:iCs w:val="0"/>
+        </w:rPr>
+        <w:fldChar w:fldCharType="begin"/>
+      </w:r>
+      <w:r>
+        <w:rPr>
+          <w:i w:val="0"/>
+          <w:iCs w:val="0"/>
+        </w:rPr>
+        <w:instrText xml:space="preserve"> SEQ Table \* ARABIC </w:instrText>
+      </w:r>
+      <w:r>
+        <w:rPr>
+          <w:i w:val="0"/>
+          <w:iCs w:val="0"/>
+        </w:rPr>
+        <w:fldChar w:fldCharType="separate"/>
+      </w:r>
+      <w:r>
+        <w:rPr>
+          <w:i w:val="0"/>
+          <w:iCs w:val="0"/>
+          <w:noProof/>
+        </w:rPr>
+        <w:t>1</w:t>
+      </w:r>
+      <w:r>
+        <w:rPr>
+          <w:i w:val="0"/>
+          <w:iCs w:val="0"/>
+        </w:rPr>
+        <w:fldChar w:fldCharType="end"/>
+      </w:r>
+      <w:bookmarkEnd w:id="0"/>
+      <w:r>
+        <w:rPr>
+          <w:i w:val="0"/>
+          <w:iCs w:val="0"/>
+        </w:rPr>
+        <w:t>: Simulation Parameters</w:t>
+      </w:r>
+    </w:p>
+    <w:tbl>
+      <w:tblPr>
+        <w:tblStyle w:val="PlainTable5"/>
+        <w:tblW w:w="0" w:type="auto"/>
+        <w:tblLook w:val="04A0" w:firstRow="1" w:lastRow="0" w:firstColumn="1" w:lastColumn="0" w:noHBand="0" w:noVBand="1"/>
+      </w:tblPr>
+      <w:tblGrid>
+        <w:gridCol w:w="4675"/>
+        <w:gridCol w:w="4675"/>
+      </w:tblGrid>
+      <w:tr>
+        <w:trPr>
+          <w:cnfStyle w:val="100000000000" w:firstRow="1" w:lastRow="0" w:firstColumn="0" w:lastColumn="0" w:oddVBand="0" w:evenVBand="0" w:oddHBand="0" w:evenHBand="0" w:firstRowFirstColumn="0" w:firstRowLastColumn="0" w:lastRowFirstColumn="0" w:lastRowLastColumn="0"/>
+        </w:trPr>
+        <w:tc>
+          <w:tcPr>
+            <w:cnfStyle w:val="001000000100" w:firstRow="0" w:lastRow="0" w:firstColumn="1" w:lastColumn="0" w:oddVBand="0" w:evenVBand="0" w:oddHBand="0" w:evenHBand="0" w:firstRowFirstColumn="1" w:firstRowLastColumn="0" w:lastRowFirstColumn="0" w:lastRowLastColumn="0"/>
+            <w:tcW w:w="4675" w:type="dxa"/>
+            <w:tcBorders>
+              <w:top w:val="single" w:sz="4" w:space="0" w:color="auto"/>
+              <w:left w:val="single" w:sz="4" w:space="0" w:color="auto"/>
+            </w:tcBorders>
+          </w:tcPr>
+          <w:p>
+            <w:pPr>
+              <w:jc w:val="center"/>
+              <w:rPr>
+                <w:rFonts w:eastAsiaTheme="minorEastAsia"/>
+              </w:rPr>
+            </w:pPr>
+            <w:r>
+              <w:rPr>
+                <w:rFonts w:eastAsiaTheme="minorEastAsia"/>
+              </w:rPr>
+              <w:t>Parameter</w:t>
+            </w:r>
+          </w:p>
+        </w:tc>
+        <w:tc>
+          <w:tcPr>
+            <w:tcW w:w="4675" w:type="dxa"/>
+            <w:tcBorders>
+              <w:top w:val="single" w:sz="4" w:space="0" w:color="auto"/>
+              <w:right w:val="single" w:sz="4" w:space="0" w:color="auto"/>
+            </w:tcBorders>
+          </w:tcPr>
+          <w:p>
+            <w:pPr>
+              <w:jc w:val="center"/>
+              <w:cnfStyle w:val="100000000000" w:firstRow="1" w:lastRow="0" w:firstColumn="0" w:lastColumn="0" w:oddVBand="0" w:evenVBand="0" w:oddHBand="0" w:evenHBand="0" w:firstRowFirstColumn="0" w:firstRowLastColumn="0" w:lastRowFirstColumn="0" w:lastRowLastColumn="0"/>
+              <w:rPr>
+                <w:rFonts w:eastAsiaTheme="minorEastAsia"/>
+              </w:rPr>
+            </w:pPr>
+            <w:r>
+              <w:rPr>
+                <w:rFonts w:eastAsiaTheme="minorEastAsia"/>
+              </w:rPr>
+              <w:t>Value</w:t>
+            </w:r>
+          </w:p>
+        </w:tc>
+      </w:tr>
+      <w:tr>
+        <w:trPr>
+          <w:cnfStyle w:val="000000100000" w:firstRow="0" w:lastRow="0" w:firstColumn="0" w:lastColumn="0" w:oddVBand="0" w:evenVBand="0" w:oddHBand="1" w:evenHBand="0" w:firstRowFirstColumn="0" w:firstRowLastColumn="0" w:lastRowFirstColumn="0" w:lastRowLastColumn="0"/>
+        </w:trPr>
+        <w:tc>
+          <w:tcPr>
+            <w:cnfStyle w:val="001000000000" w:firstRow="0" w:lastRow="0" w:firstColumn="1" w:lastColumn="0" w:oddVBand="0" w:evenVBand="0" w:oddHBand="0" w:evenHBand="0" w:firstRowFirstColumn="0" w:firstRowLastColumn="0" w:lastRowFirstColumn="0" w:lastRowLastColumn="0"/>
+            <w:tcW w:w="4675" w:type="dxa"/>
+            <w:tcBorders>
+              <w:left w:val="single" w:sz="4" w:space="0" w:color="auto"/>
+            </w:tcBorders>
+          </w:tcPr>
+          <w:p>
+            <w:pPr>
+              <w:jc w:val="center"/>
+              <w:rPr>
+                <w:rFonts w:eastAsiaTheme="minorEastAsia"/>
+              </w:rPr>
+            </w:pPr>
+            <w:r>
+              <w:rPr>
+                <w:rFonts w:eastAsiaTheme="minorEastAsia"/>
+              </w:rPr>
+              <w:t xml:space="preserve">True initial position, </w:t>
+            </w:r>
+            <m:oMath>
+              <m:sSub>
+                <m:sSubPr>
+                  <m:ctrlPr>
+                    <w:rPr>
+                      <w:rFonts w:ascii="Cambria Math" w:eastAsiaTheme="minorEastAsia" w:hAnsi="Cambria Math"/>
+                      <w:i w:val="0"/>
+                    </w:rPr>
+                  </m:ctrlPr>
+                </m:sSubPr>
+                <m:e>
+                  <m:r>
+                    <m:rPr>
+                      <m:sty m:val="bi"/>
+                    </m:rPr>
+                    <w:rPr>
+                      <w:rFonts w:ascii="Cambria Math" w:eastAsiaTheme="minorEastAsia" w:hAnsi="Cambria Math"/>
+                    </w:rPr>
+                    <m:t>r</m:t>
+                  </m:r>
+                </m:e>
+                <m:sub>
+                  <m:r>
+                    <w:rPr>
+                      <w:rFonts w:ascii="Cambria Math" w:eastAsiaTheme="minorEastAsia" w:hAnsi="Cambria Math"/>
+                    </w:rPr>
+                    <m:t>0</m:t>
+                  </m:r>
+                </m:sub>
+              </m:sSub>
+            </m:oMath>
+          </w:p>
+        </w:tc>
+        <w:tc>
+          <w:tcPr>
+            <w:tcW w:w="4675" w:type="dxa"/>
+            <w:tcBorders>
+              <w:right w:val="single" w:sz="4" w:space="0" w:color="auto"/>
+            </w:tcBorders>
+          </w:tcPr>
+          <w:p>
+            <w:pPr>
+              <w:jc w:val="center"/>
+              <w:cnfStyle w:val="000000100000" w:firstRow="0" w:lastRow="0" w:firstColumn="0" w:lastColumn="0" w:oddVBand="0" w:evenVBand="0" w:oddHBand="1" w:evenHBand="0" w:firstRowFirstColumn="0" w:firstRowLastColumn="0" w:lastRowFirstColumn="0" w:lastRowLastColumn="0"/>
+              <w:rPr>
+                <w:rFonts w:eastAsiaTheme="minorEastAsia"/>
+              </w:rPr>
+            </w:pPr>
+            <m:oMathPara>
+              <m:oMath>
+                <m:r>
+                  <w:rPr>
+                    <w:rFonts w:ascii="Cambria Math" w:eastAsiaTheme="minorEastAsia" w:hAnsi="Cambria Math"/>
+                  </w:rPr>
+                  <m:t xml:space="preserve">[6552, 1155, -1907] </m:t>
+                </m:r>
+                <m:r>
+                  <m:rPr>
+                    <m:sty m:val="p"/>
+                  </m:rPr>
+                  <w:rPr>
+                    <w:rFonts w:ascii="Cambria Math" w:eastAsiaTheme="minorEastAsia" w:hAnsi="Cambria Math"/>
+                  </w:rPr>
+                  <m:t>km</m:t>
+                </m:r>
+              </m:oMath>
+            </m:oMathPara>
+          </w:p>
+        </w:tc>
+      </w:tr>
+      <w:tr>
+        <w:tc>
+          <w:tcPr>
+            <w:cnfStyle w:val="001000000000" w:firstRow="0" w:lastRow="0" w:firstColumn="1" w:lastColumn="0" w:oddVBand="0" w:evenVBand="0" w:oddHBand="0" w:evenHBand="0" w:firstRowFirstColumn="0" w:firstRowLastColumn="0" w:lastRowFirstColumn="0" w:lastRowLastColumn="0"/>
+            <w:tcW w:w="4675" w:type="dxa"/>
+            <w:tcBorders>
+              <w:left w:val="single" w:sz="4" w:space="0" w:color="auto"/>
+            </w:tcBorders>
+          </w:tcPr>
+          <w:p>
+            <w:pPr>
+              <w:jc w:val="center"/>
+              <w:rPr>
+                <w:rFonts w:eastAsiaTheme="minorEastAsia"/>
+              </w:rPr>
+            </w:pPr>
+            <w:r>
+              <w:rPr>
+                <w:rFonts w:eastAsiaTheme="minorEastAsia"/>
+              </w:rPr>
+              <w:t xml:space="preserve">True initial velocity, </w:t>
+            </w:r>
+            <m:oMath>
+              <m:sSub>
+                <m:sSubPr>
+                  <m:ctrlPr>
+                    <w:rPr>
+                      <w:rFonts w:ascii="Cambria Math" w:eastAsiaTheme="minorEastAsia" w:hAnsi="Cambria Math"/>
+                      <w:i w:val="0"/>
+                    </w:rPr>
+                  </m:ctrlPr>
+                </m:sSubPr>
+                <m:e>
+                  <m:r>
+                    <m:rPr>
+                      <m:sty m:val="bi"/>
+                    </m:rPr>
+                    <w:rPr>
+                      <w:rFonts w:ascii="Cambria Math" w:eastAsiaTheme="minorEastAsia" w:hAnsi="Cambria Math"/>
+                    </w:rPr>
+                    <m:t>v</m:t>
+                  </m:r>
+                </m:e>
+                <m:sub>
+                  <m:r>
+                    <w:rPr>
+                      <w:rFonts w:ascii="Cambria Math" w:eastAsiaTheme="minorEastAsia" w:hAnsi="Cambria Math"/>
+                    </w:rPr>
+                    <m:t>0</m:t>
+                  </m:r>
+                </m:sub>
+              </m:sSub>
+            </m:oMath>
+          </w:p>
+        </w:tc>
+        <w:tc>
+          <w:tcPr>
+            <w:tcW w:w="4675" w:type="dxa"/>
+            <w:tcBorders>
+              <w:right w:val="single" w:sz="4" w:space="0" w:color="auto"/>
+            </w:tcBorders>
+          </w:tcPr>
+          <w:p>
+            <w:pPr>
+              <w:jc w:val="center"/>
+              <w:cnfStyle w:val="000000000000" w:firstRow="0" w:lastRow="0" w:firstColumn="0" w:lastColumn="0" w:oddVBand="0" w:evenVBand="0" w:oddHBand="0" w:evenHBand="0" w:firstRowFirstColumn="0" w:firstRowLastColumn="0" w:lastRowFirstColumn="0" w:lastRowLastColumn="0"/>
+              <w:rPr>
+                <w:rFonts w:eastAsiaTheme="minorEastAsia"/>
+              </w:rPr>
+            </w:pPr>
+            <m:oMathPara>
+              <m:oMath>
+                <m:r>
+                  <w:rPr>
+                    <w:rFonts w:ascii="Cambria Math" w:eastAsiaTheme="minorEastAsia" w:hAnsi="Cambria Math"/>
+                  </w:rPr>
+                  <m:t xml:space="preserve">[2.1, 0.36, 7.3] </m:t>
+                </m:r>
+                <m:r>
+                  <m:rPr>
+                    <m:sty m:val="p"/>
+                  </m:rPr>
+                  <w:rPr>
+                    <w:rFonts w:ascii="Cambria Math" w:eastAsiaTheme="minorEastAsia" w:hAnsi="Cambria Math"/>
+                  </w:rPr>
+                  <m:t>km/s</m:t>
+                </m:r>
+              </m:oMath>
+            </m:oMathPara>
+          </w:p>
+        </w:tc>
+      </w:tr>
+      <w:tr>
+        <w:trPr>
+          <w:cnfStyle w:val="000000100000" w:firstRow="0" w:lastRow="0" w:firstColumn="0" w:lastColumn="0" w:oddVBand="0" w:evenVBand="0" w:oddHBand="1" w:evenHBand="0" w:firstRowFirstColumn="0" w:firstRowLastColumn="0" w:lastRowFirstColumn="0" w:lastRowLastColumn="0"/>
+        </w:trPr>
+        <w:tc>
+          <w:tcPr>
+            <w:cnfStyle w:val="001000000000" w:firstRow="0" w:lastRow="0" w:firstColumn="1" w:lastColumn="0" w:oddVBand="0" w:evenVBand="0" w:oddHBand="0" w:evenHBand="0" w:firstRowFirstColumn="0" w:firstRowLastColumn="0" w:lastRowFirstColumn="0" w:lastRowLastColumn="0"/>
+            <w:tcW w:w="4675" w:type="dxa"/>
+            <w:tcBorders>
+              <w:left w:val="single" w:sz="4" w:space="0" w:color="auto"/>
+            </w:tcBorders>
+          </w:tcPr>
+          <w:p>
+            <w:pPr>
+              <w:jc w:val="center"/>
+              <w:rPr>
+                <w:rFonts w:eastAsiaTheme="minorEastAsia"/>
+              </w:rPr>
+            </w:pPr>
+            <w:r>
+              <w:rPr>
+                <w:rFonts w:eastAsiaTheme="minorEastAsia"/>
+              </w:rPr>
+              <w:t>Initial guess,  </w:t>
+            </w:r>
+            <m:oMath>
+              <m:sSub>
+                <m:sSubPr>
+                  <m:ctrlPr>
+                    <w:rPr>
+                      <w:rFonts w:ascii="Cambria Math" w:eastAsiaTheme="minorEastAsia" w:hAnsi="Cambria Math"/>
+                      <w:i w:val="0"/>
+                    </w:rPr>
+                  </m:ctrlPr>
+                </m:sSubPr>
+                <m:e>
+                  <m:acc>
+                    <m:accPr>
+                      <m:ctrlPr>
+                        <w:rPr>
+                          <w:rFonts w:ascii="Cambria Math" w:eastAsiaTheme="minorEastAsia" w:hAnsi="Cambria Math"/>
+                          <w:b/>
+                          <w:bCs/>
+                          <w:i w:val="0"/>
+                        </w:rPr>
+                      </m:ctrlPr>
+                    </m:accPr>
+                    <m:e>
+                      <m:r>
+                        <m:rPr>
+                          <m:sty m:val="bi"/>
+                        </m:rPr>
+                        <w:rPr>
+                          <w:rFonts w:ascii="Cambria Math" w:eastAsiaTheme="minorEastAsia" w:hAnsi="Cambria Math"/>
+                        </w:rPr>
+                        <m:t>r</m:t>
+                      </m:r>
+                    </m:e>
+                  </m:acc>
+                </m:e>
+                <m:sub>
+                  <m:r>
+                    <w:rPr>
+                      <w:rFonts w:ascii="Cambria Math" w:eastAsiaTheme="minorEastAsia" w:hAnsi="Cambria Math"/>
+                    </w:rPr>
+                    <m:t>0</m:t>
+                  </m:r>
+                </m:sub>
+              </m:sSub>
+            </m:oMath>
+          </w:p>
+        </w:tc>
+        <w:tc>
+          <w:tcPr>
+            <w:tcW w:w="4675" w:type="dxa"/>
+            <w:tcBorders>
+              <w:right w:val="single" w:sz="4" w:space="0" w:color="auto"/>
+            </w:tcBorders>
+          </w:tcPr>
+          <w:p>
+            <w:pPr>
+              <w:jc w:val="center"/>
+              <w:cnfStyle w:val="000000100000" w:firstRow="0" w:lastRow="0" w:firstColumn="0" w:lastColumn="0" w:oddVBand="0" w:evenVBand="0" w:oddHBand="1" w:evenHBand="0" w:firstRowFirstColumn="0" w:firstRowLastColumn="0" w:lastRowFirstColumn="0" w:lastRowLastColumn="0"/>
+              <w:rPr>
+                <w:rFonts w:eastAsiaTheme="minorEastAsia"/>
+              </w:rPr>
+            </w:pPr>
+            <m:oMathPara>
+              <m:oMath>
+                <m:r>
+                  <w:rPr>
+                    <w:rFonts w:ascii="Cambria Math" w:eastAsiaTheme="minorEastAsia" w:hAnsi="Cambria Math"/>
+                  </w:rPr>
+                  <m:t xml:space="preserve">[6000, 1000, -2000] </m:t>
+                </m:r>
+                <m:r>
+                  <m:rPr>
+                    <m:sty m:val="p"/>
+                  </m:rPr>
+                  <w:rPr>
+                    <w:rFonts w:ascii="Cambria Math" w:eastAsiaTheme="minorEastAsia" w:hAnsi="Cambria Math"/>
+                  </w:rPr>
+                  <m:t>km</m:t>
+                </m:r>
+              </m:oMath>
+            </m:oMathPara>
+          </w:p>
+        </w:tc>
+      </w:tr>
+      <w:tr>
+        <w:tc>
+          <w:tcPr>
+            <w:cnfStyle w:val="001000000000" w:firstRow="0" w:lastRow="0" w:firstColumn="1" w:lastColumn="0" w:oddVBand="0" w:evenVBand="0" w:oddHBand="0" w:evenHBand="0" w:firstRowFirstColumn="0" w:firstRowLastColumn="0" w:lastRowFirstColumn="0" w:lastRowLastColumn="0"/>
+            <w:tcW w:w="4675" w:type="dxa"/>
+            <w:tcBorders>
+              <w:left w:val="single" w:sz="4" w:space="0" w:color="auto"/>
+            </w:tcBorders>
+          </w:tcPr>
+          <w:p>
+            <w:pPr>
+              <w:jc w:val="center"/>
+              <w:rPr>
+                <w:rFonts w:eastAsiaTheme="minorEastAsia"/>
+              </w:rPr>
+            </w:pPr>
+            <w:r>
+              <w:rPr>
+                <w:rFonts w:eastAsiaTheme="minorEastAsia"/>
+              </w:rPr>
+              <w:t xml:space="preserve">Initial guess, </w:t>
+            </w:r>
+            <m:oMath>
+              <m:sSub>
+                <m:sSubPr>
+                  <m:ctrlPr>
+                    <w:rPr>
+                      <w:rFonts w:ascii="Cambria Math" w:eastAsiaTheme="minorEastAsia" w:hAnsi="Cambria Math"/>
+                      <w:i w:val="0"/>
+                    </w:rPr>
+                  </m:ctrlPr>
+                </m:sSubPr>
+                <m:e>
+                  <m:acc>
+                    <m:accPr>
+                      <m:ctrlPr>
+                        <w:rPr>
+                          <w:rFonts w:ascii="Cambria Math" w:eastAsiaTheme="minorEastAsia" w:hAnsi="Cambria Math"/>
+                          <w:b/>
+                          <w:bCs/>
+                          <w:i w:val="0"/>
+                        </w:rPr>
+                      </m:ctrlPr>
+                    </m:accPr>
+                    <m:e>
+                      <m:r>
+                        <m:rPr>
+                          <m:sty m:val="bi"/>
+                        </m:rPr>
+                        <w:rPr>
+                          <w:rFonts w:ascii="Cambria Math" w:eastAsiaTheme="minorEastAsia" w:hAnsi="Cambria Math"/>
+                        </w:rPr>
+                        <m:t>v</m:t>
+                      </m:r>
+                    </m:e>
+                  </m:acc>
+                </m:e>
+                <m:sub>
+                  <m:r>
+                    <w:rPr>
+                      <w:rFonts w:ascii="Cambria Math" w:eastAsiaTheme="minorEastAsia" w:hAnsi="Cambria Math"/>
+                    </w:rPr>
+                    <m:t>0</m:t>
+                  </m:r>
+                </m:sub>
+              </m:sSub>
+            </m:oMath>
+          </w:p>
+        </w:tc>
+        <w:tc>
+          <w:tcPr>
+            <w:tcW w:w="4675" w:type="dxa"/>
+            <w:tcBorders>
+              <w:right w:val="single" w:sz="4" w:space="0" w:color="auto"/>
+            </w:tcBorders>
+          </w:tcPr>
+          <w:p>
+            <w:pPr>
+              <w:tabs>
+                <w:tab w:val="left" w:pos="1703"/>
+              </w:tabs>
+              <w:cnfStyle w:val="000000000000" w:firstRow="0" w:lastRow="0" w:firstColumn="0" w:lastColumn="0" w:oddVBand="0" w:evenVBand="0" w:oddHBand="0" w:evenHBand="0" w:firstRowFirstColumn="0" w:firstRowLastColumn="0" w:lastRowFirstColumn="0" w:lastRowLastColumn="0"/>
+              <w:rPr>
+                <w:rFonts w:eastAsiaTheme="minorEastAsia"/>
+              </w:rPr>
+            </w:pPr>
+            <m:oMathPara>
+              <m:oMath>
+                <m:d>
+                  <m:dPr>
+                    <m:begChr m:val="["/>
+                    <m:endChr m:val="]"/>
+                    <m:ctrlPr>
+                      <w:rPr>
+                        <w:rFonts w:ascii="Cambria Math" w:eastAsiaTheme="minorEastAsia" w:hAnsi="Cambria Math"/>
+                        <w:i/>
+                      </w:rPr>
+                    </m:ctrlPr>
+                  </m:dPr>
+                  <m:e>
+                    <m:r>
+                      <w:rPr>
+                        <w:rFonts w:ascii="Cambria Math" w:eastAsiaTheme="minorEastAsia" w:hAnsi="Cambria Math"/>
+                      </w:rPr>
+                      <m:t>1, 1, 1</m:t>
+                    </m:r>
+                  </m:e>
+                </m:d>
+                <m:r>
+                  <m:rPr>
+                    <m:sty m:val="p"/>
+                  </m:rPr>
+                  <w:rPr>
+                    <w:rFonts w:ascii="Cambria Math" w:eastAsiaTheme="minorEastAsia" w:hAnsi="Cambria Math"/>
+                  </w:rPr>
+                  <m:t xml:space="preserve"> km/s</m:t>
+                </m:r>
+                <m:r>
+                  <w:rPr>
+                    <w:rFonts w:ascii="Cambria Math" w:eastAsiaTheme="minorEastAsia" w:hAnsi="Cambria Math"/>
+                  </w:rPr>
+                  <m:t xml:space="preserve"> </m:t>
+                </m:r>
+              </m:oMath>
+            </m:oMathPara>
+          </w:p>
+        </w:tc>
+      </w:tr>
+      <w:tr>
+        <w:trPr>
+          <w:cnfStyle w:val="000000100000" w:firstRow="0" w:lastRow="0" w:firstColumn="0" w:lastColumn="0" w:oddVBand="0" w:evenVBand="0" w:oddHBand="1" w:evenHBand="0" w:firstRowFirstColumn="0" w:firstRowLastColumn="0" w:lastRowFirstColumn="0" w:lastRowLastColumn="0"/>
+        </w:trPr>
+        <w:tc>
+          <w:tcPr>
+            <w:cnfStyle w:val="001000000000" w:firstRow="0" w:lastRow="0" w:firstColumn="1" w:lastColumn="0" w:oddVBand="0" w:evenVBand="0" w:oddHBand="0" w:evenHBand="0" w:firstRowFirstColumn="0" w:firstRowLastColumn="0" w:lastRowFirstColumn="0" w:lastRowLastColumn="0"/>
+            <w:tcW w:w="4675" w:type="dxa"/>
+            <w:tcBorders>
+              <w:left w:val="single" w:sz="4" w:space="0" w:color="auto"/>
+            </w:tcBorders>
+          </w:tcPr>
+          <w:p>
+            <w:pPr>
+              <w:jc w:val="center"/>
+              <w:rPr>
+                <w:rFonts w:eastAsiaTheme="minorEastAsia"/>
+              </w:rPr>
+            </w:pPr>
+            <w:r>
+              <w:rPr>
+                <w:rFonts w:eastAsiaTheme="minorEastAsia"/>
+              </w:rPr>
+              <w:t xml:space="preserve">Measurement noise </w:t>
+            </w:r>
+            <m:oMath>
+              <m:d>
+                <m:dPr>
+                  <m:ctrlPr>
+                    <w:rPr>
+                      <w:rFonts w:ascii="Cambria Math" w:eastAsiaTheme="minorEastAsia" w:hAnsi="Cambria Math"/>
+                      <w:i w:val="0"/>
+                    </w:rPr>
+                  </m:ctrlPr>
+                </m:dPr>
+                <m:e>
+                  <m:sSub>
+                    <m:sSubPr>
+                      <m:ctrlPr>
+                        <w:rPr>
+                          <w:rFonts w:ascii="Cambria Math" w:eastAsiaTheme="minorEastAsia" w:hAnsi="Cambria Math"/>
+                          <w:i w:val="0"/>
+                        </w:rPr>
+                      </m:ctrlPr>
+                    </m:sSubPr>
+                    <m:e>
+                      <m:r>
+                        <w:rPr>
+                          <w:rFonts w:ascii="Cambria Math" w:eastAsiaTheme="minorEastAsia" w:hAnsi="Cambria Math"/>
+                        </w:rPr>
+                        <m:t>σ</m:t>
+                      </m:r>
+                    </m:e>
+                    <m:sub>
+                      <m:r>
+                        <w:rPr>
+                          <w:rFonts w:ascii="Cambria Math" w:eastAsiaTheme="minorEastAsia" w:hAnsi="Cambria Math"/>
+                        </w:rPr>
+                        <m:t>ρ</m:t>
+                      </m:r>
+                    </m:sub>
+                  </m:sSub>
+                  <m:r>
+                    <w:rPr>
+                      <w:rFonts w:ascii="Cambria Math" w:eastAsiaTheme="minorEastAsia" w:hAnsi="Cambria Math"/>
+                    </w:rPr>
+                    <m:t xml:space="preserve">, </m:t>
+                  </m:r>
+                  <m:sSub>
+                    <m:sSubPr>
+                      <m:ctrlPr>
+                        <w:rPr>
+                          <w:rFonts w:ascii="Cambria Math" w:eastAsiaTheme="minorEastAsia" w:hAnsi="Cambria Math"/>
+                          <w:i w:val="0"/>
+                        </w:rPr>
+                      </m:ctrlPr>
+                    </m:sSubPr>
+                    <m:e>
+                      <m:r>
+                        <w:rPr>
+                          <w:rFonts w:ascii="Cambria Math" w:eastAsiaTheme="minorEastAsia" w:hAnsi="Cambria Math"/>
+                        </w:rPr>
+                        <m:t>σ</m:t>
+                      </m:r>
+                    </m:e>
+                    <m:sub>
+                      <m:r>
+                        <w:rPr>
+                          <w:rFonts w:ascii="Cambria Math" w:eastAsiaTheme="minorEastAsia" w:hAnsi="Cambria Math"/>
+                        </w:rPr>
+                        <m:t>az</m:t>
+                      </m:r>
+                    </m:sub>
+                  </m:sSub>
+                  <m:r>
+                    <w:rPr>
+                      <w:rFonts w:ascii="Cambria Math" w:eastAsiaTheme="minorEastAsia" w:hAnsi="Cambria Math"/>
+                    </w:rPr>
+                    <m:t xml:space="preserve">, </m:t>
+                  </m:r>
+                  <m:sSub>
+                    <m:sSubPr>
+                      <m:ctrlPr>
+                        <w:rPr>
+                          <w:rFonts w:ascii="Cambria Math" w:eastAsiaTheme="minorEastAsia" w:hAnsi="Cambria Math"/>
+                          <w:i w:val="0"/>
+                        </w:rPr>
+                      </m:ctrlPr>
+                    </m:sSubPr>
+                    <m:e>
+                      <m:r>
+                        <w:rPr>
+                          <w:rFonts w:ascii="Cambria Math" w:eastAsiaTheme="minorEastAsia" w:hAnsi="Cambria Math"/>
+                        </w:rPr>
+                        <m:t>σ</m:t>
+                      </m:r>
+                    </m:e>
+                    <m:sub>
+                      <m:r>
+                        <w:rPr>
+                          <w:rFonts w:ascii="Cambria Math" w:eastAsiaTheme="minorEastAsia" w:hAnsi="Cambria Math"/>
+                        </w:rPr>
+                        <m:t>el</m:t>
+                      </m:r>
+                    </m:sub>
+                  </m:sSub>
+                </m:e>
+              </m:d>
+            </m:oMath>
+          </w:p>
+        </w:tc>
+        <w:tc>
+          <w:tcPr>
+            <w:tcW w:w="4675" w:type="dxa"/>
+            <w:tcBorders>
+              <w:right w:val="single" w:sz="4" w:space="0" w:color="auto"/>
+            </w:tcBorders>
+          </w:tcPr>
+          <w:p>
+            <w:pPr>
+              <w:jc w:val="center"/>
+              <w:cnfStyle w:val="000000100000" w:firstRow="0" w:lastRow="0" w:firstColumn="0" w:lastColumn="0" w:oddVBand="0" w:evenVBand="0" w:oddHBand="1" w:evenHBand="0" w:firstRowFirstColumn="0" w:firstRowLastColumn="0" w:lastRowFirstColumn="0" w:lastRowLastColumn="0"/>
+              <w:rPr>
+                <w:rFonts w:eastAsiaTheme="minorEastAsia"/>
+                <w:iCs/>
+              </w:rPr>
+            </w:pPr>
+            <m:oMathPara>
+              <m:oMath>
+                <m:r>
+                  <w:rPr>
+                    <w:rFonts w:ascii="Cambria Math" w:eastAsiaTheme="minorEastAsia" w:hAnsi="Cambria Math"/>
+                  </w:rPr>
+                  <m:t xml:space="preserve">0.1 </m:t>
+                </m:r>
+                <m:r>
+                  <m:rPr>
+                    <m:sty m:val="p"/>
+                  </m:rPr>
+                  <w:rPr>
+                    <w:rFonts w:ascii="Cambria Math" w:eastAsiaTheme="minorEastAsia" w:hAnsi="Cambria Math"/>
+                  </w:rPr>
+                  <m:t>km,  0.01°,  0.01°</m:t>
+                </m:r>
+              </m:oMath>
+            </m:oMathPara>
+          </w:p>
+        </w:tc>
+      </w:tr>
+      <w:tr>
+        <w:tc>
+          <w:tcPr>
+            <w:cnfStyle w:val="001000000000" w:firstRow="0" w:lastRow="0" w:firstColumn="1" w:lastColumn="0" w:oddVBand="0" w:evenVBand="0" w:oddHBand="0" w:evenHBand="0" w:firstRowFirstColumn="0" w:firstRowLastColumn="0" w:lastRowFirstColumn="0" w:lastRowLastColumn="0"/>
+            <w:tcW w:w="4675" w:type="dxa"/>
+            <w:tcBorders>
+              <w:left w:val="single" w:sz="4" w:space="0" w:color="auto"/>
+              <w:bottom w:val="single" w:sz="4" w:space="0" w:color="auto"/>
+            </w:tcBorders>
+          </w:tcPr>
+          <w:p>
+            <w:pPr>
+              <w:jc w:val="center"/>
+              <w:rPr>
+                <w:rFonts w:eastAsiaTheme="minorEastAsia"/>
+              </w:rPr>
+            </w:pPr>
+            <w:r>
+              <w:rPr>
+                <w:rFonts w:eastAsiaTheme="minorEastAsia"/>
+              </w:rPr>
+              <w:t>Measurement frequency / interval</w:t>
+            </w:r>
+          </w:p>
+        </w:tc>
+        <w:tc>
+          <w:tcPr>
+            <w:tcW w:w="4675" w:type="dxa"/>
+            <w:tcBorders>
+              <w:bottom w:val="single" w:sz="4" w:space="0" w:color="auto"/>
+              <w:right w:val="single" w:sz="4" w:space="0" w:color="auto"/>
+            </w:tcBorders>
+          </w:tcPr>
+          <w:p>
+            <w:pPr>
+              <w:jc w:val="center"/>
+              <w:cnfStyle w:val="000000000000" w:firstRow="0" w:lastRow="0" w:firstColumn="0" w:lastColumn="0" w:oddVBand="0" w:evenVBand="0" w:oddHBand="0" w:evenHBand="0" w:firstRowFirstColumn="0" w:firstRowLastColumn="0" w:lastRowFirstColumn="0" w:lastRowLastColumn="0"/>
+              <w:rPr>
+                <w:rFonts w:ascii="Aptos" w:eastAsia="Times New Roman" w:hAnsi="Aptos" w:cs="Times New Roman"/>
+              </w:rPr>
+            </w:pPr>
+            <w:r>
+              <w:rPr>
+                <w:rFonts w:ascii="Aptos" w:eastAsia="Times New Roman" w:hAnsi="Aptos" w:cs="Times New Roman"/>
+              </w:rPr>
+              <w:t xml:space="preserve">1 </w:t>
+            </w:r>
+            <w:r>
+              <w:rPr>
+                <w:rFonts w:ascii="Aptos" w:eastAsia="Times New Roman" w:hAnsi="Aptos" w:cs="Times New Roman"/>
+              </w:rPr>
+              <w:t>observation</w:t>
+            </w:r>
+            <w:r>
+              <w:rPr>
+                <w:rFonts w:ascii="Aptos" w:eastAsia="Times New Roman" w:hAnsi="Aptos" w:cs="Times New Roman"/>
+              </w:rPr>
+              <w:t xml:space="preserve"> / s for </w:t>
+            </w:r>
+            <m:oMath>
+              <m:r>
+                <w:rPr>
+                  <w:rFonts w:ascii="Cambria Math" w:eastAsia="Times New Roman" w:hAnsi="Cambria Math" w:cs="Times New Roman"/>
+                </w:rPr>
+                <m:t>t= 0</m:t>
+              </m:r>
+            </m:oMath>
+            <w:r>
+              <w:rPr>
+                <w:rFonts w:ascii="Aptos" w:eastAsia="Times New Roman" w:hAnsi="Aptos" w:cs="Times New Roman"/>
+              </w:rPr>
+              <w:t xml:space="preserve"> to 600 s</w:t>
+            </w:r>
+          </w:p>
+        </w:tc>
+      </w:tr>
+    </w:tbl>
+    <w:p>
+      <w:pPr>
         <w:jc w:val="both"/>
         <w:rPr>
           <w:rFonts w:eastAsiaTheme="minorEastAsia"/>
@@ -603,23 +1231,553 @@
         <w:rPr>
           <w:rFonts w:eastAsiaTheme="minorEastAsia"/>
         </w:rPr>
-        <w:tab/>
-        <w:t xml:space="preserve">All estimators are initialized from the same, deliberately poor initial guess. </w:t>
-      </w:r>
-      <w:r>
-        <w:rPr>
-          <w:rFonts w:eastAsiaTheme="minorEastAsia"/>
-        </w:rPr>
-        <w:t>Batch methods must converge from a starting point well outside the validity of linearization, and sequential methods must recover from a large transient response.</w:t>
+        <w:t xml:space="preserve"> </w:t>
       </w:r>
     </w:p>
     <w:p>
       <w:pPr>
+        <w:spacing w:after="0"/>
+        <w:jc w:val="both"/>
+      </w:pPr>
+      <w:r>
+        <w:rPr>
+          <w:rFonts w:eastAsiaTheme="minorEastAsia"/>
+        </w:rPr>
+        <w:tab/>
+        <w:t xml:space="preserve">Running the batch estimators over </w:t>
+      </w:r>
+      <w:r>
+        <w:rPr>
+          <w:rFonts w:eastAsiaTheme="minorEastAsia"/>
+        </w:rPr>
+        <w:t xml:space="preserve">the full 600 second arc, I found that the GLSDC iterations diverged, and the BLS solution was wildly off. </w:t>
+      </w:r>
+      <w:r>
+        <w:rPr>
+          <w:rFonts w:eastAsiaTheme="minorEastAsia"/>
+        </w:rPr>
+        <w:t xml:space="preserve">From the poor initial guess, the linearization underlying these algorithms is invalid over such a </w:t>
+      </w:r>
+      <w:r>
+        <w:rPr>
+          <w:rFonts w:eastAsiaTheme="minorEastAsia"/>
+        </w:rPr>
+        <w:t>long interval</w:t>
+      </w:r>
+      <w:r>
+        <w:rPr>
+          <w:rFonts w:eastAsiaTheme="minorEastAsia"/>
+        </w:rPr>
+        <w:t>, so</w:t>
+      </w:r>
+      <w:r>
+        <w:rPr>
+          <w:rFonts w:eastAsiaTheme="minorEastAsia"/>
+        </w:rPr>
+        <w:t xml:space="preserve"> I restricted BLS and GLSDC to a measurement arc </w:t>
+      </w:r>
+      <w:r>
+        <w:rPr>
+          <w:rFonts w:eastAsiaTheme="minorEastAsia"/>
+        </w:rPr>
+        <w:t>spanning</w:t>
+      </w:r>
+      <w:r>
+        <w:rPr>
+          <w:rFonts w:eastAsiaTheme="minorEastAsia"/>
+        </w:rPr>
+        <w:t xml:space="preserve"> </w:t>
+      </w:r>
+      <w:proofErr w:type="gramStart"/>
+      <w:r>
+        <w:rPr>
+          <w:rFonts w:eastAsiaTheme="minorEastAsia"/>
+        </w:rPr>
+        <w:t>30 time</w:t>
+      </w:r>
+      <w:proofErr w:type="gramEnd"/>
+      <w:r>
+        <w:rPr>
+          <w:rFonts w:eastAsiaTheme="minorEastAsia"/>
+        </w:rPr>
+        <w:t xml:space="preserve"> steps for which the linearization holds and iterations converge reliably. </w:t>
+      </w:r>
+      <w:r>
+        <w:rPr>
+          <w:rFonts w:eastAsiaTheme="minorEastAsia"/>
+        </w:rPr>
+        <w:t xml:space="preserve">The sequential filters and RLS-FF, which update incrementally, were run over the full measurement set. The behavior of the RLS-FF estimate </w:t>
+      </w:r>
+      <w:r>
+        <w:rPr>
+          <w:rFonts w:eastAsiaTheme="minorEastAsia"/>
+        </w:rPr>
+        <w:t>relied</w:t>
+      </w:r>
+      <w:r>
+        <w:rPr>
+          <w:rFonts w:eastAsiaTheme="minorEastAsia"/>
+        </w:rPr>
+        <w:t xml:space="preserve"> on the value of the forgetting factor. If the memory of the algorithm was too short, then early measurements near the initial state quickly lost significance. </w:t>
+      </w:r>
+    </w:p>
+    <w:p>
+      <w:pPr>
         <w:pStyle w:val="Heading1"/>
-      </w:pPr>
-      <w:r>
-        <w:t>Conclusion</w:t>
-      </w:r>
+        <w:rPr>
+          <w:sz w:val="28"/>
+          <w:szCs w:val="28"/>
+        </w:rPr>
+      </w:pPr>
+      <w:r>
+        <w:rPr>
+          <w:sz w:val="28"/>
+          <w:szCs w:val="28"/>
+        </w:rPr>
+        <w:t>Results</w:t>
+      </w:r>
+    </w:p>
+    <w:p>
+      <w:pPr>
+        <w:ind w:firstLine="720"/>
+        <w:jc w:val="both"/>
+      </w:pPr>
+      <w:r>
+        <w:t>The five estimators were scored by trajectory RMSE against the true trajectory over the full 600 second arc (</w:t>
+      </w:r>
+      <w:r>
+        <w:fldChar w:fldCharType="begin"/>
+      </w:r>
+      <w:r>
+        <w:instrText xml:space="preserve"> REF _Ref229695697 \h </w:instrText>
+      </w:r>
+      <w:r>
+        <w:instrText xml:space="preserve"> \* MERGEFORMAT </w:instrText>
+      </w:r>
+      <w:r>
+        <w:fldChar w:fldCharType="separate"/>
+      </w:r>
+      <w:r>
+        <w:t xml:space="preserve">Table </w:t>
+      </w:r>
+      <w:r>
+        <w:rPr>
+          <w:noProof/>
+        </w:rPr>
+        <w:t>2</w:t>
+      </w:r>
+      <w:r>
+        <w:fldChar w:fldCharType="end"/>
+      </w:r>
+      <w:r>
+        <w:t>)</w:t>
+      </w:r>
+      <w:r>
+        <w:t xml:space="preserve">. </w:t>
+      </w:r>
+    </w:p>
+    <w:p>
+      <w:pPr>
+        <w:pStyle w:val="Caption"/>
+        <w:keepNext/>
+        <w:jc w:val="center"/>
+        <w:rPr>
+          <w:i w:val="0"/>
+          <w:iCs w:val="0"/>
+        </w:rPr>
+      </w:pPr>
+      <w:bookmarkStart w:id="1" w:name="_Ref229695697"/>
+      <w:r>
+        <w:rPr>
+          <w:i w:val="0"/>
+          <w:iCs w:val="0"/>
+        </w:rPr>
+        <w:t xml:space="preserve">Table </w:t>
+      </w:r>
+      <w:r>
+        <w:rPr>
+          <w:i w:val="0"/>
+          <w:iCs w:val="0"/>
+        </w:rPr>
+        <w:fldChar w:fldCharType="begin"/>
+      </w:r>
+      <w:r>
+        <w:rPr>
+          <w:i w:val="0"/>
+          <w:iCs w:val="0"/>
+        </w:rPr>
+        <w:instrText xml:space="preserve"> SEQ Table \* ARABIC </w:instrText>
+      </w:r>
+      <w:r>
+        <w:rPr>
+          <w:i w:val="0"/>
+          <w:iCs w:val="0"/>
+        </w:rPr>
+        <w:fldChar w:fldCharType="separate"/>
+      </w:r>
+      <w:r>
+        <w:rPr>
+          <w:i w:val="0"/>
+          <w:iCs w:val="0"/>
+          <w:noProof/>
+        </w:rPr>
+        <w:t>2</w:t>
+      </w:r>
+      <w:r>
+        <w:rPr>
+          <w:i w:val="0"/>
+          <w:iCs w:val="0"/>
+        </w:rPr>
+        <w:fldChar w:fldCharType="end"/>
+      </w:r>
+      <w:bookmarkEnd w:id="1"/>
+      <w:r>
+        <w:rPr>
+          <w:i w:val="0"/>
+          <w:iCs w:val="0"/>
+        </w:rPr>
+        <w:t>: Full Arc RMSE</w:t>
+      </w:r>
+    </w:p>
+    <w:tbl>
+      <w:tblPr>
+        <w:tblStyle w:val="PlainTable5"/>
+        <w:tblW w:w="0" w:type="auto"/>
+        <w:tblLook w:val="04A0" w:firstRow="1" w:lastRow="0" w:firstColumn="1" w:lastColumn="0" w:noHBand="0" w:noVBand="1"/>
+      </w:tblPr>
+      <w:tblGrid>
+        <w:gridCol w:w="3116"/>
+        <w:gridCol w:w="3117"/>
+        <w:gridCol w:w="3117"/>
+      </w:tblGrid>
+      <w:tr>
+        <w:trPr>
+          <w:cnfStyle w:val="100000000000" w:firstRow="1" w:lastRow="0" w:firstColumn="0" w:lastColumn="0" w:oddVBand="0" w:evenVBand="0" w:oddHBand="0" w:evenHBand="0" w:firstRowFirstColumn="0" w:firstRowLastColumn="0" w:lastRowFirstColumn="0" w:lastRowLastColumn="0"/>
+        </w:trPr>
+        <w:tc>
+          <w:tcPr>
+            <w:cnfStyle w:val="001000000100" w:firstRow="0" w:lastRow="0" w:firstColumn="1" w:lastColumn="0" w:oddVBand="0" w:evenVBand="0" w:oddHBand="0" w:evenHBand="0" w:firstRowFirstColumn="1" w:firstRowLastColumn="0" w:lastRowFirstColumn="0" w:lastRowLastColumn="0"/>
+            <w:tcW w:w="3116" w:type="dxa"/>
+          </w:tcPr>
+          <w:p>
+            <w:pPr>
+              <w:jc w:val="both"/>
+            </w:pPr>
+            <w:r>
+              <w:rPr>
+                <w:rFonts w:asciiTheme="minorHAnsi" w:eastAsiaTheme="minorHAnsi" w:hAnsiTheme="minorHAnsi" w:cstheme="minorBidi"/>
+                <w:i w:val="0"/>
+                <w:iCs w:val="0"/>
+                <w:sz w:val="24"/>
+              </w:rPr>
+              <w:t>Estimator</w:t>
+            </w:r>
+          </w:p>
+        </w:tc>
+        <w:tc>
+          <w:tcPr>
+            <w:tcW w:w="3117" w:type="dxa"/>
+          </w:tcPr>
+          <w:p>
+            <w:pPr>
+              <w:jc w:val="both"/>
+              <w:cnfStyle w:val="100000000000" w:firstRow="1" w:lastRow="0" w:firstColumn="0" w:lastColumn="0" w:oddVBand="0" w:evenVBand="0" w:oddHBand="0" w:evenHBand="0" w:firstRowFirstColumn="0" w:firstRowLastColumn="0" w:lastRowFirstColumn="0" w:lastRowLastColumn="0"/>
+            </w:pPr>
+            <w:r>
+              <w:t>Position RMSE (km)</w:t>
+            </w:r>
+          </w:p>
+        </w:tc>
+        <w:tc>
+          <w:tcPr>
+            <w:tcW w:w="3117" w:type="dxa"/>
+          </w:tcPr>
+          <w:p>
+            <w:pPr>
+              <w:jc w:val="both"/>
+              <w:cnfStyle w:val="100000000000" w:firstRow="1" w:lastRow="0" w:firstColumn="0" w:lastColumn="0" w:oddVBand="0" w:evenVBand="0" w:oddHBand="0" w:evenHBand="0" w:firstRowFirstColumn="0" w:firstRowLastColumn="0" w:lastRowFirstColumn="0" w:lastRowLastColumn="0"/>
+            </w:pPr>
+            <w:r>
+              <w:t>Velocity RMSE (km/s)</w:t>
+            </w:r>
+          </w:p>
+        </w:tc>
+      </w:tr>
+      <w:tr>
+        <w:trPr>
+          <w:cnfStyle w:val="000000100000" w:firstRow="0" w:lastRow="0" w:firstColumn="0" w:lastColumn="0" w:oddVBand="0" w:evenVBand="0" w:oddHBand="1" w:evenHBand="0" w:firstRowFirstColumn="0" w:firstRowLastColumn="0" w:lastRowFirstColumn="0" w:lastRowLastColumn="0"/>
+        </w:trPr>
+        <w:tc>
+          <w:tcPr>
+            <w:cnfStyle w:val="001000000000" w:firstRow="0" w:lastRow="0" w:firstColumn="1" w:lastColumn="0" w:oddVBand="0" w:evenVBand="0" w:oddHBand="0" w:evenHBand="0" w:firstRowFirstColumn="0" w:firstRowLastColumn="0" w:lastRowFirstColumn="0" w:lastRowLastColumn="0"/>
+            <w:tcW w:w="3116" w:type="dxa"/>
+          </w:tcPr>
+          <w:p>
+            <w:pPr>
+              <w:jc w:val="both"/>
+            </w:pPr>
+            <w:r>
+              <w:t>BLS</w:t>
+            </w:r>
+          </w:p>
+        </w:tc>
+        <w:tc>
+          <w:tcPr>
+            <w:tcW w:w="3117" w:type="dxa"/>
+          </w:tcPr>
+          <w:p>
+            <w:pPr>
+              <w:jc w:val="both"/>
+              <w:cnfStyle w:val="000000100000" w:firstRow="0" w:lastRow="0" w:firstColumn="0" w:lastColumn="0" w:oddVBand="0" w:evenVBand="0" w:oddHBand="1" w:evenHBand="0" w:firstRowFirstColumn="0" w:firstRowLastColumn="0" w:lastRowFirstColumn="0" w:lastRowLastColumn="0"/>
+            </w:pPr>
+            <w:r>
+              <w:t>648.59</w:t>
+            </w:r>
+          </w:p>
+        </w:tc>
+        <w:tc>
+          <w:tcPr>
+            <w:tcW w:w="3117" w:type="dxa"/>
+          </w:tcPr>
+          <w:p>
+            <w:pPr>
+              <w:jc w:val="both"/>
+              <w:cnfStyle w:val="000000100000" w:firstRow="0" w:lastRow="0" w:firstColumn="0" w:lastColumn="0" w:oddVBand="0" w:evenVBand="0" w:oddHBand="1" w:evenHBand="0" w:firstRowFirstColumn="0" w:firstRowLastColumn="0" w:lastRowFirstColumn="0" w:lastRowLastColumn="0"/>
+            </w:pPr>
+            <w:r>
+              <w:t>1.8647</w:t>
+            </w:r>
+          </w:p>
+        </w:tc>
+      </w:tr>
+      <w:tr>
+        <w:tc>
+          <w:tcPr>
+            <w:cnfStyle w:val="001000000000" w:firstRow="0" w:lastRow="0" w:firstColumn="1" w:lastColumn="0" w:oddVBand="0" w:evenVBand="0" w:oddHBand="0" w:evenHBand="0" w:firstRowFirstColumn="0" w:firstRowLastColumn="0" w:lastRowFirstColumn="0" w:lastRowLastColumn="0"/>
+            <w:tcW w:w="3116" w:type="dxa"/>
+          </w:tcPr>
+          <w:p>
+            <w:pPr>
+              <w:jc w:val="both"/>
+            </w:pPr>
+            <w:r>
+              <w:t>RLS-FF</w:t>
+            </w:r>
+          </w:p>
+        </w:tc>
+        <w:tc>
+          <w:tcPr>
+            <w:tcW w:w="3117" w:type="dxa"/>
+          </w:tcPr>
+          <w:p>
+            <w:pPr>
+              <w:jc w:val="both"/>
+              <w:cnfStyle w:val="000000000000" w:firstRow="0" w:lastRow="0" w:firstColumn="0" w:lastColumn="0" w:oddVBand="0" w:evenVBand="0" w:oddHBand="0" w:evenHBand="0" w:firstRowFirstColumn="0" w:firstRowLastColumn="0" w:lastRowFirstColumn="0" w:lastRowLastColumn="0"/>
+            </w:pPr>
+            <w:r>
+              <w:t>0.25826</w:t>
+            </w:r>
+          </w:p>
+        </w:tc>
+        <w:tc>
+          <w:tcPr>
+            <w:tcW w:w="3117" w:type="dxa"/>
+          </w:tcPr>
+          <w:p>
+            <w:pPr>
+              <w:jc w:val="both"/>
+              <w:cnfStyle w:val="000000000000" w:firstRow="0" w:lastRow="0" w:firstColumn="0" w:lastColumn="0" w:oddVBand="0" w:evenVBand="0" w:oddHBand="0" w:evenHBand="0" w:firstRowFirstColumn="0" w:firstRowLastColumn="0" w:lastRowFirstColumn="0" w:lastRowLastColumn="0"/>
+            </w:pPr>
+            <w:r>
+              <w:t>0.0020</w:t>
+            </w:r>
+          </w:p>
+        </w:tc>
+      </w:tr>
+      <w:tr>
+        <w:trPr>
+          <w:cnfStyle w:val="000000100000" w:firstRow="0" w:lastRow="0" w:firstColumn="0" w:lastColumn="0" w:oddVBand="0" w:evenVBand="0" w:oddHBand="1" w:evenHBand="0" w:firstRowFirstColumn="0" w:firstRowLastColumn="0" w:lastRowFirstColumn="0" w:lastRowLastColumn="0"/>
+        </w:trPr>
+        <w:tc>
+          <w:tcPr>
+            <w:cnfStyle w:val="001000000000" w:firstRow="0" w:lastRow="0" w:firstColumn="1" w:lastColumn="0" w:oddVBand="0" w:evenVBand="0" w:oddHBand="0" w:evenHBand="0" w:firstRowFirstColumn="0" w:firstRowLastColumn="0" w:lastRowFirstColumn="0" w:lastRowLastColumn="0"/>
+            <w:tcW w:w="3116" w:type="dxa"/>
+          </w:tcPr>
+          <w:p>
+            <w:pPr>
+              <w:jc w:val="both"/>
+            </w:pPr>
+            <w:r>
+              <w:t>GLSDC</w:t>
+            </w:r>
+          </w:p>
+        </w:tc>
+        <w:tc>
+          <w:tcPr>
+            <w:tcW w:w="3117" w:type="dxa"/>
+          </w:tcPr>
+          <w:p>
+            <w:pPr>
+              <w:jc w:val="both"/>
+              <w:cnfStyle w:val="000000100000" w:firstRow="0" w:lastRow="0" w:firstColumn="0" w:lastColumn="0" w:oddVBand="0" w:evenVBand="0" w:oddHBand="1" w:evenHBand="0" w:firstRowFirstColumn="0" w:firstRowLastColumn="0" w:lastRowFirstColumn="0" w:lastRowLastColumn="0"/>
+            </w:pPr>
+            <w:r>
+              <w:t xml:space="preserve">1.7364 </w:t>
+            </w:r>
+          </w:p>
+        </w:tc>
+        <w:tc>
+          <w:tcPr>
+            <w:tcW w:w="3117" w:type="dxa"/>
+          </w:tcPr>
+          <w:p>
+            <w:pPr>
+              <w:jc w:val="both"/>
+              <w:cnfStyle w:val="000000100000" w:firstRow="0" w:lastRow="0" w:firstColumn="0" w:lastColumn="0" w:oddVBand="0" w:evenVBand="0" w:oddHBand="1" w:evenHBand="0" w:firstRowFirstColumn="0" w:firstRowLastColumn="0" w:lastRowFirstColumn="0" w:lastRowLastColumn="0"/>
+            </w:pPr>
+            <w:r>
+              <w:t>0.006</w:t>
+            </w:r>
+            <w:r>
+              <w:t>6</w:t>
+            </w:r>
+          </w:p>
+        </w:tc>
+      </w:tr>
+      <w:tr>
+        <w:tc>
+          <w:tcPr>
+            <w:cnfStyle w:val="001000000000" w:firstRow="0" w:lastRow="0" w:firstColumn="1" w:lastColumn="0" w:oddVBand="0" w:evenVBand="0" w:oddHBand="0" w:evenHBand="0" w:firstRowFirstColumn="0" w:firstRowLastColumn="0" w:lastRowFirstColumn="0" w:lastRowLastColumn="0"/>
+            <w:tcW w:w="3116" w:type="dxa"/>
+          </w:tcPr>
+          <w:p>
+            <w:pPr>
+              <w:jc w:val="both"/>
+            </w:pPr>
+            <w:r>
+              <w:t>EKF</w:t>
+            </w:r>
+          </w:p>
+        </w:tc>
+        <w:tc>
+          <w:tcPr>
+            <w:tcW w:w="3117" w:type="dxa"/>
+          </w:tcPr>
+          <w:p>
+            <w:pPr>
+              <w:jc w:val="both"/>
+              <w:cnfStyle w:val="000000000000" w:firstRow="0" w:lastRow="0" w:firstColumn="0" w:lastColumn="0" w:oddVBand="0" w:evenVBand="0" w:oddHBand="0" w:evenHBand="0" w:firstRowFirstColumn="0" w:firstRowLastColumn="0" w:lastRowFirstColumn="0" w:lastRowLastColumn="0"/>
+            </w:pPr>
+            <w:r>
+              <w:t>5.1024</w:t>
+            </w:r>
+          </w:p>
+        </w:tc>
+        <w:tc>
+          <w:tcPr>
+            <w:tcW w:w="3117" w:type="dxa"/>
+          </w:tcPr>
+          <w:p>
+            <w:pPr>
+              <w:jc w:val="both"/>
+              <w:cnfStyle w:val="000000000000" w:firstRow="0" w:lastRow="0" w:firstColumn="0" w:lastColumn="0" w:oddVBand="0" w:evenVBand="0" w:oddHBand="0" w:evenHBand="0" w:firstRowFirstColumn="0" w:firstRowLastColumn="0" w:lastRowFirstColumn="0" w:lastRowLastColumn="0"/>
+            </w:pPr>
+            <w:r>
+              <w:t>3.6</w:t>
+            </w:r>
+            <w:r>
+              <w:t>3</w:t>
+            </w:r>
+          </w:p>
+        </w:tc>
+      </w:tr>
+      <w:tr>
+        <w:trPr>
+          <w:cnfStyle w:val="000000100000" w:firstRow="0" w:lastRow="0" w:firstColumn="0" w:lastColumn="0" w:oddVBand="0" w:evenVBand="0" w:oddHBand="1" w:evenHBand="0" w:firstRowFirstColumn="0" w:firstRowLastColumn="0" w:lastRowFirstColumn="0" w:lastRowLastColumn="0"/>
+        </w:trPr>
+        <w:tc>
+          <w:tcPr>
+            <w:cnfStyle w:val="001000000000" w:firstRow="0" w:lastRow="0" w:firstColumn="1" w:lastColumn="0" w:oddVBand="0" w:evenVBand="0" w:oddHBand="0" w:evenHBand="0" w:firstRowFirstColumn="0" w:firstRowLastColumn="0" w:lastRowFirstColumn="0" w:lastRowLastColumn="0"/>
+            <w:tcW w:w="3116" w:type="dxa"/>
+          </w:tcPr>
+          <w:p>
+            <w:pPr>
+              <w:jc w:val="both"/>
+            </w:pPr>
+            <w:r>
+              <w:t>UKF</w:t>
+            </w:r>
+          </w:p>
+        </w:tc>
+        <w:tc>
+          <w:tcPr>
+            <w:tcW w:w="3117" w:type="dxa"/>
+          </w:tcPr>
+          <w:p>
+            <w:pPr>
+              <w:jc w:val="both"/>
+              <w:cnfStyle w:val="000000100000" w:firstRow="0" w:lastRow="0" w:firstColumn="0" w:lastColumn="0" w:oddVBand="0" w:evenVBand="0" w:oddHBand="1" w:evenHBand="0" w:firstRowFirstColumn="0" w:firstRowLastColumn="0" w:lastRowFirstColumn="0" w:lastRowLastColumn="0"/>
+            </w:pPr>
+            <w:r>
+              <w:t>9.267</w:t>
+            </w:r>
+          </w:p>
+        </w:tc>
+        <w:tc>
+          <w:tcPr>
+            <w:tcW w:w="3117" w:type="dxa"/>
+          </w:tcPr>
+          <w:p>
+            <w:pPr>
+              <w:jc w:val="both"/>
+              <w:cnfStyle w:val="000000100000" w:firstRow="0" w:lastRow="0" w:firstColumn="0" w:lastColumn="0" w:oddVBand="0" w:evenVBand="0" w:oddHBand="1" w:evenHBand="0" w:firstRowFirstColumn="0" w:firstRowLastColumn="0" w:lastRowFirstColumn="0" w:lastRowLastColumn="0"/>
+            </w:pPr>
+            <w:r>
+              <w:t>0.7</w:t>
+            </w:r>
+            <w:r>
+              <w:t>1</w:t>
+            </w:r>
+          </w:p>
+        </w:tc>
+      </w:tr>
+    </w:tbl>
+    <w:p>
+      <w:pPr>
+        <w:jc w:val="both"/>
+      </w:pPr>
+      <w:r>
+        <w:tab/>
+      </w:r>
+      <w:r>
+        <w:t xml:space="preserve"> </w:t>
+      </w:r>
+    </w:p>
+    <w:p>
+      <w:pPr>
+        <w:pStyle w:val="Heading1"/>
+        <w:rPr>
+          <w:sz w:val="28"/>
+          <w:szCs w:val="28"/>
+        </w:rPr>
+      </w:pPr>
+      <w:r>
+        <w:rPr>
+          <w:sz w:val="28"/>
+          <w:szCs w:val="28"/>
+        </w:rPr>
+        <w:lastRenderedPageBreak/>
+        <w:t>Conclusion and Contributions</w:t>
+      </w:r>
+    </w:p>
+    <w:p>
+      <w:pPr>
+        <w:pStyle w:val="Heading1"/>
+        <w:rPr>
+          <w:sz w:val="28"/>
+          <w:szCs w:val="28"/>
+        </w:rPr>
+      </w:pPr>
     </w:p>
     <w:sectPr>
       <w:pgSz w:w="12240" w:h="15840"/>
@@ -643,7 +1801,7 @@
       <w:lvlText w:val=""/>
       <w:lvlJc w:val="left"/>
       <w:pPr>
-        <w:ind w:left="1080" w:hanging="360"/>
+        <w:ind w:left="360" w:hanging="360"/>
       </w:pPr>
       <w:rPr>
         <w:rFonts w:ascii="Symbol" w:hAnsi="Symbol" w:hint="default"/>
@@ -655,7 +1813,7 @@
       <w:lvlText w:val="o"/>
       <w:lvlJc w:val="left"/>
       <w:pPr>
-        <w:ind w:left="1800" w:hanging="360"/>
+        <w:ind w:left="1080" w:hanging="360"/>
       </w:pPr>
       <w:rPr>
         <w:rFonts w:ascii="Courier New" w:hAnsi="Courier New" w:cs="Courier New" w:hint="default"/>
@@ -667,7 +1825,7 @@
       <w:lvlText w:val=""/>
       <w:lvlJc w:val="left"/>
       <w:pPr>
-        <w:ind w:left="2520" w:hanging="360"/>
+        <w:ind w:left="1800" w:hanging="360"/>
       </w:pPr>
       <w:rPr>
         <w:rFonts w:ascii="Wingdings" w:hAnsi="Wingdings" w:hint="default"/>
@@ -679,7 +1837,7 @@
       <w:lvlText w:val=""/>
       <w:lvlJc w:val="left"/>
       <w:pPr>
-        <w:ind w:left="3240" w:hanging="360"/>
+        <w:ind w:left="2520" w:hanging="360"/>
       </w:pPr>
       <w:rPr>
         <w:rFonts w:ascii="Symbol" w:hAnsi="Symbol" w:hint="default"/>
@@ -691,7 +1849,7 @@
       <w:lvlText w:val="o"/>
       <w:lvlJc w:val="left"/>
       <w:pPr>
-        <w:ind w:left="3960" w:hanging="360"/>
+        <w:ind w:left="3240" w:hanging="360"/>
       </w:pPr>
       <w:rPr>
         <w:rFonts w:ascii="Courier New" w:hAnsi="Courier New" w:cs="Courier New" w:hint="default"/>
@@ -703,7 +1861,7 @@
       <w:lvlText w:val=""/>
       <w:lvlJc w:val="left"/>
       <w:pPr>
-        <w:ind w:left="4680" w:hanging="360"/>
+        <w:ind w:left="3960" w:hanging="360"/>
       </w:pPr>
       <w:rPr>
         <w:rFonts w:ascii="Wingdings" w:hAnsi="Wingdings" w:hint="default"/>
@@ -715,7 +1873,7 @@
       <w:lvlText w:val=""/>
       <w:lvlJc w:val="left"/>
       <w:pPr>
-        <w:ind w:left="5400" w:hanging="360"/>
+        <w:ind w:left="4680" w:hanging="360"/>
       </w:pPr>
       <w:rPr>
         <w:rFonts w:ascii="Symbol" w:hAnsi="Symbol" w:hint="default"/>
@@ -727,7 +1885,7 @@
       <w:lvlText w:val="o"/>
       <w:lvlJc w:val="left"/>
       <w:pPr>
-        <w:ind w:left="6120" w:hanging="360"/>
+        <w:ind w:left="5400" w:hanging="360"/>
       </w:pPr>
       <w:rPr>
         <w:rFonts w:ascii="Courier New" w:hAnsi="Courier New" w:cs="Courier New" w:hint="default"/>
@@ -739,7 +1897,7 @@
       <w:lvlText w:val=""/>
       <w:lvlJc w:val="left"/>
       <w:pPr>
-        <w:ind w:left="6840" w:hanging="360"/>
+        <w:ind w:left="6120" w:hanging="360"/>
       </w:pPr>
       <w:rPr>
         <w:rFonts w:ascii="Wingdings" w:hAnsi="Wingdings" w:hint="default"/>
@@ -1471,7 +2629,6 @@
   <w:style w:type="character" w:default="1" w:styleId="DefaultParagraphFont">
     <w:name w:val="Default Paragraph Font"/>
     <w:uiPriority w:val="1"/>
-    <w:semiHidden/>
     <w:unhideWhenUsed/>
   </w:style>
   <w:style w:type="table" w:default="1" w:styleId="TableNormal">
@@ -1793,6 +2950,164 @@
     <w:rsid w:val="00581B47"/>
     <w:rPr>
       <w:color w:val="666666"/>
+    </w:rPr>
+  </w:style>
+  <w:style w:type="table" w:styleId="TableGrid">
+    <w:name w:val="Table Grid"/>
+    <w:basedOn w:val="TableNormal"/>
+    <w:uiPriority w:val="39"/>
+    <w:rsid w:val="00F966E5"/>
+    <w:pPr>
+      <w:spacing w:after="0" w:line="240" w:lineRule="auto"/>
+    </w:pPr>
+    <w:tblPr>
+      <w:tblBorders>
+        <w:top w:val="single" w:sz="4" w:space="0" w:color="auto"/>
+        <w:left w:val="single" w:sz="4" w:space="0" w:color="auto"/>
+        <w:bottom w:val="single" w:sz="4" w:space="0" w:color="auto"/>
+        <w:right w:val="single" w:sz="4" w:space="0" w:color="auto"/>
+        <w:insideH w:val="single" w:sz="4" w:space="0" w:color="auto"/>
+        <w:insideV w:val="single" w:sz="4" w:space="0" w:color="auto"/>
+      </w:tblBorders>
+    </w:tblPr>
+  </w:style>
+  <w:style w:type="table" w:styleId="PlainTable5">
+    <w:name w:val="Plain Table 5"/>
+    <w:basedOn w:val="TableNormal"/>
+    <w:uiPriority w:val="45"/>
+    <w:rsid w:val="003524F2"/>
+    <w:pPr>
+      <w:spacing w:after="0" w:line="240" w:lineRule="auto"/>
+    </w:pPr>
+    <w:tblPr>
+      <w:tblStyleRowBandSize w:val="1"/>
+      <w:tblStyleColBandSize w:val="1"/>
+    </w:tblPr>
+    <w:tblStylePr w:type="firstRow">
+      <w:rPr>
+        <w:rFonts w:asciiTheme="majorHAnsi" w:eastAsiaTheme="majorEastAsia" w:hAnsiTheme="majorHAnsi" w:cstheme="majorBidi"/>
+        <w:i/>
+        <w:iCs/>
+        <w:sz w:val="26"/>
+      </w:rPr>
+      <w:tblPr/>
+      <w:tcPr>
+        <w:tcBorders>
+          <w:bottom w:val="single" w:sz="4" w:space="0" w:color="7F7F7F" w:themeColor="text1" w:themeTint="80"/>
+        </w:tcBorders>
+        <w:shd w:val="clear" w:color="auto" w:fill="FFFFFF" w:themeFill="background1"/>
+      </w:tcPr>
+    </w:tblStylePr>
+    <w:tblStylePr w:type="lastRow">
+      <w:rPr>
+        <w:rFonts w:asciiTheme="majorHAnsi" w:eastAsiaTheme="majorEastAsia" w:hAnsiTheme="majorHAnsi" w:cstheme="majorBidi"/>
+        <w:i/>
+        <w:iCs/>
+        <w:sz w:val="26"/>
+      </w:rPr>
+      <w:tblPr/>
+      <w:tcPr>
+        <w:tcBorders>
+          <w:top w:val="single" w:sz="4" w:space="0" w:color="7F7F7F" w:themeColor="text1" w:themeTint="80"/>
+        </w:tcBorders>
+        <w:shd w:val="clear" w:color="auto" w:fill="FFFFFF" w:themeFill="background1"/>
+      </w:tcPr>
+    </w:tblStylePr>
+    <w:tblStylePr w:type="firstCol">
+      <w:pPr>
+        <w:jc w:val="right"/>
+      </w:pPr>
+      <w:rPr>
+        <w:rFonts w:asciiTheme="majorHAnsi" w:eastAsiaTheme="majorEastAsia" w:hAnsiTheme="majorHAnsi" w:cstheme="majorBidi"/>
+        <w:i/>
+        <w:iCs/>
+        <w:sz w:val="26"/>
+      </w:rPr>
+      <w:tblPr/>
+      <w:tcPr>
+        <w:tcBorders>
+          <w:right w:val="single" w:sz="4" w:space="0" w:color="7F7F7F" w:themeColor="text1" w:themeTint="80"/>
+        </w:tcBorders>
+        <w:shd w:val="clear" w:color="auto" w:fill="FFFFFF" w:themeFill="background1"/>
+      </w:tcPr>
+    </w:tblStylePr>
+    <w:tblStylePr w:type="lastCol">
+      <w:rPr>
+        <w:rFonts w:asciiTheme="majorHAnsi" w:eastAsiaTheme="majorEastAsia" w:hAnsiTheme="majorHAnsi" w:cstheme="majorBidi"/>
+        <w:i/>
+        <w:iCs/>
+        <w:sz w:val="26"/>
+      </w:rPr>
+      <w:tblPr/>
+      <w:tcPr>
+        <w:tcBorders>
+          <w:left w:val="single" w:sz="4" w:space="0" w:color="7F7F7F" w:themeColor="text1" w:themeTint="80"/>
+        </w:tcBorders>
+        <w:shd w:val="clear" w:color="auto" w:fill="FFFFFF" w:themeFill="background1"/>
+      </w:tcPr>
+    </w:tblStylePr>
+    <w:tblStylePr w:type="band1Vert">
+      <w:tblPr/>
+      <w:tcPr>
+        <w:shd w:val="clear" w:color="auto" w:fill="F2F2F2" w:themeFill="background1" w:themeFillShade="F2"/>
+      </w:tcPr>
+    </w:tblStylePr>
+    <w:tblStylePr w:type="band1Horz">
+      <w:tblPr/>
+      <w:tcPr>
+        <w:shd w:val="clear" w:color="auto" w:fill="F2F2F2" w:themeFill="background1" w:themeFillShade="F2"/>
+      </w:tcPr>
+    </w:tblStylePr>
+    <w:tblStylePr w:type="neCell">
+      <w:tblPr/>
+      <w:tcPr>
+        <w:tcBorders>
+          <w:left w:val="nil"/>
+        </w:tcBorders>
+      </w:tcPr>
+    </w:tblStylePr>
+    <w:tblStylePr w:type="nwCell">
+      <w:tblPr/>
+      <w:tcPr>
+        <w:tcBorders>
+          <w:right w:val="nil"/>
+        </w:tcBorders>
+      </w:tcPr>
+    </w:tblStylePr>
+    <w:tblStylePr w:type="seCell">
+      <w:tblPr/>
+      <w:tcPr>
+        <w:tcBorders>
+          <w:left w:val="nil"/>
+        </w:tcBorders>
+      </w:tcPr>
+    </w:tblStylePr>
+    <w:tblStylePr w:type="swCell">
+      <w:tblPr/>
+      <w:tcPr>
+        <w:tcBorders>
+          <w:right w:val="nil"/>
+        </w:tcBorders>
+      </w:tcPr>
+    </w:tblStylePr>
+  </w:style>
+  <w:style w:type="paragraph" w:styleId="Caption">
+    <w:name w:val="caption"/>
+    <w:basedOn w:val="Normal"/>
+    <w:next w:val="Normal"/>
+    <w:uiPriority w:val="35"/>
+    <w:unhideWhenUsed/>
+    <w:qFormat/>
+    <w:rsid w:val="00E35BBB"/>
+    <w:pPr>
+      <w:spacing w:after="200" w:line="240" w:lineRule="auto"/>
+    </w:pPr>
+    <w:rPr>
+      <w:i/>
+      <w:iCs/>
+      <w:color w:val="0E2841" w:themeColor="text2"/>
+      <w:sz w:val="18"/>
+      <w:szCs w:val="18"/>
     </w:rPr>
   </w:style>
 </w:styles>
@@ -2091,4 +3406,16 @@
     </a:ext>
   </a:extLst>
 </a:theme>
+</file>
+
+<file path=customXml/item1.xml><?xml version="1.0" encoding="utf-8"?>
+<b:Sources xmlns:b="http://schemas.openxmlformats.org/officeDocument/2006/bibliography" xmlns="http://schemas.openxmlformats.org/officeDocument/2006/bibliography" SelectedStyle="\APASixthEditionOfficeOnline.xsl" StyleName="APA" Version="6"/>
+</file>
+
+<file path=customXml/itemProps1.xml><?xml version="1.0" encoding="utf-8"?>
+<ds:datastoreItem xmlns:ds="http://schemas.openxmlformats.org/officeDocument/2006/customXml" ds:itemID="{D7A10687-1E0D-4268-BC2D-6767C22E3235}">
+  <ds:schemaRefs>
+    <ds:schemaRef ds:uri="http://schemas.openxmlformats.org/officeDocument/2006/bibliography"/>
+  </ds:schemaRefs>
+</ds:datastoreItem>
 </file>
--- a/Something something estimation.docx
+++ b/Something something estimation.docx
@@ -8,23 +8,23 @@
         <w:jc w:val="center"/>
         <w:rPr>
           <w:color w:val="000000" w:themeColor="text1"/>
-          <w:sz w:val="28"/>
-          <w:szCs w:val="28"/>
+          <w:sz w:val="36"/>
+          <w:szCs w:val="36"/>
         </w:rPr>
       </w:pPr>
       <w:r>
         <w:rPr>
           <w:color w:val="000000" w:themeColor="text1"/>
-          <w:sz w:val="28"/>
-          <w:szCs w:val="28"/>
+          <w:sz w:val="36"/>
+          <w:szCs w:val="36"/>
         </w:rPr>
         <w:t xml:space="preserve">Comparison of Statistical Estimation </w:t>
       </w:r>
       <w:r>
         <w:rPr>
           <w:color w:val="000000" w:themeColor="text1"/>
-          <w:sz w:val="28"/>
-          <w:szCs w:val="28"/>
+          <w:sz w:val="36"/>
+          <w:szCs w:val="36"/>
         </w:rPr>
         <w:t>Algorithms</w:t>
       </w:r>
@@ -52,12 +52,951 @@
     <w:p>
       <w:pPr>
         <w:pStyle w:val="Heading1"/>
-      </w:pPr>
-      <w:r>
+        <w:rPr>
+          <w:sz w:val="32"/>
+          <w:szCs w:val="32"/>
+        </w:rPr>
+      </w:pPr>
+      <w:r>
+        <w:rPr>
+          <w:sz w:val="32"/>
+          <w:szCs w:val="32"/>
+        </w:rPr>
         <w:t>Project Overview</w:t>
       </w:r>
     </w:p>
-    <w:p/>
+    <w:p>
+      <w:pPr>
+        <w:ind w:firstLine="720"/>
+        <w:jc w:val="both"/>
+        <w:rPr>
+          <w:sz w:val="22"/>
+          <w:szCs w:val="22"/>
+        </w:rPr>
+      </w:pPr>
+      <w:r>
+        <w:rPr>
+          <w:sz w:val="22"/>
+          <w:szCs w:val="22"/>
+        </w:rPr>
+        <w:t>I developed a MATLAB-based orbit determination and statistical estimation framework to evaluate the convergence behavior and robustness of multiple spacecraft state estimation algorithms. The simulation modeled a low Earth orbit spacecraft observed by a ground station measuring slant range, azimuth, and elevation. The true trajectory captured the effects of the Earth J2 perturbation while all estimators assumed simplified two-body dynamics. This intentional model mismatch allowed evaluation of estimator sensitivity to nonlinear propagation error, quality of estimate initialization, and unmodeled dynamics.</w:t>
+      </w:r>
+    </w:p>
+    <w:p>
+      <w:pPr>
+        <w:ind w:firstLine="720"/>
+        <w:jc w:val="both"/>
+        <w:rPr>
+          <w:sz w:val="22"/>
+          <w:szCs w:val="22"/>
+        </w:rPr>
+      </w:pPr>
+      <w:r>
+        <w:rPr>
+          <w:sz w:val="22"/>
+          <w:szCs w:val="22"/>
+        </w:rPr>
+        <w:t xml:space="preserve">The simulation modeled a ground-based tracking station measuring spacecraft slant range, azimuth, and elevation with additive Gaussian noise. The spacecraft truth model included Earth’s J2 oblateness perturbation while all estimators assumed simplified two-body dynamics. This intentional model mismatch allowed the evaluation of estimator sensitivity to unmodeled dynamics and nonlinear propagation error. </w:t>
+      </w:r>
+      <w:r>
+        <w:rPr>
+          <w:sz w:val="22"/>
+          <w:szCs w:val="22"/>
+        </w:rPr>
+        <w:t>Implemented estimators included:</w:t>
+      </w:r>
+    </w:p>
+    <w:p>
+      <w:pPr>
+        <w:pStyle w:val="ListParagraph"/>
+        <w:numPr>
+          <w:ilvl w:val="0"/>
+          <w:numId w:val="3"/>
+        </w:numPr>
+        <w:jc w:val="both"/>
+        <w:rPr>
+          <w:sz w:val="22"/>
+          <w:szCs w:val="22"/>
+        </w:rPr>
+      </w:pPr>
+      <w:r>
+        <w:rPr>
+          <w:sz w:val="22"/>
+          <w:szCs w:val="22"/>
+        </w:rPr>
+        <w:t>Batch Least Squares (BLS)</w:t>
+      </w:r>
+    </w:p>
+    <w:p>
+      <w:pPr>
+        <w:pStyle w:val="ListParagraph"/>
+        <w:numPr>
+          <w:ilvl w:val="0"/>
+          <w:numId w:val="3"/>
+        </w:numPr>
+        <w:jc w:val="both"/>
+        <w:rPr>
+          <w:sz w:val="22"/>
+          <w:szCs w:val="22"/>
+        </w:rPr>
+      </w:pPr>
+      <w:r>
+        <w:rPr>
+          <w:sz w:val="22"/>
+          <w:szCs w:val="22"/>
+        </w:rPr>
+        <w:t>Recursive Least Squares with Forgetting Factor (RLS-FF)</w:t>
+      </w:r>
+    </w:p>
+    <w:p>
+      <w:pPr>
+        <w:pStyle w:val="ListParagraph"/>
+        <w:numPr>
+          <w:ilvl w:val="0"/>
+          <w:numId w:val="3"/>
+        </w:numPr>
+        <w:jc w:val="both"/>
+        <w:rPr>
+          <w:sz w:val="22"/>
+          <w:szCs w:val="22"/>
+        </w:rPr>
+      </w:pPr>
+      <w:r>
+        <w:rPr>
+          <w:sz w:val="22"/>
+          <w:szCs w:val="22"/>
+        </w:rPr>
+        <w:t>Gauss Least Squares Differential Correction (GLDSC)</w:t>
+      </w:r>
+    </w:p>
+    <w:p>
+      <w:pPr>
+        <w:pStyle w:val="ListParagraph"/>
+        <w:numPr>
+          <w:ilvl w:val="0"/>
+          <w:numId w:val="3"/>
+        </w:numPr>
+        <w:jc w:val="both"/>
+        <w:rPr>
+          <w:sz w:val="22"/>
+          <w:szCs w:val="22"/>
+        </w:rPr>
+      </w:pPr>
+      <w:r>
+        <w:rPr>
+          <w:sz w:val="22"/>
+          <w:szCs w:val="22"/>
+        </w:rPr>
+        <w:t>Extended Kalman Filter (EKF)</w:t>
+      </w:r>
+    </w:p>
+    <w:p>
+      <w:pPr>
+        <w:pStyle w:val="ListParagraph"/>
+        <w:numPr>
+          <w:ilvl w:val="0"/>
+          <w:numId w:val="3"/>
+        </w:numPr>
+        <w:jc w:val="both"/>
+        <w:rPr>
+          <w:sz w:val="22"/>
+          <w:szCs w:val="22"/>
+        </w:rPr>
+      </w:pPr>
+      <w:r>
+        <w:rPr>
+          <w:sz w:val="22"/>
+          <w:szCs w:val="22"/>
+        </w:rPr>
+        <w:t>Unscented Kalman Filter (UKF)</w:t>
+      </w:r>
+    </w:p>
+    <w:p>
+      <w:pPr>
+        <w:ind w:firstLine="360"/>
+        <w:jc w:val="both"/>
+        <w:rPr>
+          <w:sz w:val="22"/>
+          <w:szCs w:val="22"/>
+        </w:rPr>
+      </w:pPr>
+      <w:r>
+        <w:rPr>
+          <w:sz w:val="22"/>
+          <w:szCs w:val="22"/>
+        </w:rPr>
+        <w:t>The primary objective was not only to compare nominal estimation accuracy, but also to investigate:</w:t>
+      </w:r>
+    </w:p>
+    <w:p>
+      <w:pPr>
+        <w:pStyle w:val="ListParagraph"/>
+        <w:numPr>
+          <w:ilvl w:val="0"/>
+          <w:numId w:val="4"/>
+        </w:numPr>
+        <w:jc w:val="both"/>
+        <w:rPr>
+          <w:sz w:val="22"/>
+          <w:szCs w:val="22"/>
+        </w:rPr>
+      </w:pPr>
+      <w:r>
+        <w:rPr>
+          <w:sz w:val="22"/>
+          <w:szCs w:val="22"/>
+        </w:rPr>
+        <w:t>Estimator convergence under poor initialization</w:t>
+      </w:r>
+    </w:p>
+    <w:p>
+      <w:pPr>
+        <w:pStyle w:val="ListParagraph"/>
+        <w:numPr>
+          <w:ilvl w:val="0"/>
+          <w:numId w:val="4"/>
+        </w:numPr>
+        <w:jc w:val="both"/>
+        <w:rPr>
+          <w:sz w:val="22"/>
+          <w:szCs w:val="22"/>
+        </w:rPr>
+      </w:pPr>
+      <w:r>
+        <w:rPr>
+          <w:sz w:val="22"/>
+          <w:szCs w:val="22"/>
+        </w:rPr>
+        <w:t>Nonlinear filter transient behavior</w:t>
+      </w:r>
+    </w:p>
+    <w:p>
+      <w:pPr>
+        <w:pStyle w:val="ListParagraph"/>
+        <w:numPr>
+          <w:ilvl w:val="0"/>
+          <w:numId w:val="4"/>
+        </w:numPr>
+        <w:jc w:val="both"/>
+        <w:rPr>
+          <w:sz w:val="22"/>
+          <w:szCs w:val="22"/>
+        </w:rPr>
+      </w:pPr>
+      <w:r>
+        <w:rPr>
+          <w:sz w:val="22"/>
+          <w:szCs w:val="22"/>
+        </w:rPr>
+        <w:t>Robustness to modeling error</w:t>
+      </w:r>
+    </w:p>
+    <w:p>
+      <w:pPr>
+        <w:pStyle w:val="ListParagraph"/>
+        <w:numPr>
+          <w:ilvl w:val="0"/>
+          <w:numId w:val="4"/>
+        </w:numPr>
+        <w:jc w:val="both"/>
+        <w:rPr>
+          <w:sz w:val="22"/>
+          <w:szCs w:val="22"/>
+        </w:rPr>
+      </w:pPr>
+      <w:r>
+        <w:rPr>
+          <w:sz w:val="22"/>
+          <w:szCs w:val="22"/>
+        </w:rPr>
+        <w:t>Divergence in batch estimation methods</w:t>
+      </w:r>
+    </w:p>
+    <w:p>
+      <w:pPr>
+        <w:pStyle w:val="ListParagraph"/>
+        <w:numPr>
+          <w:ilvl w:val="0"/>
+          <w:numId w:val="4"/>
+        </w:numPr>
+        <w:jc w:val="both"/>
+        <w:rPr>
+          <w:sz w:val="22"/>
+          <w:szCs w:val="22"/>
+        </w:rPr>
+      </w:pPr>
+      <w:r>
+        <w:rPr>
+          <w:sz w:val="22"/>
+          <w:szCs w:val="22"/>
+        </w:rPr>
+        <w:t>Performance improvements from hybrid estimation architectures</w:t>
+      </w:r>
+    </w:p>
+    <w:p>
+      <w:pPr>
+        <w:pStyle w:val="Heading1"/>
+        <w:rPr>
+          <w:sz w:val="36"/>
+          <w:szCs w:val="36"/>
+        </w:rPr>
+      </w:pPr>
+      <w:r>
+        <w:rPr>
+          <w:sz w:val="32"/>
+          <w:szCs w:val="32"/>
+        </w:rPr>
+        <w:t>Implementation</w:t>
+      </w:r>
+      <w:r>
+        <w:rPr>
+          <w:sz w:val="36"/>
+          <w:szCs w:val="36"/>
+        </w:rPr>
+        <w:tab/>
+      </w:r>
+    </w:p>
+    <w:p>
+      <w:pPr>
+        <w:pStyle w:val="Heading2"/>
+        <w:jc w:val="both"/>
+        <w:rPr>
+          <w:sz w:val="28"/>
+          <w:szCs w:val="28"/>
+        </w:rPr>
+      </w:pPr>
+      <w:r>
+        <w:rPr>
+          <w:sz w:val="28"/>
+          <w:szCs w:val="28"/>
+        </w:rPr>
+        <w:t>Dynamics and Measurement Modeling</w:t>
+      </w:r>
+    </w:p>
+    <w:p>
+      <w:pPr>
+        <w:ind w:firstLine="720"/>
+        <w:jc w:val="both"/>
+        <w:rPr>
+          <w:sz w:val="22"/>
+          <w:szCs w:val="22"/>
+        </w:rPr>
+      </w:pPr>
+      <w:r>
+        <w:rPr>
+          <w:sz w:val="22"/>
+          <w:szCs w:val="22"/>
+        </w:rPr>
+        <w:t xml:space="preserve">The spacecraft’s trajectory was propagated using nonlinear orbital dynamics including the Earth J2 perturbation. Estimators propagated states using a simplified two-body gravity model. This intentionally introduced modeling inconsistency between the truth and estimation dynamics. </w:t>
+      </w:r>
+    </w:p>
+    <w:p>
+      <w:pPr>
+        <w:ind w:firstLine="720"/>
+        <w:jc w:val="both"/>
+        <w:rPr>
+          <w:sz w:val="22"/>
+          <w:szCs w:val="22"/>
+        </w:rPr>
+      </w:pPr>
+      <w:r>
+        <w:rPr>
+          <w:sz w:val="22"/>
+          <w:szCs w:val="22"/>
+        </w:rPr>
+        <w:lastRenderedPageBreak/>
+        <w:t>Ground-based measurements were generated from simulated spacecraft motion using</w:t>
+      </w:r>
+      <w:r>
+        <w:rPr>
+          <w:sz w:val="22"/>
+          <w:szCs w:val="22"/>
+        </w:rPr>
+        <w:t xml:space="preserve"> slant range, azimuth, and elevation. </w:t>
+      </w:r>
+      <w:r>
+        <w:rPr>
+          <w:sz w:val="22"/>
+          <w:szCs w:val="22"/>
+        </w:rPr>
+        <w:t>Measurement noise was modeled as zero-mean Gaussian noise with independent covariance terms for each observation channel.</w:t>
+      </w:r>
+    </w:p>
+    <w:p>
+      <w:pPr>
+        <w:ind w:firstLine="720"/>
+        <w:jc w:val="both"/>
+        <w:rPr>
+          <w:sz w:val="22"/>
+          <w:szCs w:val="22"/>
+        </w:rPr>
+      </w:pPr>
+      <w:r>
+        <w:rPr>
+          <w:sz w:val="22"/>
+          <w:szCs w:val="22"/>
+        </w:rPr>
+        <w:t>The measurement model transformed inertial position vectors into the observer’s local East-North-Up frame before computing observable quantities. I implemented the full nonlinear measurement model and derived analytic Jacobians required for linearized estimators and covariance propagation.</w:t>
+      </w:r>
+    </w:p>
+    <w:p>
+      <w:pPr>
+        <w:ind w:firstLine="720"/>
+        <w:jc w:val="both"/>
+        <w:rPr>
+          <w:sz w:val="22"/>
+          <w:szCs w:val="22"/>
+        </w:rPr>
+      </w:pPr>
+      <w:r>
+        <w:rPr>
+          <w:sz w:val="22"/>
+          <w:szCs w:val="22"/>
+        </w:rPr>
+        <w:t>P</w:t>
+      </w:r>
+      <w:r>
+        <w:rPr>
+          <w:sz w:val="22"/>
+          <w:szCs w:val="22"/>
+        </w:rPr>
+        <w:t>ropagation</w:t>
+      </w:r>
+      <w:r>
+        <w:rPr>
+          <w:sz w:val="22"/>
+          <w:szCs w:val="22"/>
+        </w:rPr>
+        <w:t xml:space="preserve"> of the state</w:t>
+      </w:r>
+      <w:r>
+        <w:rPr>
+          <w:sz w:val="22"/>
+          <w:szCs w:val="22"/>
+        </w:rPr>
+        <w:t xml:space="preserve"> and state transition matrix integration were implemented using adaptive Runge-Kutta numerical integration with tight tolerances to ensure numerical integration error remained well below measurement noise levels.</w:t>
+      </w:r>
+    </w:p>
+    <w:p>
+      <w:pPr>
+        <w:pStyle w:val="Heading2"/>
+        <w:jc w:val="both"/>
+        <w:rPr>
+          <w:sz w:val="28"/>
+          <w:szCs w:val="28"/>
+        </w:rPr>
+      </w:pPr>
+      <w:r>
+        <w:rPr>
+          <w:sz w:val="28"/>
+          <w:szCs w:val="28"/>
+        </w:rPr>
+        <w:t>Estimator Architecture</w:t>
+      </w:r>
+    </w:p>
+    <w:p>
+      <w:pPr>
+        <w:ind w:firstLine="720"/>
+        <w:jc w:val="both"/>
+        <w:rPr>
+          <w:sz w:val="22"/>
+          <w:szCs w:val="22"/>
+        </w:rPr>
+      </w:pPr>
+      <w:r>
+        <w:rPr>
+          <w:sz w:val="22"/>
+          <w:szCs w:val="22"/>
+        </w:rPr>
+        <w:t>BLS and GLSDC estimated the spacecraft initial state by minimizing measurement residuals over a finite observation arc using iterative linearization. These methods relied heavily on local linearity assumptions and were sensitive to poor initial conditions over long propagation intervals.</w:t>
+      </w:r>
+      <w:r>
+        <w:rPr>
+          <w:sz w:val="22"/>
+          <w:szCs w:val="22"/>
+        </w:rPr>
+        <w:t xml:space="preserve"> </w:t>
+      </w:r>
+      <w:r>
+        <w:rPr>
+          <w:sz w:val="22"/>
+          <w:szCs w:val="22"/>
+        </w:rPr>
+        <w:t xml:space="preserve">RLS-FF was implemented as a recursive estimator with exponential memory weighting. </w:t>
+      </w:r>
+      <w:r>
+        <w:rPr>
+          <w:sz w:val="22"/>
+          <w:szCs w:val="22"/>
+        </w:rPr>
+        <w:t xml:space="preserve">These methods were used to determine the satellite initial state, which could then be propagated forward in time. </w:t>
+      </w:r>
+    </w:p>
+    <w:p>
+      <w:pPr>
+        <w:ind w:firstLine="720"/>
+        <w:jc w:val="both"/>
+        <w:rPr>
+          <w:sz w:val="22"/>
+          <w:szCs w:val="22"/>
+        </w:rPr>
+      </w:pPr>
+      <w:r>
+        <w:rPr>
+          <w:sz w:val="22"/>
+          <w:szCs w:val="22"/>
+        </w:rPr>
+        <w:t>The EKF linearized system dynamics and measurements about the current state estimate and propagated covariance using the state transition matrix. The UKF instead propagated sigma points through nonlinear dynamics to better capture higher-order nonlinear effects without explicit linearization.</w:t>
+      </w:r>
+      <w:r>
+        <w:rPr>
+          <w:sz w:val="22"/>
+          <w:szCs w:val="22"/>
+        </w:rPr>
+        <w:t xml:space="preserve"> </w:t>
+      </w:r>
+      <w:r>
+        <w:rPr>
+          <w:sz w:val="22"/>
+          <w:szCs w:val="22"/>
+        </w:rPr>
+        <w:t>Both filters were evaluated under intentionally poor initial state knowledge to analyze transient behavior and convergence sensitivity.</w:t>
+      </w:r>
+    </w:p>
+    <w:p>
+      <w:pPr>
+        <w:pStyle w:val="Heading1"/>
+        <w:rPr>
+          <w:sz w:val="32"/>
+          <w:szCs w:val="32"/>
+        </w:rPr>
+      </w:pPr>
+      <w:r>
+        <w:rPr>
+          <w:sz w:val="32"/>
+          <w:szCs w:val="32"/>
+        </w:rPr>
+        <w:t>Challenges</w:t>
+      </w:r>
+    </w:p>
+    <w:p>
+      <w:pPr>
+        <w:ind w:firstLine="720"/>
+        <w:jc w:val="both"/>
+      </w:pPr>
+      <w:r>
+        <w:t xml:space="preserve">One significant challenge was the divergence of batch estimators under poor initialization </w:t>
+      </w:r>
+      <w:r>
+        <w:t>and</w:t>
+      </w:r>
+      <w:r>
+        <w:t xml:space="preserve"> long observation intervals. Initial testing showed that both BLS and GLSDC diverged when processing the full 600 second measurement interval. </w:t>
+      </w:r>
+      <w:r>
+        <w:t xml:space="preserve">The linearity assumption these estimators rely upon became invalid from the poor initial guess and as the propagated trajectory error increased with time. The linearization could not maintain validity or accuracy, causing unstable corrections and updates. </w:t>
+      </w:r>
+    </w:p>
+    <w:p>
+      <w:pPr>
+        <w:ind w:firstLine="720"/>
+        <w:jc w:val="both"/>
+      </w:pPr>
+      <w:r>
+        <w:t xml:space="preserve">To address the issue, I restricted the batch estimators to a short interval near the beginning of the simulation where the linearization assumptions remained valid. This saw reliable convergence. The behavior highlighted the sensitivity of batch estimators to initialization quality and nonlinear propagation errors. </w:t>
+      </w:r>
+    </w:p>
+    <w:p>
+      <w:pPr>
+        <w:jc w:val="both"/>
+      </w:pPr>
+    </w:p>
+    <w:p>
+      <w:pPr>
+        <w:pStyle w:val="Heading1"/>
+        <w:rPr>
+          <w:sz w:val="32"/>
+          <w:szCs w:val="32"/>
+        </w:rPr>
+      </w:pPr>
+      <w:r>
+        <w:rPr>
+          <w:sz w:val="32"/>
+          <w:szCs w:val="32"/>
+        </w:rPr>
+        <w:lastRenderedPageBreak/>
+        <w:t>Hybrid Architecture</w:t>
+      </w:r>
+    </w:p>
+    <w:p>
+      <w:pPr>
+        <w:ind w:firstLine="720"/>
+        <w:jc w:val="both"/>
+      </w:pPr>
+      <w:r>
+        <w:t>The sequential filters struggled in the transient response due to poor initial guesses, but were to settle and track the true state. To improve the convergence of these filters, I implemented a hybrid estimation architecture using short-arch GLDSC estimation to initialize the EKF and UKF.</w:t>
+      </w:r>
+    </w:p>
+    <w:p>
+      <w:pPr>
+        <w:ind w:firstLine="720"/>
+        <w:jc w:val="both"/>
+      </w:pPr>
+      <w:r>
+        <w:t>The process consisted of three steps. I performed batch estimation over a short interval containing early measur</w:t>
+      </w:r>
+      <w:r>
+        <w:t>e</w:t>
+      </w:r>
+      <w:r>
+        <w:t xml:space="preserve">ments using GLSDC. I then propagated the estimated state forward to just after the batch estimator stopped collecting measurements and the sequential filters started. The propagated state and covariance </w:t>
+      </w:r>
+      <w:r>
+        <w:t>were</w:t>
+      </w:r>
+      <w:r>
+        <w:t xml:space="preserve"> used to initialize the EKF and UKF. </w:t>
+      </w:r>
+      <w:r>
+        <w:t xml:space="preserve"> </w:t>
+      </w:r>
+      <w:r>
+        <w:t xml:space="preserve">This </w:t>
+      </w:r>
+      <w:r>
+        <w:t xml:space="preserve">hybrid </w:t>
+      </w:r>
+      <w:r>
+        <w:t xml:space="preserve">approach significantly reduced transient filter errors caused by the poor initial states and improved the convergence stability overall. </w:t>
+      </w:r>
+    </w:p>
+    <w:p>
+      <w:pPr>
+        <w:pStyle w:val="Heading1"/>
+      </w:pPr>
+      <w:r>
+        <w:t xml:space="preserve"> </w:t>
+      </w:r>
+      <w:r>
+        <w:rPr>
+          <w:sz w:val="32"/>
+          <w:szCs w:val="32"/>
+        </w:rPr>
+        <w:t>Results and Analysis</w:t>
+      </w:r>
+    </w:p>
+    <w:p>
+      <w:pPr>
+        <w:ind w:firstLine="720"/>
+        <w:jc w:val="both"/>
+      </w:pPr>
+      <w:r>
+        <w:t xml:space="preserve">Estimator performance was evaluated using trajectory root-mean-square error against the true trajectory over the full observation interval. </w:t>
+      </w:r>
+    </w:p>
+    <w:p>
+      <w:pPr>
+        <w:pStyle w:val="Heading2"/>
+        <w:rPr>
+          <w:sz w:val="28"/>
+          <w:szCs w:val="28"/>
+        </w:rPr>
+      </w:pPr>
+      <w:r>
+        <w:rPr>
+          <w:sz w:val="28"/>
+          <w:szCs w:val="28"/>
+        </w:rPr>
+        <w:t>Key Findings</w:t>
+      </w:r>
+    </w:p>
+    <w:p>
+      <w:pPr>
+        <w:pStyle w:val="ListParagraph"/>
+        <w:numPr>
+          <w:ilvl w:val="0"/>
+          <w:numId w:val="6"/>
+        </w:numPr>
+        <w:jc w:val="both"/>
+      </w:pPr>
+      <w:r>
+        <w:t>BLS and GLSDC failed under poor initialization for long observation arcs</w:t>
+      </w:r>
+    </w:p>
+    <w:p>
+      <w:pPr>
+        <w:pStyle w:val="ListParagraph"/>
+        <w:numPr>
+          <w:ilvl w:val="0"/>
+          <w:numId w:val="6"/>
+        </w:numPr>
+        <w:jc w:val="both"/>
+      </w:pPr>
+      <w:r>
+        <w:t>GLSDC achieved improved convergence but remained sensitive to nonlinear propagation errors when the length of the observation was shortened.</w:t>
+      </w:r>
+    </w:p>
+    <w:p>
+      <w:pPr>
+        <w:pStyle w:val="ListParagraph"/>
+        <w:numPr>
+          <w:ilvl w:val="0"/>
+          <w:numId w:val="6"/>
+        </w:numPr>
+        <w:jc w:val="both"/>
+      </w:pPr>
+      <w:r>
+        <w:t xml:space="preserve">RLS-FF demonstrated the </w:t>
+      </w:r>
+      <w:r>
+        <w:t xml:space="preserve">lowest RMSE </w:t>
+      </w:r>
+      <w:r>
+        <w:t>reconstruction before hybrid methods were introduced.</w:t>
+      </w:r>
+    </w:p>
+    <w:p>
+      <w:pPr>
+        <w:pStyle w:val="ListParagraph"/>
+        <w:numPr>
+          <w:ilvl w:val="0"/>
+          <w:numId w:val="6"/>
+        </w:numPr>
+        <w:jc w:val="both"/>
+      </w:pPr>
+      <w:r>
+        <w:t xml:space="preserve">The UKF showed robustness for </w:t>
+      </w:r>
+      <w:r>
+        <w:rPr>
+          <w:b/>
+          <w:bCs/>
+        </w:rPr>
+        <w:t>[reword]</w:t>
+      </w:r>
+    </w:p>
+    <w:p>
+      <w:pPr>
+        <w:pStyle w:val="ListParagraph"/>
+        <w:numPr>
+          <w:ilvl w:val="0"/>
+          <w:numId w:val="6"/>
+        </w:numPr>
+        <w:jc w:val="both"/>
+      </w:pPr>
+      <w:r>
+        <w:t xml:space="preserve">Initializing with a batch method </w:t>
+      </w:r>
+      <w:r>
+        <w:t>significantly reduced EKF and UKF transient error.</w:t>
+      </w:r>
+    </w:p>
+    <w:p>
+      <w:pPr>
+        <w:ind w:firstLine="720"/>
+        <w:jc w:val="both"/>
+      </w:pPr>
+      <w:r>
+        <w:t xml:space="preserve">Using the hybrid approach, </w:t>
+      </w:r>
+      <w:r>
+        <w:t>both the EKF and UKF showed significant improvements, achieving position RMSE on the scale of [</w:t>
+      </w:r>
+      <w:r>
+        <w:rPr>
+          <w:b/>
+          <w:bCs/>
+        </w:rPr>
+        <w:t>scale</w:t>
+      </w:r>
+      <w:r>
+        <w:t>] and velocity RMSE at m</w:t>
+      </w:r>
+      <w:r>
+        <w:t>eters per second.</w:t>
+      </w:r>
+      <w:r>
+        <w:t xml:space="preserve"> I additionally implemented a Monte Carlo analysis of the GLSDC estimator to evaluate the covariance consistency and repeatability of the GLSDC under randomized measurements.</w:t>
+      </w:r>
+    </w:p>
+    <w:p>
+      <w:pPr>
+        <w:pStyle w:val="Heading2"/>
+        <w:rPr>
+          <w:sz w:val="28"/>
+          <w:szCs w:val="28"/>
+        </w:rPr>
+      </w:pPr>
+      <w:r>
+        <w:rPr>
+          <w:sz w:val="28"/>
+          <w:szCs w:val="28"/>
+        </w:rPr>
+        <w:lastRenderedPageBreak/>
+        <w:t>Figures</w:t>
+      </w:r>
+    </w:p>
+    <w:p>
+      <w:r>
+        <w:rPr>
+          <w:noProof/>
+        </w:rPr>
+        <w:drawing>
+          <wp:inline distT="0" distB="0" distL="0" distR="0" wp14:anchorId="7226DC17" wp14:editId="149245FF">
+            <wp:extent cx="2926080" cy="2174553"/>
+            <wp:effectExtent l="0" t="0" r="7620" b="0"/>
+            <wp:docPr id="985842662" name="Picture 1"/>
+            <wp:cNvGraphicFramePr>
+              <a:graphicFrameLocks xmlns:a="http://schemas.openxmlformats.org/drawingml/2006/main" noChangeAspect="1"/>
+            </wp:cNvGraphicFramePr>
+            <a:graphic xmlns:a="http://schemas.openxmlformats.org/drawingml/2006/main">
+              <a:graphicData uri="http://schemas.openxmlformats.org/drawingml/2006/picture">
+                <pic:pic xmlns:pic="http://schemas.openxmlformats.org/drawingml/2006/picture">
+                  <pic:nvPicPr>
+                    <pic:cNvPr id="0" name="Picture 1"/>
+                    <pic:cNvPicPr>
+                      <a:picLocks noChangeAspect="1" noChangeArrowheads="1"/>
+                    </pic:cNvPicPr>
+                  </pic:nvPicPr>
+                  <pic:blipFill>
+                    <a:blip r:embed="rId6" cstate="print">
+                      <a:extLst>
+                        <a:ext uri="{28A0092B-C50C-407E-A947-70E740481C1C}">
+                          <a14:useLocalDpi xmlns:a14="http://schemas.microsoft.com/office/drawing/2010/main" val="0"/>
+                        </a:ext>
+                      </a:extLst>
+                    </a:blip>
+                    <a:srcRect/>
+                    <a:stretch>
+                      <a:fillRect/>
+                    </a:stretch>
+                  </pic:blipFill>
+                  <pic:spPr bwMode="auto">
+                    <a:xfrm>
+                      <a:off x="0" y="0"/>
+                      <a:ext cx="2926080" cy="2174553"/>
+                    </a:xfrm>
+                    <a:prstGeom prst="rect">
+                      <a:avLst/>
+                    </a:prstGeom>
+                    <a:noFill/>
+                    <a:ln>
+                      <a:noFill/>
+                    </a:ln>
+                  </pic:spPr>
+                </pic:pic>
+              </a:graphicData>
+            </a:graphic>
+          </wp:inline>
+        </w:drawing>
+      </w:r>
+      <w:r>
+        <w:t xml:space="preserve"> </w:t>
+      </w:r>
+      <w:r>
+        <w:rPr>
+          <w:noProof/>
+        </w:rPr>
+        <w:drawing>
+          <wp:inline distT="0" distB="0" distL="0" distR="0" wp14:anchorId="583CC101" wp14:editId="14BF93B5">
+            <wp:extent cx="2926080" cy="1864611"/>
+            <wp:effectExtent l="0" t="0" r="7620" b="2540"/>
+            <wp:docPr id="96674694" name="Picture 2"/>
+            <wp:cNvGraphicFramePr>
+              <a:graphicFrameLocks xmlns:a="http://schemas.openxmlformats.org/drawingml/2006/main" noChangeAspect="1"/>
+            </wp:cNvGraphicFramePr>
+            <a:graphic xmlns:a="http://schemas.openxmlformats.org/drawingml/2006/main">
+              <a:graphicData uri="http://schemas.openxmlformats.org/drawingml/2006/picture">
+                <pic:pic xmlns:pic="http://schemas.openxmlformats.org/drawingml/2006/picture">
+                  <pic:nvPicPr>
+                    <pic:cNvPr id="0" name="Picture 2"/>
+                    <pic:cNvPicPr>
+                      <a:picLocks noChangeAspect="1" noChangeArrowheads="1"/>
+                    </pic:cNvPicPr>
+                  </pic:nvPicPr>
+                  <pic:blipFill>
+                    <a:blip r:embed="rId7" cstate="print">
+                      <a:extLst>
+                        <a:ext uri="{28A0092B-C50C-407E-A947-70E740481C1C}">
+                          <a14:useLocalDpi xmlns:a14="http://schemas.microsoft.com/office/drawing/2010/main" val="0"/>
+                        </a:ext>
+                      </a:extLst>
+                    </a:blip>
+                    <a:srcRect/>
+                    <a:stretch>
+                      <a:fillRect/>
+                    </a:stretch>
+                  </pic:blipFill>
+                  <pic:spPr bwMode="auto">
+                    <a:xfrm>
+                      <a:off x="0" y="0"/>
+                      <a:ext cx="2926080" cy="1864611"/>
+                    </a:xfrm>
+                    <a:prstGeom prst="rect">
+                      <a:avLst/>
+                    </a:prstGeom>
+                    <a:noFill/>
+                    <a:ln>
+                      <a:noFill/>
+                    </a:ln>
+                  </pic:spPr>
+                </pic:pic>
+              </a:graphicData>
+            </a:graphic>
+          </wp:inline>
+        </w:drawing>
+      </w:r>
+    </w:p>
+    <w:p>
+      <w:pPr>
+        <w:pStyle w:val="Heading1"/>
+        <w:rPr>
+          <w:sz w:val="32"/>
+          <w:szCs w:val="32"/>
+        </w:rPr>
+      </w:pPr>
+      <w:r>
+        <w:rPr>
+          <w:sz w:val="32"/>
+          <w:szCs w:val="32"/>
+        </w:rPr>
+        <w:t>My Contributions</w:t>
+      </w:r>
+    </w:p>
+    <w:p>
+      <w:pPr>
+        <w:jc w:val="both"/>
+      </w:pPr>
+      <w:r>
+        <w:tab/>
+        <w:t xml:space="preserve">I independently developed the complete MATLAB simulation and estimation framework including the dynamics and perturbation modeling, measurement generation, state transition matrix propagation, BLS, RLS-FF, GLSDC, EKF, and UKF implementation, Monte Carlo statistical analysis of GLSDC, and trajectory RMSE evaluation. </w:t>
+      </w:r>
+    </w:p>
+    <w:p>
+      <w:pPr>
+        <w:ind w:firstLine="720"/>
+        <w:jc w:val="both"/>
+      </w:pPr>
+      <w:r>
+        <w:t xml:space="preserve">The algorithms were </w:t>
+      </w:r>
+      <w:r>
+        <w:t>implemented</w:t>
+      </w:r>
+      <w:r>
+        <w:t xml:space="preserve"> using </w:t>
+      </w:r>
+      <w:r>
+        <w:rPr>
+          <w:i/>
+          <w:iCs/>
+        </w:rPr>
+        <w:t>Statistical Orbit Determination</w:t>
+      </w:r>
+      <w:r>
+        <w:t xml:space="preserve"> by Tapley, Schutz, and Born.</w:t>
+      </w:r>
+    </w:p>
     <w:sectPr>
       <w:pgSz w:w="12240" w:h="15840"/>
       <w:pgMar w:top="1440" w:right="1440" w:bottom="1440" w:left="1440" w:header="720" w:footer="720" w:gutter="0"/>
@@ -71,6 +1010,345 @@
 <file path=word/numbering.xml><?xml version="1.0" encoding="utf-8"?>
 <w:numbering xmlns:wpc="http://schemas.microsoft.com/office/word/2010/wordprocessingCanvas" xmlns:cx="http://schemas.microsoft.com/office/drawing/2014/chartex" xmlns:cx1="http://schemas.microsoft.com/office/drawing/2015/9/8/chartex" xmlns:cx2="http://schemas.microsoft.com/office/drawing/2015/10/21/chartex" xmlns:cx3="http://schemas.microsoft.com/office/drawing/2016/5/9/chartex" xmlns:cx4="http://schemas.microsoft.com/office/drawing/2016/5/10/chartex" xmlns:cx5="http://schemas.microsoft.com/office/drawing/2016/5/11/chartex" xmlns:cx6="http://schemas.microsoft.com/office/drawing/2016/5/12/chartex" xmlns:cx7="http://schemas.microsoft.com/office/drawing/2016/5/13/chartex" xmlns:cx8="http://schemas.microsoft.com/office/drawing/2016/5/14/chartex" xmlns:mc="http://schemas.openxmlformats.org/markup-compatibility/2006" xmlns:aink="http://schemas.microsoft.com/office/drawing/2016/ink" xmlns:am3d="http://schemas.microsoft.com/office/drawing/2017/model3d" xmlns:o="urn:schemas-microsoft-com:office:office" xmlns:oel="http://schemas.microsoft.com/office/2019/extlst" xmlns:r="http://schemas.openxmlformats.org/officeDocument/2006/relationships" xmlns:m="http://schemas.openxmlformats.org/officeDocument/2006/math" xmlns:v="urn:schemas-microsoft-com:vml" xmlns:wp14="http://schemas.microsoft.com/office/word/2010/wordprocessingDrawing" xmlns:wp="http://schemas.openxmlformats.org/drawingml/2006/wordprocessingDrawing" xmlns:w10="urn:schemas-microsoft-com:office:word" xmlns:w="http://schemas.openxmlformats.org/wordprocessingml/2006/main" xmlns:w14="http://schemas.microsoft.com/office/word/2010/wordml" xmlns:w15="http://schemas.microsoft.com/office/word/2012/wordml" xmlns:w16cex="http://schemas.microsoft.com/office/word/2018/wordml/cex" xmlns:w16cid="http://schemas.microsoft.com/office/word/2016/wordml/cid" xmlns:w16="http://schemas.microsoft.com/office/word/2018/wordml" xmlns:w16du="http://schemas.microsoft.com/office/word/2023/wordml/word16du" xmlns:w16sdtdh="http://schemas.microsoft.com/office/word/2020/wordml/sdtdatahash" xmlns:w16sdtfl="http://schemas.microsoft.com/office/word/2024/wordml/sdtformatlock" xmlns:w16se="http://schemas.microsoft.com/office/word/2015/wordml/symex" xmlns:wpg="http://schemas.microsoft.com/office/word/2010/wordprocessingGroup" xmlns:wpi="http://schemas.microsoft.com/office/word/2010/wordprocessingInk" xmlns:wne="http://schemas.microsoft.com/office/word/2006/wordml" xmlns:wps="http://schemas.microsoft.com/office/word/2010/wordprocessingShape" mc:Ignorable="w14 w15 w16se w16cid w16 w16cex w16sdtdh w16sdtfl w16du wp14">
   <w:abstractNum w:abstractNumId="0" w15:restartNumberingAfterBreak="0">
+    <w:nsid w:val="083220E1"/>
+    <w:multiLevelType w:val="hybridMultilevel"/>
+    <w:tmpl w:val="2C680934"/>
+    <w:lvl w:ilvl="0" w:tplc="04090001">
+      <w:start w:val="1"/>
+      <w:numFmt w:val="bullet"/>
+      <w:lvlText w:val=""/>
+      <w:lvlJc w:val="left"/>
+      <w:pPr>
+        <w:ind w:left="720" w:hanging="360"/>
+      </w:pPr>
+      <w:rPr>
+        <w:rFonts w:ascii="Symbol" w:hAnsi="Symbol" w:hint="default"/>
+      </w:rPr>
+    </w:lvl>
+    <w:lvl w:ilvl="1" w:tplc="04090003" w:tentative="1">
+      <w:start w:val="1"/>
+      <w:numFmt w:val="bullet"/>
+      <w:lvlText w:val="o"/>
+      <w:lvlJc w:val="left"/>
+      <w:pPr>
+        <w:ind w:left="1440" w:hanging="360"/>
+      </w:pPr>
+      <w:rPr>
+        <w:rFonts w:ascii="Courier New" w:hAnsi="Courier New" w:cs="Courier New" w:hint="default"/>
+      </w:rPr>
+    </w:lvl>
+    <w:lvl w:ilvl="2" w:tplc="04090005" w:tentative="1">
+      <w:start w:val="1"/>
+      <w:numFmt w:val="bullet"/>
+      <w:lvlText w:val=""/>
+      <w:lvlJc w:val="left"/>
+      <w:pPr>
+        <w:ind w:left="2160" w:hanging="360"/>
+      </w:pPr>
+      <w:rPr>
+        <w:rFonts w:ascii="Wingdings" w:hAnsi="Wingdings" w:hint="default"/>
+      </w:rPr>
+    </w:lvl>
+    <w:lvl w:ilvl="3" w:tplc="04090001" w:tentative="1">
+      <w:start w:val="1"/>
+      <w:numFmt w:val="bullet"/>
+      <w:lvlText w:val=""/>
+      <w:lvlJc w:val="left"/>
+      <w:pPr>
+        <w:ind w:left="2880" w:hanging="360"/>
+      </w:pPr>
+      <w:rPr>
+        <w:rFonts w:ascii="Symbol" w:hAnsi="Symbol" w:hint="default"/>
+      </w:rPr>
+    </w:lvl>
+    <w:lvl w:ilvl="4" w:tplc="04090003" w:tentative="1">
+      <w:start w:val="1"/>
+      <w:numFmt w:val="bullet"/>
+      <w:lvlText w:val="o"/>
+      <w:lvlJc w:val="left"/>
+      <w:pPr>
+        <w:ind w:left="3600" w:hanging="360"/>
+      </w:pPr>
+      <w:rPr>
+        <w:rFonts w:ascii="Courier New" w:hAnsi="Courier New" w:cs="Courier New" w:hint="default"/>
+      </w:rPr>
+    </w:lvl>
+    <w:lvl w:ilvl="5" w:tplc="04090005" w:tentative="1">
+      <w:start w:val="1"/>
+      <w:numFmt w:val="bullet"/>
+      <w:lvlText w:val=""/>
+      <w:lvlJc w:val="left"/>
+      <w:pPr>
+        <w:ind w:left="4320" w:hanging="360"/>
+      </w:pPr>
+      <w:rPr>
+        <w:rFonts w:ascii="Wingdings" w:hAnsi="Wingdings" w:hint="default"/>
+      </w:rPr>
+    </w:lvl>
+    <w:lvl w:ilvl="6" w:tplc="04090001" w:tentative="1">
+      <w:start w:val="1"/>
+      <w:numFmt w:val="bullet"/>
+      <w:lvlText w:val=""/>
+      <w:lvlJc w:val="left"/>
+      <w:pPr>
+        <w:ind w:left="5040" w:hanging="360"/>
+      </w:pPr>
+      <w:rPr>
+        <w:rFonts w:ascii="Symbol" w:hAnsi="Symbol" w:hint="default"/>
+      </w:rPr>
+    </w:lvl>
+    <w:lvl w:ilvl="7" w:tplc="04090003" w:tentative="1">
+      <w:start w:val="1"/>
+      <w:numFmt w:val="bullet"/>
+      <w:lvlText w:val="o"/>
+      <w:lvlJc w:val="left"/>
+      <w:pPr>
+        <w:ind w:left="5760" w:hanging="360"/>
+      </w:pPr>
+      <w:rPr>
+        <w:rFonts w:ascii="Courier New" w:hAnsi="Courier New" w:cs="Courier New" w:hint="default"/>
+      </w:rPr>
+    </w:lvl>
+    <w:lvl w:ilvl="8" w:tplc="04090005" w:tentative="1">
+      <w:start w:val="1"/>
+      <w:numFmt w:val="bullet"/>
+      <w:lvlText w:val=""/>
+      <w:lvlJc w:val="left"/>
+      <w:pPr>
+        <w:ind w:left="6480" w:hanging="360"/>
+      </w:pPr>
+      <w:rPr>
+        <w:rFonts w:ascii="Wingdings" w:hAnsi="Wingdings" w:hint="default"/>
+      </w:rPr>
+    </w:lvl>
+  </w:abstractNum>
+  <w:abstractNum w:abstractNumId="1" w15:restartNumberingAfterBreak="0">
+    <w:nsid w:val="160F6E65"/>
+    <w:multiLevelType w:val="hybridMultilevel"/>
+    <w:tmpl w:val="F440DA40"/>
+    <w:lvl w:ilvl="0" w:tplc="04090001">
+      <w:start w:val="1"/>
+      <w:numFmt w:val="bullet"/>
+      <w:lvlText w:val=""/>
+      <w:lvlJc w:val="left"/>
+      <w:pPr>
+        <w:ind w:left="720" w:hanging="360"/>
+      </w:pPr>
+      <w:rPr>
+        <w:rFonts w:ascii="Symbol" w:hAnsi="Symbol" w:hint="default"/>
+      </w:rPr>
+    </w:lvl>
+    <w:lvl w:ilvl="1" w:tplc="04090003" w:tentative="1">
+      <w:start w:val="1"/>
+      <w:numFmt w:val="bullet"/>
+      <w:lvlText w:val="o"/>
+      <w:lvlJc w:val="left"/>
+      <w:pPr>
+        <w:ind w:left="1440" w:hanging="360"/>
+      </w:pPr>
+      <w:rPr>
+        <w:rFonts w:ascii="Courier New" w:hAnsi="Courier New" w:cs="Courier New" w:hint="default"/>
+      </w:rPr>
+    </w:lvl>
+    <w:lvl w:ilvl="2" w:tplc="04090005" w:tentative="1">
+      <w:start w:val="1"/>
+      <w:numFmt w:val="bullet"/>
+      <w:lvlText w:val=""/>
+      <w:lvlJc w:val="left"/>
+      <w:pPr>
+        <w:ind w:left="2160" w:hanging="360"/>
+      </w:pPr>
+      <w:rPr>
+        <w:rFonts w:ascii="Wingdings" w:hAnsi="Wingdings" w:hint="default"/>
+      </w:rPr>
+    </w:lvl>
+    <w:lvl w:ilvl="3" w:tplc="04090001" w:tentative="1">
+      <w:start w:val="1"/>
+      <w:numFmt w:val="bullet"/>
+      <w:lvlText w:val=""/>
+      <w:lvlJc w:val="left"/>
+      <w:pPr>
+        <w:ind w:left="2880" w:hanging="360"/>
+      </w:pPr>
+      <w:rPr>
+        <w:rFonts w:ascii="Symbol" w:hAnsi="Symbol" w:hint="default"/>
+      </w:rPr>
+    </w:lvl>
+    <w:lvl w:ilvl="4" w:tplc="04090003" w:tentative="1">
+      <w:start w:val="1"/>
+      <w:numFmt w:val="bullet"/>
+      <w:lvlText w:val="o"/>
+      <w:lvlJc w:val="left"/>
+      <w:pPr>
+        <w:ind w:left="3600" w:hanging="360"/>
+      </w:pPr>
+      <w:rPr>
+        <w:rFonts w:ascii="Courier New" w:hAnsi="Courier New" w:cs="Courier New" w:hint="default"/>
+      </w:rPr>
+    </w:lvl>
+    <w:lvl w:ilvl="5" w:tplc="04090005" w:tentative="1">
+      <w:start w:val="1"/>
+      <w:numFmt w:val="bullet"/>
+      <w:lvlText w:val=""/>
+      <w:lvlJc w:val="left"/>
+      <w:pPr>
+        <w:ind w:left="4320" w:hanging="360"/>
+      </w:pPr>
+      <w:rPr>
+        <w:rFonts w:ascii="Wingdings" w:hAnsi="Wingdings" w:hint="default"/>
+      </w:rPr>
+    </w:lvl>
+    <w:lvl w:ilvl="6" w:tplc="04090001" w:tentative="1">
+      <w:start w:val="1"/>
+      <w:numFmt w:val="bullet"/>
+      <w:lvlText w:val=""/>
+      <w:lvlJc w:val="left"/>
+      <w:pPr>
+        <w:ind w:left="5040" w:hanging="360"/>
+      </w:pPr>
+      <w:rPr>
+        <w:rFonts w:ascii="Symbol" w:hAnsi="Symbol" w:hint="default"/>
+      </w:rPr>
+    </w:lvl>
+    <w:lvl w:ilvl="7" w:tplc="04090003" w:tentative="1">
+      <w:start w:val="1"/>
+      <w:numFmt w:val="bullet"/>
+      <w:lvlText w:val="o"/>
+      <w:lvlJc w:val="left"/>
+      <w:pPr>
+        <w:ind w:left="5760" w:hanging="360"/>
+      </w:pPr>
+      <w:rPr>
+        <w:rFonts w:ascii="Courier New" w:hAnsi="Courier New" w:cs="Courier New" w:hint="default"/>
+      </w:rPr>
+    </w:lvl>
+    <w:lvl w:ilvl="8" w:tplc="04090005" w:tentative="1">
+      <w:start w:val="1"/>
+      <w:numFmt w:val="bullet"/>
+      <w:lvlText w:val=""/>
+      <w:lvlJc w:val="left"/>
+      <w:pPr>
+        <w:ind w:left="6480" w:hanging="360"/>
+      </w:pPr>
+      <w:rPr>
+        <w:rFonts w:ascii="Wingdings" w:hAnsi="Wingdings" w:hint="default"/>
+      </w:rPr>
+    </w:lvl>
+  </w:abstractNum>
+  <w:abstractNum w:abstractNumId="2" w15:restartNumberingAfterBreak="0">
+    <w:nsid w:val="174604F2"/>
+    <w:multiLevelType w:val="hybridMultilevel"/>
+    <w:tmpl w:val="ECA63024"/>
+    <w:lvl w:ilvl="0" w:tplc="04090001">
+      <w:start w:val="1"/>
+      <w:numFmt w:val="bullet"/>
+      <w:lvlText w:val=""/>
+      <w:lvlJc w:val="left"/>
+      <w:pPr>
+        <w:ind w:left="720" w:hanging="360"/>
+      </w:pPr>
+      <w:rPr>
+        <w:rFonts w:ascii="Symbol" w:hAnsi="Symbol" w:hint="default"/>
+      </w:rPr>
+    </w:lvl>
+    <w:lvl w:ilvl="1" w:tplc="04090003" w:tentative="1">
+      <w:start w:val="1"/>
+      <w:numFmt w:val="bullet"/>
+      <w:lvlText w:val="o"/>
+      <w:lvlJc w:val="left"/>
+      <w:pPr>
+        <w:ind w:left="1440" w:hanging="360"/>
+      </w:pPr>
+      <w:rPr>
+        <w:rFonts w:ascii="Courier New" w:hAnsi="Courier New" w:cs="Courier New" w:hint="default"/>
+      </w:rPr>
+    </w:lvl>
+    <w:lvl w:ilvl="2" w:tplc="04090005" w:tentative="1">
+      <w:start w:val="1"/>
+      <w:numFmt w:val="bullet"/>
+      <w:lvlText w:val=""/>
+      <w:lvlJc w:val="left"/>
+      <w:pPr>
+        <w:ind w:left="2160" w:hanging="360"/>
+      </w:pPr>
+      <w:rPr>
+        <w:rFonts w:ascii="Wingdings" w:hAnsi="Wingdings" w:hint="default"/>
+      </w:rPr>
+    </w:lvl>
+    <w:lvl w:ilvl="3" w:tplc="04090001" w:tentative="1">
+      <w:start w:val="1"/>
+      <w:numFmt w:val="bullet"/>
+      <w:lvlText w:val=""/>
+      <w:lvlJc w:val="left"/>
+      <w:pPr>
+        <w:ind w:left="2880" w:hanging="360"/>
+      </w:pPr>
+      <w:rPr>
+        <w:rFonts w:ascii="Symbol" w:hAnsi="Symbol" w:hint="default"/>
+      </w:rPr>
+    </w:lvl>
+    <w:lvl w:ilvl="4" w:tplc="04090003" w:tentative="1">
+      <w:start w:val="1"/>
+      <w:numFmt w:val="bullet"/>
+      <w:lvlText w:val="o"/>
+      <w:lvlJc w:val="left"/>
+      <w:pPr>
+        <w:ind w:left="3600" w:hanging="360"/>
+      </w:pPr>
+      <w:rPr>
+        <w:rFonts w:ascii="Courier New" w:hAnsi="Courier New" w:cs="Courier New" w:hint="default"/>
+      </w:rPr>
+    </w:lvl>
+    <w:lvl w:ilvl="5" w:tplc="04090005" w:tentative="1">
+      <w:start w:val="1"/>
+      <w:numFmt w:val="bullet"/>
+      <w:lvlText w:val=""/>
+      <w:lvlJc w:val="left"/>
+      <w:pPr>
+        <w:ind w:left="4320" w:hanging="360"/>
+      </w:pPr>
+      <w:rPr>
+        <w:rFonts w:ascii="Wingdings" w:hAnsi="Wingdings" w:hint="default"/>
+      </w:rPr>
+    </w:lvl>
+    <w:lvl w:ilvl="6" w:tplc="04090001" w:tentative="1">
+      <w:start w:val="1"/>
+      <w:numFmt w:val="bullet"/>
+      <w:lvlText w:val=""/>
+      <w:lvlJc w:val="left"/>
+      <w:pPr>
+        <w:ind w:left="5040" w:hanging="360"/>
+      </w:pPr>
+      <w:rPr>
+        <w:rFonts w:ascii="Symbol" w:hAnsi="Symbol" w:hint="default"/>
+      </w:rPr>
+    </w:lvl>
+    <w:lvl w:ilvl="7" w:tplc="04090003" w:tentative="1">
+      <w:start w:val="1"/>
+      <w:numFmt w:val="bullet"/>
+      <w:lvlText w:val="o"/>
+      <w:lvlJc w:val="left"/>
+      <w:pPr>
+        <w:ind w:left="5760" w:hanging="360"/>
+      </w:pPr>
+      <w:rPr>
+        <w:rFonts w:ascii="Courier New" w:hAnsi="Courier New" w:cs="Courier New" w:hint="default"/>
+      </w:rPr>
+    </w:lvl>
+    <w:lvl w:ilvl="8" w:tplc="04090005" w:tentative="1">
+      <w:start w:val="1"/>
+      <w:numFmt w:val="bullet"/>
+      <w:lvlText w:val=""/>
+      <w:lvlJc w:val="left"/>
+      <w:pPr>
+        <w:ind w:left="6480" w:hanging="360"/>
+      </w:pPr>
+      <w:rPr>
+        <w:rFonts w:ascii="Wingdings" w:hAnsi="Wingdings" w:hint="default"/>
+      </w:rPr>
+    </w:lvl>
+  </w:abstractNum>
+  <w:abstractNum w:abstractNumId="3" w15:restartNumberingAfterBreak="0">
     <w:nsid w:val="50267A10"/>
     <w:multiLevelType w:val="hybridMultilevel"/>
     <w:tmpl w:val="1A84B0C4"/>
@@ -183,7 +1461,156 @@
       </w:rPr>
     </w:lvl>
   </w:abstractNum>
-  <w:abstractNum w:abstractNumId="1" w15:restartNumberingAfterBreak="0">
+  <w:abstractNum w:abstractNumId="4" w15:restartNumberingAfterBreak="0">
+    <w:nsid w:val="618B5086"/>
+    <w:multiLevelType w:val="multilevel"/>
+    <w:tmpl w:val="F550B442"/>
+    <w:lvl w:ilvl="0">
+      <w:start w:val="1"/>
+      <w:numFmt w:val="bullet"/>
+      <w:lvlText w:val=""/>
+      <w:lvlJc w:val="left"/>
+      <w:pPr>
+        <w:tabs>
+          <w:tab w:val="num" w:pos="720"/>
+        </w:tabs>
+        <w:ind w:left="720" w:hanging="360"/>
+      </w:pPr>
+      <w:rPr>
+        <w:rFonts w:ascii="Symbol" w:hAnsi="Symbol" w:hint="default"/>
+        <w:sz w:val="20"/>
+      </w:rPr>
+    </w:lvl>
+    <w:lvl w:ilvl="1" w:tentative="1">
+      <w:start w:val="1"/>
+      <w:numFmt w:val="bullet"/>
+      <w:lvlText w:val="o"/>
+      <w:lvlJc w:val="left"/>
+      <w:pPr>
+        <w:tabs>
+          <w:tab w:val="num" w:pos="1440"/>
+        </w:tabs>
+        <w:ind w:left="1440" w:hanging="360"/>
+      </w:pPr>
+      <w:rPr>
+        <w:rFonts w:ascii="Courier New" w:hAnsi="Courier New" w:hint="default"/>
+        <w:sz w:val="20"/>
+      </w:rPr>
+    </w:lvl>
+    <w:lvl w:ilvl="2" w:tentative="1">
+      <w:start w:val="1"/>
+      <w:numFmt w:val="bullet"/>
+      <w:lvlText w:val=""/>
+      <w:lvlJc w:val="left"/>
+      <w:pPr>
+        <w:tabs>
+          <w:tab w:val="num" w:pos="2160"/>
+        </w:tabs>
+        <w:ind w:left="2160" w:hanging="360"/>
+      </w:pPr>
+      <w:rPr>
+        <w:rFonts w:ascii="Wingdings" w:hAnsi="Wingdings" w:hint="default"/>
+        <w:sz w:val="20"/>
+      </w:rPr>
+    </w:lvl>
+    <w:lvl w:ilvl="3" w:tentative="1">
+      <w:start w:val="1"/>
+      <w:numFmt w:val="bullet"/>
+      <w:lvlText w:val=""/>
+      <w:lvlJc w:val="left"/>
+      <w:pPr>
+        <w:tabs>
+          <w:tab w:val="num" w:pos="2880"/>
+        </w:tabs>
+        <w:ind w:left="2880" w:hanging="360"/>
+      </w:pPr>
+      <w:rPr>
+        <w:rFonts w:ascii="Wingdings" w:hAnsi="Wingdings" w:hint="default"/>
+        <w:sz w:val="20"/>
+      </w:rPr>
+    </w:lvl>
+    <w:lvl w:ilvl="4" w:tentative="1">
+      <w:start w:val="1"/>
+      <w:numFmt w:val="bullet"/>
+      <w:lvlText w:val=""/>
+      <w:lvlJc w:val="left"/>
+      <w:pPr>
+        <w:tabs>
+          <w:tab w:val="num" w:pos="3600"/>
+        </w:tabs>
+        <w:ind w:left="3600" w:hanging="360"/>
+      </w:pPr>
+      <w:rPr>
+        <w:rFonts w:ascii="Wingdings" w:hAnsi="Wingdings" w:hint="default"/>
+        <w:sz w:val="20"/>
+      </w:rPr>
+    </w:lvl>
+    <w:lvl w:ilvl="5" w:tentative="1">
+      <w:start w:val="1"/>
+      <w:numFmt w:val="bullet"/>
+      <w:lvlText w:val=""/>
+      <w:lvlJc w:val="left"/>
+      <w:pPr>
+        <w:tabs>
+          <w:tab w:val="num" w:pos="4320"/>
+        </w:tabs>
+        <w:ind w:left="4320" w:hanging="360"/>
+      </w:pPr>
+      <w:rPr>
+        <w:rFonts w:ascii="Wingdings" w:hAnsi="Wingdings" w:hint="default"/>
+        <w:sz w:val="20"/>
+      </w:rPr>
+    </w:lvl>
+    <w:lvl w:ilvl="6" w:tentative="1">
+      <w:start w:val="1"/>
+      <w:numFmt w:val="bullet"/>
+      <w:lvlText w:val=""/>
+      <w:lvlJc w:val="left"/>
+      <w:pPr>
+        <w:tabs>
+          <w:tab w:val="num" w:pos="5040"/>
+        </w:tabs>
+        <w:ind w:left="5040" w:hanging="360"/>
+      </w:pPr>
+      <w:rPr>
+        <w:rFonts w:ascii="Wingdings" w:hAnsi="Wingdings" w:hint="default"/>
+        <w:sz w:val="20"/>
+      </w:rPr>
+    </w:lvl>
+    <w:lvl w:ilvl="7" w:tentative="1">
+      <w:start w:val="1"/>
+      <w:numFmt w:val="bullet"/>
+      <w:lvlText w:val=""/>
+      <w:lvlJc w:val="left"/>
+      <w:pPr>
+        <w:tabs>
+          <w:tab w:val="num" w:pos="5760"/>
+        </w:tabs>
+        <w:ind w:left="5760" w:hanging="360"/>
+      </w:pPr>
+      <w:rPr>
+        <w:rFonts w:ascii="Wingdings" w:hAnsi="Wingdings" w:hint="default"/>
+        <w:sz w:val="20"/>
+      </w:rPr>
+    </w:lvl>
+    <w:lvl w:ilvl="8" w:tentative="1">
+      <w:start w:val="1"/>
+      <w:numFmt w:val="bullet"/>
+      <w:lvlText w:val=""/>
+      <w:lvlJc w:val="left"/>
+      <w:pPr>
+        <w:tabs>
+          <w:tab w:val="num" w:pos="6480"/>
+        </w:tabs>
+        <w:ind w:left="6480" w:hanging="360"/>
+      </w:pPr>
+      <w:rPr>
+        <w:rFonts w:ascii="Wingdings" w:hAnsi="Wingdings" w:hint="default"/>
+        <w:sz w:val="20"/>
+      </w:rPr>
+    </w:lvl>
+  </w:abstractNum>
+  <w:abstractNum w:abstractNumId="5" w15:restartNumberingAfterBreak="0">
     <w:nsid w:val="71896380"/>
     <w:multiLevelType w:val="hybridMultilevel"/>
     <w:tmpl w:val="C23E4F5A"/>
@@ -297,9 +1724,21 @@
     </w:lvl>
   </w:abstractNum>
   <w:num w:numId="1" w16cid:durableId="1787118822">
+    <w:abstractNumId w:val="5"/>
+  </w:num>
+  <w:num w:numId="2" w16cid:durableId="1695887394">
+    <w:abstractNumId w:val="3"/>
+  </w:num>
+  <w:num w:numId="3" w16cid:durableId="1889605396">
     <w:abstractNumId w:val="1"/>
   </w:num>
-  <w:num w:numId="2" w16cid:durableId="1695887394">
+  <w:num w:numId="4" w16cid:durableId="1188446102">
+    <w:abstractNumId w:val="2"/>
+  </w:num>
+  <w:num w:numId="5" w16cid:durableId="1921139588">
+    <w:abstractNumId w:val="4"/>
+  </w:num>
+  <w:num w:numId="6" w16cid:durableId="542714982">
     <w:abstractNumId w:val="0"/>
   </w:num>
 </w:numbering>
@@ -733,7 +2172,6 @@
     <w:next w:val="Normal"/>
     <w:link w:val="Heading2Char"/>
     <w:uiPriority w:val="9"/>
-    <w:semiHidden/>
     <w:unhideWhenUsed/>
     <w:qFormat/>
     <w:rsid w:val="00E01C52"/>
@@ -908,6 +2346,7 @@
   <w:style w:type="character" w:default="1" w:styleId="DefaultParagraphFont">
     <w:name w:val="Default Paragraph Font"/>
     <w:uiPriority w:val="1"/>
+    <w:semiHidden/>
     <w:unhideWhenUsed/>
   </w:style>
   <w:style w:type="table" w:default="1" w:styleId="TableNormal">
@@ -949,7 +2388,6 @@
     <w:basedOn w:val="DefaultParagraphFont"/>
     <w:link w:val="Heading2"/>
     <w:uiPriority w:val="9"/>
-    <w:semiHidden/>
     <w:rsid w:val="00E01C52"/>
     <w:rPr>
       <w:rFonts w:asciiTheme="majorHAnsi" w:eastAsiaTheme="majorEastAsia" w:hAnsiTheme="majorHAnsi" w:cstheme="majorBidi"/>
@@ -1388,6 +2826,110 @@
       <w:sz w:val="18"/>
       <w:szCs w:val="18"/>
     </w:rPr>
+  </w:style>
+  <w:style w:type="paragraph" w:styleId="NormalWeb">
+    <w:name w:val="Normal (Web)"/>
+    <w:basedOn w:val="Normal"/>
+    <w:uiPriority w:val="99"/>
+    <w:semiHidden/>
+    <w:unhideWhenUsed/>
+    <w:rsid w:val="00005486"/>
+    <w:rPr>
+      <w:rFonts w:ascii="Times New Roman" w:hAnsi="Times New Roman" w:cs="Times New Roman"/>
+    </w:rPr>
+  </w:style>
+  <w:style w:type="table" w:styleId="PlainTable3">
+    <w:name w:val="Plain Table 3"/>
+    <w:basedOn w:val="TableNormal"/>
+    <w:uiPriority w:val="43"/>
+    <w:rsid w:val="00C33313"/>
+    <w:pPr>
+      <w:spacing w:after="0" w:line="240" w:lineRule="auto"/>
+    </w:pPr>
+    <w:tblPr>
+      <w:tblStyleRowBandSize w:val="1"/>
+      <w:tblStyleColBandSize w:val="1"/>
+    </w:tblPr>
+    <w:tblStylePr w:type="firstRow">
+      <w:rPr>
+        <w:b/>
+        <w:bCs/>
+        <w:caps/>
+      </w:rPr>
+      <w:tblPr/>
+      <w:tcPr>
+        <w:tcBorders>
+          <w:bottom w:val="single" w:sz="4" w:space="0" w:color="7F7F7F" w:themeColor="text1" w:themeTint="80"/>
+        </w:tcBorders>
+      </w:tcPr>
+    </w:tblStylePr>
+    <w:tblStylePr w:type="lastRow">
+      <w:rPr>
+        <w:b/>
+        <w:bCs/>
+        <w:caps/>
+      </w:rPr>
+      <w:tblPr/>
+      <w:tcPr>
+        <w:tcBorders>
+          <w:top w:val="nil"/>
+        </w:tcBorders>
+      </w:tcPr>
+    </w:tblStylePr>
+    <w:tblStylePr w:type="firstCol">
+      <w:rPr>
+        <w:b/>
+        <w:bCs/>
+        <w:caps/>
+      </w:rPr>
+      <w:tblPr/>
+      <w:tcPr>
+        <w:tcBorders>
+          <w:right w:val="single" w:sz="4" w:space="0" w:color="7F7F7F" w:themeColor="text1" w:themeTint="80"/>
+        </w:tcBorders>
+      </w:tcPr>
+    </w:tblStylePr>
+    <w:tblStylePr w:type="lastCol">
+      <w:rPr>
+        <w:b/>
+        <w:bCs/>
+        <w:caps/>
+      </w:rPr>
+      <w:tblPr/>
+      <w:tcPr>
+        <w:tcBorders>
+          <w:left w:val="nil"/>
+        </w:tcBorders>
+      </w:tcPr>
+    </w:tblStylePr>
+    <w:tblStylePr w:type="band1Vert">
+      <w:tblPr/>
+      <w:tcPr>
+        <w:shd w:val="clear" w:color="auto" w:fill="F2F2F2" w:themeFill="background1" w:themeFillShade="F2"/>
+      </w:tcPr>
+    </w:tblStylePr>
+    <w:tblStylePr w:type="band1Horz">
+      <w:tblPr/>
+      <w:tcPr>
+        <w:shd w:val="clear" w:color="auto" w:fill="F2F2F2" w:themeFill="background1" w:themeFillShade="F2"/>
+      </w:tcPr>
+    </w:tblStylePr>
+    <w:tblStylePr w:type="neCell">
+      <w:tblPr/>
+      <w:tcPr>
+        <w:tcBorders>
+          <w:left w:val="nil"/>
+        </w:tcBorders>
+      </w:tcPr>
+    </w:tblStylePr>
+    <w:tblStylePr w:type="nwCell">
+      <w:tblPr/>
+      <w:tcPr>
+        <w:tcBorders>
+          <w:right w:val="nil"/>
+        </w:tcBorders>
+      </w:tcPr>
+    </w:tblStylePr>
   </w:style>
 </w:styles>
 </file>

--- a/Something something estimation.docx
+++ b/Something something estimation.docx
@@ -722,6 +722,9 @@
       <w:r>
         <w:t>BLS and GLSDC failed under poor initialization for long observation arcs</w:t>
       </w:r>
+      <w:r>
+        <w:t>.</w:t>
+      </w:r>
     </w:p>
     <w:p>
       <w:pPr>
@@ -765,14 +768,31 @@
         <w:jc w:val="both"/>
       </w:pPr>
       <w:r>
-        <w:t xml:space="preserve">The UKF showed robustness for </w:t>
-      </w:r>
-      <w:r>
-        <w:rPr>
-          <w:b/>
-          <w:bCs/>
-        </w:rPr>
-        <w:t>[reword]</w:t>
+        <w:t xml:space="preserve">The UKF showed </w:t>
+      </w:r>
+      <w:r>
+        <w:t xml:space="preserve">robustness for the poor initial guess, while the EKF struggled </w:t>
+      </w:r>
+      <w:r>
+        <w:t xml:space="preserve">when initial guesses could be beyond </w:t>
+      </w:r>
+      <w:r>
+        <w:t xml:space="preserve">the </w:t>
+      </w:r>
+      <w:r>
+        <w:t>valid</w:t>
+      </w:r>
+      <w:r>
+        <w:t>ity of</w:t>
+      </w:r>
+      <w:r>
+        <w:t xml:space="preserve"> </w:t>
+      </w:r>
+      <w:r>
+        <w:t>linearization</w:t>
+      </w:r>
+      <w:r>
+        <w:t>.</w:t>
       </w:r>
     </w:p>
     <w:p>
@@ -785,10 +805,29 @@
         <w:jc w:val="both"/>
       </w:pPr>
       <w:r>
+        <w:t>For the moderately nonlinear dynamics, the EKF and UKF converged to roughly the same behavior after transient responses.</w:t>
+      </w:r>
+    </w:p>
+    <w:p>
+      <w:pPr>
+        <w:pStyle w:val="ListParagraph"/>
+        <w:numPr>
+          <w:ilvl w:val="0"/>
+          <w:numId w:val="6"/>
+        </w:numPr>
+        <w:jc w:val="both"/>
+      </w:pPr>
+      <w:r>
         <w:t xml:space="preserve">Initializing with a batch method </w:t>
       </w:r>
       <w:r>
-        <w:t>significantly reduced EKF and UKF transient error.</w:t>
+        <w:t xml:space="preserve">significantly reduced EKF and UKF </w:t>
+      </w:r>
+      <w:r>
+        <w:t>RMSE</w:t>
+      </w:r>
+      <w:r>
+        <w:t xml:space="preserve"> error.</w:t>
       </w:r>
     </w:p>
     <w:p>
@@ -800,17 +839,13 @@
         <w:t xml:space="preserve">Using the hybrid approach, </w:t>
       </w:r>
       <w:r>
-        <w:t>both the EKF and UKF showed significant improvements, achieving position RMSE on the scale of [</w:t>
-      </w:r>
-      <w:r>
-        <w:rPr>
-          <w:b/>
-          <w:bCs/>
-        </w:rPr>
-        <w:t>scale</w:t>
-      </w:r>
-      <w:r>
-        <w:t>] and velocity RMSE at m</w:t>
+        <w:t xml:space="preserve">both the EKF and UKF showed significant improvements, achieving position RMSE on the scale of </w:t>
+      </w:r>
+      <w:r>
+        <w:t xml:space="preserve">tens of meters </w:t>
+      </w:r>
+      <w:r>
+        <w:t>and velocity RMSE at m</w:t>
       </w:r>
       <w:r>
         <w:t>eters per second.</w:t>
@@ -832,20 +867,21 @@
           <w:sz w:val="28"/>
           <w:szCs w:val="28"/>
         </w:rPr>
+        <w:t>Figures</w:t>
+      </w:r>
+    </w:p>
+    <w:p/>
+    <w:p>
+      <w:r>
+        <w:rPr>
+          <w:noProof/>
+        </w:rPr>
         <w:lastRenderedPageBreak/>
-        <w:t>Figures</w:t>
-      </w:r>
-    </w:p>
-    <w:p>
-      <w:r>
-        <w:rPr>
-          <w:noProof/>
-        </w:rPr>
         <w:drawing>
-          <wp:inline distT="0" distB="0" distL="0" distR="0" wp14:anchorId="7226DC17" wp14:editId="149245FF">
-            <wp:extent cx="2926080" cy="2174553"/>
-            <wp:effectExtent l="0" t="0" r="7620" b="0"/>
-            <wp:docPr id="985842662" name="Picture 1"/>
+          <wp:inline distT="0" distB="0" distL="0" distR="0" wp14:anchorId="4B343459" wp14:editId="32A537A9">
+            <wp:extent cx="2926080" cy="1864612"/>
+            <wp:effectExtent l="0" t="0" r="7620" b="2540"/>
+            <wp:docPr id="937389183" name="Picture 1"/>
             <wp:cNvGraphicFramePr>
               <a:graphicFrameLocks xmlns:a="http://schemas.openxmlformats.org/drawingml/2006/main" noChangeAspect="1"/>
             </wp:cNvGraphicFramePr>
@@ -874,7 +910,7 @@
                   <pic:spPr bwMode="auto">
                     <a:xfrm>
                       <a:off x="0" y="0"/>
-                      <a:ext cx="2926080" cy="2174553"/>
+                      <a:ext cx="2926080" cy="1864612"/>
                     </a:xfrm>
                     <a:prstGeom prst="rect">
                       <a:avLst/>
@@ -898,10 +934,10 @@
           <w:noProof/>
         </w:rPr>
         <w:drawing>
-          <wp:inline distT="0" distB="0" distL="0" distR="0" wp14:anchorId="583CC101" wp14:editId="14BF93B5">
-            <wp:extent cx="2926080" cy="1864611"/>
-            <wp:effectExtent l="0" t="0" r="7620" b="2540"/>
-            <wp:docPr id="96674694" name="Picture 2"/>
+          <wp:inline distT="0" distB="0" distL="0" distR="0" wp14:anchorId="7226DC17" wp14:editId="149245FF">
+            <wp:extent cx="2926080" cy="2174553"/>
+            <wp:effectExtent l="0" t="0" r="7620" b="0"/>
+            <wp:docPr id="985842662" name="Picture 1"/>
             <wp:cNvGraphicFramePr>
               <a:graphicFrameLocks xmlns:a="http://schemas.openxmlformats.org/drawingml/2006/main" noChangeAspect="1"/>
             </wp:cNvGraphicFramePr>
@@ -909,7 +945,7 @@
               <a:graphicData uri="http://schemas.openxmlformats.org/drawingml/2006/picture">
                 <pic:pic xmlns:pic="http://schemas.openxmlformats.org/drawingml/2006/picture">
                   <pic:nvPicPr>
-                    <pic:cNvPr id="0" name="Picture 2"/>
+                    <pic:cNvPr id="0" name="Picture 1"/>
                     <pic:cNvPicPr>
                       <a:picLocks noChangeAspect="1" noChangeArrowheads="1"/>
                     </pic:cNvPicPr>
@@ -930,7 +966,7 @@
                   <pic:spPr bwMode="auto">
                     <a:xfrm>
                       <a:off x="0" y="0"/>
-                      <a:ext cx="2926080" cy="1864611"/>
+                      <a:ext cx="2926080" cy="2174553"/>
                     </a:xfrm>
                     <a:prstGeom prst="rect">
                       <a:avLst/>
